--- a/Noven/Laporan/SKRIPSI.docx
+++ b/Noven/Laporan/SKRIPSI.docx
@@ -8636,18 +8636,49 @@
         <w:jc w:val="center"/>
         <w:rPr>
           <w:rFonts w:ascii="Times New Roman" w:hAnsi="Times New Roman" w:cs="Times New Roman"/>
+          <w:noProof/>
+        </w:rPr>
+      </w:pPr>
+      <w:r>
+        <w:rPr>
+          <w:rFonts w:ascii="Times New Roman" w:hAnsi="Times New Roman" w:cs="Times New Roman"/>
           <w:b/>
           <w:bCs/>
         </w:rPr>
-      </w:pPr>
+        <w:lastRenderedPageBreak/>
+        <w:t>DAFTAR GAMBA</w:t>
+      </w:r>
       <w:r>
         <w:rPr>
           <w:rFonts w:ascii="Times New Roman" w:hAnsi="Times New Roman" w:cs="Times New Roman"/>
           <w:b/>
           <w:bCs/>
         </w:rPr>
-        <w:lastRenderedPageBreak/>
-        <w:t>DAFTAR GAMBAR</w:t>
+        <w:t>R</w:t>
+      </w:r>
+      <w:r>
+        <w:rPr>
+          <w:rFonts w:ascii="Times New Roman" w:hAnsi="Times New Roman" w:cs="Times New Roman"/>
+          <w:b/>
+          <w:bCs/>
+        </w:rPr>
+        <w:fldChar w:fldCharType="begin"/>
+      </w:r>
+      <w:r>
+        <w:rPr>
+          <w:rFonts w:ascii="Times New Roman" w:hAnsi="Times New Roman" w:cs="Times New Roman"/>
+          <w:b/>
+          <w:bCs/>
+        </w:rPr>
+        <w:instrText xml:space="preserve"> TOC \h \z \c "Gambar 2." </w:instrText>
+      </w:r>
+      <w:r>
+        <w:rPr>
+          <w:rFonts w:ascii="Times New Roman" w:hAnsi="Times New Roman" w:cs="Times New Roman"/>
+          <w:b/>
+          <w:bCs/>
+        </w:rPr>
+        <w:fldChar w:fldCharType="separate"/>
       </w:r>
     </w:p>
     <w:p>
@@ -8663,31 +8694,7 @@
           <w:lang w:eastAsia="en-ID"/>
         </w:rPr>
       </w:pPr>
-      <w:r>
-        <w:rPr>
-          <w:rFonts w:ascii="Times New Roman" w:hAnsi="Times New Roman" w:cs="Times New Roman"/>
-          <w:b/>
-          <w:bCs/>
-        </w:rPr>
-        <w:fldChar w:fldCharType="begin"/>
-      </w:r>
-      <w:r>
-        <w:rPr>
-          <w:rFonts w:ascii="Times New Roman" w:hAnsi="Times New Roman" w:cs="Times New Roman"/>
-          <w:b/>
-          <w:bCs/>
-        </w:rPr>
-        <w:instrText xml:space="preserve"> TOC \h \z \c "Gambar 2." </w:instrText>
-      </w:r>
-      <w:r>
-        <w:rPr>
-          <w:rFonts w:ascii="Times New Roman" w:hAnsi="Times New Roman" w:cs="Times New Roman"/>
-          <w:b/>
-          <w:bCs/>
-        </w:rPr>
-        <w:fldChar w:fldCharType="separate"/>
-      </w:r>
-      <w:hyperlink w:anchor="_Toc233109017" w:history="1">
+      <w:hyperlink w:anchor="_Toc233118077" w:history="1">
         <w:r>
           <w:rPr>
             <w:rStyle w:val="Hyperlink"/>
@@ -8718,7 +8725,7 @@
             <w:noProof/>
             <w:webHidden/>
           </w:rPr>
-          <w:instrText xml:space="preserve"> PAGEREF _Toc233109017 \h </w:instrText>
+          <w:instrText xml:space="preserve"> PAGEREF _Toc233118077 \h </w:instrText>
         </w:r>
         <w:r>
           <w:rPr>
@@ -8741,7 +8748,7 @@
             <w:noProof/>
             <w:webHidden/>
           </w:rPr>
-          <w:t>21</w:t>
+          <w:t>22</w:t>
         </w:r>
         <w:r>
           <w:rPr>
@@ -8766,7 +8773,7 @@
           <w:lang w:eastAsia="en-ID"/>
         </w:rPr>
       </w:pPr>
-      <w:hyperlink w:anchor="_Toc233109018" w:history="1">
+      <w:hyperlink w:anchor="_Toc233118078" w:history="1">
         <w:r>
           <w:rPr>
             <w:rStyle w:val="Hyperlink"/>
@@ -8797,7 +8804,7 @@
             <w:noProof/>
             <w:webHidden/>
           </w:rPr>
-          <w:instrText xml:space="preserve"> PAGEREF _Toc233109018 \h </w:instrText>
+          <w:instrText xml:space="preserve"> PAGEREF _Toc233118078 \h </w:instrText>
         </w:r>
         <w:r>
           <w:rPr>
@@ -8820,7 +8827,7 @@
             <w:noProof/>
             <w:webHidden/>
           </w:rPr>
-          <w:t>25</w:t>
+          <w:t>26</w:t>
         </w:r>
         <w:r>
           <w:rPr>
@@ -8834,66 +8841,25 @@
     </w:p>
     <w:p>
       <w:pPr>
-        <w:spacing w:line="360" w:lineRule="auto"/>
-        <w:ind w:right="-46"/>
-        <w:rPr>
-          <w:rFonts w:ascii="Times New Roman" w:hAnsi="Times New Roman" w:cs="Times New Roman"/>
-          <w:noProof/>
-        </w:rPr>
-      </w:pPr>
-      <w:r>
-        <w:rPr>
-          <w:rFonts w:ascii="Times New Roman" w:hAnsi="Times New Roman" w:cs="Times New Roman"/>
-          <w:b/>
-          <w:bCs/>
-        </w:rPr>
-        <w:fldChar w:fldCharType="end"/>
-      </w:r>
-      <w:r>
-        <w:rPr>
-          <w:rFonts w:ascii="Times New Roman" w:hAnsi="Times New Roman" w:cs="Times New Roman"/>
-          <w:b/>
-          <w:bCs/>
-        </w:rPr>
-        <w:fldChar w:fldCharType="begin"/>
-      </w:r>
-      <w:r>
-        <w:rPr>
-          <w:rFonts w:ascii="Times New Roman" w:hAnsi="Times New Roman" w:cs="Times New Roman"/>
-          <w:b/>
-          <w:bCs/>
-        </w:rPr>
-        <w:instrText xml:space="preserve"> TOC \h \z \c "Gambar 3." </w:instrText>
-      </w:r>
-      <w:r>
-        <w:rPr>
-          <w:rFonts w:ascii="Times New Roman" w:hAnsi="Times New Roman" w:cs="Times New Roman"/>
-          <w:b/>
-          <w:bCs/>
-        </w:rPr>
-        <w:fldChar w:fldCharType="separate"/>
-      </w:r>
-    </w:p>
-    <w:p>
-      <w:pPr>
         <w:pStyle w:val="TableofFigures"/>
         <w:tabs>
           <w:tab w:val="right" w:leader="dot" w:pos="9016"/>
         </w:tabs>
+        <w:spacing w:line="360" w:lineRule="auto"/>
         <w:rPr>
           <w:rFonts w:ascii="Times New Roman" w:eastAsiaTheme="minorEastAsia" w:hAnsi="Times New Roman" w:cs="Times New Roman"/>
           <w:noProof/>
           <w:lang w:eastAsia="en-ID"/>
         </w:rPr>
       </w:pPr>
-      <w:hyperlink w:anchor="_Toc233109560" w:history="1">
+      <w:hyperlink w:anchor="_Toc233118079" w:history="1">
         <w:r>
           <w:rPr>
             <w:rStyle w:val="Hyperlink"/>
             <w:rFonts w:ascii="Times New Roman" w:hAnsi="Times New Roman" w:cs="Times New Roman"/>
             <w:noProof/>
           </w:rPr>
-          <w:t>Gambar 3.1 Gambaran Kerangkan Kerja Penelitian</w:t>
+          <w:t>Gambar 2. 3 Komponen Studi Preseden</w:t>
         </w:r>
         <w:r>
           <w:rPr>
@@ -8917,7 +8883,7 @@
             <w:noProof/>
             <w:webHidden/>
           </w:rPr>
-          <w:instrText xml:space="preserve"> PAGEREF _Toc233109560 \h </w:instrText>
+          <w:instrText xml:space="preserve"> PAGEREF _Toc233118079 \h </w:instrText>
         </w:r>
         <w:r>
           <w:rPr>
@@ -8956,9 +8922,9 @@
       <w:pPr>
         <w:spacing w:line="360" w:lineRule="auto"/>
         <w:ind w:right="-46"/>
-        <w:jc w:val="center"/>
-        <w:rPr>
-          <w:rFonts w:ascii="Times New Roman" w:hAnsi="Times New Roman" w:cs="Times New Roman"/>
+        <w:rPr>
+          <w:rFonts w:ascii="Times New Roman" w:hAnsi="Times New Roman" w:cs="Times New Roman"/>
+          <w:noProof/>
         </w:rPr>
       </w:pPr>
       <w:r>
@@ -8969,6 +8935,109 @@
         </w:rPr>
         <w:fldChar w:fldCharType="end"/>
       </w:r>
+      <w:r>
+        <w:rPr>
+          <w:rFonts w:ascii="Times New Roman" w:hAnsi="Times New Roman" w:cs="Times New Roman"/>
+          <w:b/>
+          <w:bCs/>
+        </w:rPr>
+        <w:fldChar w:fldCharType="begin"/>
+      </w:r>
+      <w:r>
+        <w:rPr>
+          <w:rFonts w:ascii="Times New Roman" w:hAnsi="Times New Roman" w:cs="Times New Roman"/>
+          <w:b/>
+          <w:bCs/>
+        </w:rPr>
+        <w:instrText xml:space="preserve"> TOC \h \z \c "Gambar 3." </w:instrText>
+      </w:r>
+      <w:r>
+        <w:rPr>
+          <w:rFonts w:ascii="Times New Roman" w:hAnsi="Times New Roman" w:cs="Times New Roman"/>
+          <w:b/>
+          <w:bCs/>
+        </w:rPr>
+        <w:fldChar w:fldCharType="separate"/>
+      </w:r>
+    </w:p>
+    <w:p>
+      <w:pPr>
+        <w:pStyle w:val="TableofFigures"/>
+        <w:tabs>
+          <w:tab w:val="right" w:leader="dot" w:pos="9016"/>
+        </w:tabs>
+        <w:spacing w:line="360" w:lineRule="auto"/>
+        <w:rPr>
+          <w:rFonts w:ascii="Times New Roman" w:eastAsiaTheme="minorEastAsia" w:hAnsi="Times New Roman" w:cs="Times New Roman"/>
+          <w:noProof/>
+          <w:lang w:eastAsia="en-ID"/>
+        </w:rPr>
+      </w:pPr>
+      <w:hyperlink w:anchor="_Toc233118085" w:history="1">
+        <w:r>
+          <w:rPr>
+            <w:rStyle w:val="Hyperlink"/>
+            <w:rFonts w:ascii="Times New Roman" w:hAnsi="Times New Roman" w:cs="Times New Roman"/>
+            <w:noProof/>
+          </w:rPr>
+          <w:t>Gambar 3.1 Gambaran Kerangkan Kerja Penelitian</w:t>
+        </w:r>
+        <w:r>
+          <w:rPr>
+            <w:rFonts w:ascii="Times New Roman" w:hAnsi="Times New Roman" w:cs="Times New Roman"/>
+            <w:noProof/>
+            <w:webHidden/>
+          </w:rPr>
+          <w:tab/>
+        </w:r>
+        <w:r>
+          <w:rPr>
+            <w:rFonts w:ascii="Times New Roman" w:hAnsi="Times New Roman" w:cs="Times New Roman"/>
+            <w:noProof/>
+            <w:webHidden/>
+          </w:rPr>
+          <w:fldChar w:fldCharType="begin"/>
+        </w:r>
+        <w:r>
+          <w:rPr>
+            <w:rFonts w:ascii="Times New Roman" w:hAnsi="Times New Roman" w:cs="Times New Roman"/>
+            <w:noProof/>
+            <w:webHidden/>
+          </w:rPr>
+          <w:instrText xml:space="preserve"> PAGEREF _Toc233118085 \h </w:instrText>
+        </w:r>
+        <w:r>
+          <w:rPr>
+            <w:rFonts w:ascii="Times New Roman" w:hAnsi="Times New Roman" w:cs="Times New Roman"/>
+            <w:noProof/>
+            <w:webHidden/>
+          </w:rPr>
+        </w:r>
+        <w:r>
+          <w:rPr>
+            <w:rFonts w:ascii="Times New Roman" w:hAnsi="Times New Roman" w:cs="Times New Roman"/>
+            <w:noProof/>
+            <w:webHidden/>
+          </w:rPr>
+          <w:fldChar w:fldCharType="separate"/>
+        </w:r>
+        <w:r>
+          <w:rPr>
+            <w:rFonts w:ascii="Times New Roman" w:hAnsi="Times New Roman" w:cs="Times New Roman"/>
+            <w:noProof/>
+            <w:webHidden/>
+          </w:rPr>
+          <w:t>32</w:t>
+        </w:r>
+        <w:r>
+          <w:rPr>
+            <w:rFonts w:ascii="Times New Roman" w:hAnsi="Times New Roman" w:cs="Times New Roman"/>
+            <w:noProof/>
+            <w:webHidden/>
+          </w:rPr>
+          <w:fldChar w:fldCharType="end"/>
+        </w:r>
+      </w:hyperlink>
     </w:p>
     <w:p>
       <w:pPr>
@@ -8977,10 +9046,16 @@
         <w:jc w:val="center"/>
         <w:rPr>
           <w:rFonts w:ascii="Times New Roman" w:hAnsi="Times New Roman" w:cs="Times New Roman"/>
+        </w:rPr>
+      </w:pPr>
+      <w:r>
+        <w:rPr>
+          <w:rFonts w:ascii="Times New Roman" w:hAnsi="Times New Roman" w:cs="Times New Roman"/>
           <w:b/>
           <w:bCs/>
         </w:rPr>
-      </w:pPr>
+        <w:fldChar w:fldCharType="end"/>
+      </w:r>
     </w:p>
     <w:p>
       <w:pPr>
@@ -10576,7 +10651,7 @@
             <w:rFonts w:ascii="Times New Roman" w:hAnsi="Times New Roman" w:cs="Times New Roman"/>
             <w:color w:val="000000"/>
           </w:rPr>
-          <w:tag w:val="MENDELEY_CITATION_v3_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"/>
+          <w:tag w:val="MENDELEY_CITATION_v3_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"/>
           <w:id w:val="1508168473"/>
           <w:placeholder>
             <w:docPart w:val="DefaultPlaceholder_-1854013440"/>
@@ -10610,7 +10685,7 @@
             <w:rFonts w:ascii="Times New Roman" w:hAnsi="Times New Roman" w:cs="Times New Roman"/>
             <w:color w:val="000000"/>
           </w:rPr>
-          <w:tag w:val="MENDELEY_CITATION_v3_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"/>
+          <w:tag w:val="MENDELEY_CITATION_v3_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"/>
           <w:id w:val="564692417"/>
           <w:placeholder>
             <w:docPart w:val="DefaultPlaceholder_-1854013440"/>
@@ -11056,7 +11131,7 @@
             <w:rFonts w:ascii="Times New Roman" w:eastAsia="Times New Roman" w:hAnsi="Times New Roman" w:cs="Times New Roman"/>
             <w:color w:val="000000"/>
           </w:rPr>
-          <w:tag w:val="MENDELEY_CITATION_v3_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"/>
+          <w:tag w:val="MENDELEY_CITATION_v3_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"/>
           <w:id w:val="1790712506"/>
           <w:placeholder>
             <w:docPart w:val="DefaultPlaceholder_-1854013440"/>
@@ -11785,6 +11860,12 @@
     <w:p>
       <w:pPr>
         <w:pStyle w:val="NormalWeb"/>
+        <w:spacing w:line="360" w:lineRule="auto"/>
+      </w:pPr>
+    </w:p>
+    <w:p>
+      <w:pPr>
+        <w:pStyle w:val="NormalWeb"/>
         <w:numPr>
           <w:ilvl w:val="0"/>
           <w:numId w:val="15"/>
@@ -11793,6 +11874,7 @@
         <w:ind w:left="284"/>
       </w:pPr>
       <w:r>
+        <w:lastRenderedPageBreak/>
         <w:t>Ruang Lingkup Spasial</w:t>
       </w:r>
     </w:p>
@@ -11803,7 +11885,6 @@
         <w:jc w:val="both"/>
       </w:pPr>
       <w:r>
-        <w:lastRenderedPageBreak/>
         <w:t xml:space="preserve">Penelitian ini difokuskan pada batasan lingkungan digital, yaitu secara spesifik mengambil lingkup data dari satu toko yang beroperasi aktif pada </w:t>
       </w:r>
       <w:r>
@@ -12112,13 +12193,6 @@
       <w:r>
         <w:t>.</w:t>
       </w:r>
-    </w:p>
-    <w:p>
-      <w:pPr>
-        <w:pStyle w:val="NormalWeb"/>
-        <w:spacing w:line="360" w:lineRule="auto"/>
-        <w:ind w:left="284"/>
-      </w:pPr>
     </w:p>
     <w:p>
       <w:pPr>
@@ -12851,6 +12925,7 @@
       </w:pPr>
       <w:bookmarkStart w:id="233" w:name="_Toc233107647"/>
       <w:bookmarkStart w:id="234" w:name="_Toc233109017"/>
+      <w:bookmarkStart w:id="235" w:name="_Toc233118077"/>
       <w:r>
         <w:t>Gambar 2.</w:t>
       </w:r>
@@ -12877,16 +12952,17 @@
       </w:r>
       <w:bookmarkEnd w:id="233"/>
       <w:bookmarkEnd w:id="234"/>
+      <w:bookmarkEnd w:id="235"/>
     </w:p>
     <w:p>
       <w:pPr>
         <w:pStyle w:val="Heading3"/>
       </w:pPr>
-      <w:bookmarkStart w:id="235" w:name="_Toc233099563"/>
+      <w:bookmarkStart w:id="236" w:name="_Toc233099563"/>
       <w:r>
         <w:t>2.1.1 E-Commerce dan Shopee</w:t>
       </w:r>
-      <w:bookmarkEnd w:id="235"/>
+      <w:bookmarkEnd w:id="236"/>
     </w:p>
     <w:p>
       <w:pPr>
@@ -13015,11 +13091,11 @@
       <w:pPr>
         <w:pStyle w:val="Heading3"/>
       </w:pPr>
-      <w:bookmarkStart w:id="236" w:name="_Toc233099564"/>
+      <w:bookmarkStart w:id="237" w:name="_Toc233099564"/>
       <w:r>
         <w:t>2.1.2 Natural Language Processing</w:t>
       </w:r>
-      <w:bookmarkEnd w:id="236"/>
+      <w:bookmarkEnd w:id="237"/>
     </w:p>
     <w:p>
       <w:pPr>
@@ -13262,11 +13338,11 @@
       <w:pPr>
         <w:pStyle w:val="Heading3"/>
       </w:pPr>
-      <w:bookmarkStart w:id="237" w:name="_Toc233099565"/>
+      <w:bookmarkStart w:id="238" w:name="_Toc233099565"/>
       <w:r>
         <w:t>2.1.3 Large Language Model (LLM)</w:t>
       </w:r>
-      <w:bookmarkEnd w:id="237"/>
+      <w:bookmarkEnd w:id="238"/>
     </w:p>
     <w:p>
       <w:pPr>
@@ -13569,11 +13645,11 @@
       <w:pPr>
         <w:pStyle w:val="Heading3"/>
       </w:pPr>
-      <w:bookmarkStart w:id="238" w:name="_Toc233099566"/>
+      <w:bookmarkStart w:id="239" w:name="_Toc233099566"/>
       <w:r>
         <w:t>2.1.4 Embedding</w:t>
       </w:r>
-      <w:bookmarkEnd w:id="238"/>
+      <w:bookmarkEnd w:id="239"/>
     </w:p>
     <w:p>
       <w:pPr>
@@ -13767,7 +13843,7 @@
             <w:color w:val="000000"/>
             <w:lang w:eastAsia="en-ID"/>
           </w:rPr>
-          <w:tag w:val="MENDELEY_CITATION_v3_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"/>
+          <w:tag w:val="MENDELEY_CITATION_v3_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"/>
           <w:id w:val="-896253"/>
           <w:placeholder>
             <w:docPart w:val="DefaultPlaceholder_-1854013440"/>
@@ -13929,11 +14005,11 @@
       <w:pPr>
         <w:pStyle w:val="Heading3"/>
       </w:pPr>
-      <w:bookmarkStart w:id="239" w:name="_Toc233099567"/>
+      <w:bookmarkStart w:id="240" w:name="_Toc233099567"/>
       <w:r>
         <w:t>2.1.5 Vector Database</w:t>
       </w:r>
-      <w:bookmarkEnd w:id="239"/>
+      <w:bookmarkEnd w:id="240"/>
     </w:p>
     <w:p>
       <w:pPr>
@@ -14186,7 +14262,7 @@
       <w:pPr>
         <w:pStyle w:val="Heading3"/>
       </w:pPr>
-      <w:bookmarkStart w:id="240" w:name="_Toc233099568"/>
+      <w:bookmarkStart w:id="241" w:name="_Toc233099568"/>
       <w:r>
         <w:t>2.1.</w:t>
       </w:r>
@@ -14196,7 +14272,7 @@
       <w:r>
         <w:t xml:space="preserve"> Retrieval-Augmented Generation (RAG)</w:t>
       </w:r>
-      <w:bookmarkEnd w:id="240"/>
+      <w:bookmarkEnd w:id="241"/>
       <w:r>
         <w:t xml:space="preserve"> </w:t>
       </w:r>
@@ -14244,7 +14320,7 @@
             <w:color w:val="000000"/>
             <w:lang w:eastAsia="en-ID"/>
           </w:rPr>
-          <w:tag w:val="MENDELEY_CITATION_v3_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"/>
+          <w:tag w:val="MENDELEY_CITATION_v3_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"/>
           <w:id w:val="2036231178"/>
           <w:placeholder>
             <w:docPart w:val="DefaultPlaceholder_-1854013440"/>
@@ -14395,8 +14471,9 @@
           <w:lang w:eastAsia="en-ID"/>
         </w:rPr>
       </w:pPr>
-      <w:bookmarkStart w:id="241" w:name="_Toc233107648"/>
-      <w:bookmarkStart w:id="242" w:name="_Toc233109018"/>
+      <w:bookmarkStart w:id="242" w:name="_Toc233107648"/>
+      <w:bookmarkStart w:id="243" w:name="_Toc233109018"/>
+      <w:bookmarkStart w:id="244" w:name="_Toc233118078"/>
       <w:r>
         <w:t>Gambar 2.</w:t>
       </w:r>
@@ -14421,8 +14498,9 @@
       <w:r>
         <w:t xml:space="preserve"> Gambaran Umum Arsitektur RAG</w:t>
       </w:r>
-      <w:bookmarkEnd w:id="241"/>
       <w:bookmarkEnd w:id="242"/>
+      <w:bookmarkEnd w:id="243"/>
+      <w:bookmarkEnd w:id="244"/>
     </w:p>
     <w:p>
       <w:pPr>
@@ -14455,7 +14533,7 @@
             <w:color w:val="000000"/>
             <w:lang w:eastAsia="en-ID"/>
           </w:rPr>
-          <w:tag w:val="MENDELEY_CITATION_v3_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"/>
+          <w:tag w:val="MENDELEY_CITATION_v3_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"/>
           <w:id w:val="1413194709"/>
           <w:placeholder>
             <w:docPart w:val="DefaultPlaceholder_-1854013440"/>
@@ -14712,11 +14790,11 @@
       <w:pPr>
         <w:pStyle w:val="Heading3"/>
       </w:pPr>
-      <w:bookmarkStart w:id="243" w:name="_Toc233099569"/>
+      <w:bookmarkStart w:id="245" w:name="_Toc233099569"/>
       <w:r>
         <w:t>2.1.7 RAGAS</w:t>
       </w:r>
-      <w:bookmarkEnd w:id="243"/>
+      <w:bookmarkEnd w:id="245"/>
     </w:p>
     <w:p>
       <w:pPr>
@@ -14742,7 +14820,7 @@
             <w:color w:val="000000"/>
             <w:lang w:eastAsia="en-ID"/>
           </w:rPr>
-          <w:tag w:val="MENDELEY_CITATION_v3_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"/>
+          <w:tag w:val="MENDELEY_CITATION_v3_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"/>
           <w:id w:val="1048029785"/>
           <w:placeholder>
             <w:docPart w:val="DefaultPlaceholder_-1854013440"/>
@@ -15005,14 +15083,14 @@
       <w:pPr>
         <w:pStyle w:val="Heading3"/>
       </w:pPr>
-      <w:bookmarkStart w:id="244" w:name="_Toc233099570"/>
+      <w:bookmarkStart w:id="246" w:name="_Toc233099570"/>
       <w:r>
         <w:t>2.1.8 OpenRouter</w:t>
       </w:r>
       <w:r>
         <w:t xml:space="preserve"> </w:t>
       </w:r>
-      <w:bookmarkEnd w:id="244"/>
+      <w:bookmarkEnd w:id="246"/>
     </w:p>
     <w:p>
       <w:pPr>
@@ -15236,9 +15314,6 @@
         <w:spacing w:line="360" w:lineRule="auto"/>
         <w:jc w:val="both"/>
       </w:pPr>
-      <w:r>
-        <w:tab/>
-      </w:r>
     </w:p>
     <w:p>
       <w:pPr>
@@ -15314,7 +15389,7 @@
           <w:lang w:eastAsia="en-ID"/>
         </w:rPr>
       </w:pPr>
-      <w:bookmarkStart w:id="245" w:name="_Toc233099571"/>
+      <w:bookmarkStart w:id="247" w:name="_Toc233099571"/>
       <w:r>
         <w:rPr>
           <w:lang w:eastAsia="en-ID"/>
@@ -15329,7 +15404,7 @@
         <w:tab/>
         <w:t>Studi Preseden</w:t>
       </w:r>
-      <w:bookmarkEnd w:id="245"/>
+      <w:bookmarkEnd w:id="247"/>
       <w:r>
         <w:rPr>
           <w:lang w:eastAsia="en-ID"/>
@@ -15396,6 +15471,7 @@
           <w:lang w:eastAsia="en-ID"/>
         </w:rPr>
       </w:pPr>
+      <w:bookmarkStart w:id="248" w:name="_Toc233118079"/>
       <w:r>
         <w:t xml:space="preserve">Gambar 2. </w:t>
       </w:r>
@@ -15420,6 +15496,7 @@
       <w:r>
         <w:t xml:space="preserve"> Komponen Studi Preseden</w:t>
       </w:r>
+      <w:bookmarkEnd w:id="248"/>
     </w:p>
     <w:p>
       <w:pPr>
@@ -15569,7 +15646,7 @@
             <w:color w:val="000000"/>
             <w:lang w:eastAsia="en-ID"/>
           </w:rPr>
-          <w:tag w:val="MENDELEY_CITATION_v3_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"/>
+          <w:tag w:val="MENDELEY_CITATION_v3_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"/>
           <w:id w:val="-531952236"/>
           <w:placeholder>
             <w:docPart w:val="DefaultPlaceholder_-1854013440"/>
@@ -15646,7 +15723,7 @@
             <w:color w:val="000000"/>
             <w:lang w:eastAsia="en-ID"/>
           </w:rPr>
-          <w:tag w:val="MENDELEY_CITATION_v3_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"/>
+          <w:tag w:val="MENDELEY_CITATION_v3_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"/>
           <w:id w:val="543407943"/>
           <w:placeholder>
             <w:docPart w:val="DefaultPlaceholder_-1854013440"/>
@@ -16137,12 +16214,12 @@
       <w:pPr>
         <w:pStyle w:val="Heading1"/>
       </w:pPr>
-      <w:bookmarkStart w:id="246" w:name="_Toc233099572"/>
+      <w:bookmarkStart w:id="249" w:name="_Toc233099572"/>
       <w:r>
         <w:lastRenderedPageBreak/>
         <w:t>BAB III</w:t>
       </w:r>
-      <w:bookmarkEnd w:id="246"/>
+      <w:bookmarkEnd w:id="249"/>
     </w:p>
     <w:p>
       <w:pPr>
@@ -16168,7 +16245,7 @@
       <w:pPr>
         <w:pStyle w:val="Heading2"/>
       </w:pPr>
-      <w:bookmarkStart w:id="247" w:name="_Toc233099573"/>
+      <w:bookmarkStart w:id="250" w:name="_Toc233099573"/>
       <w:r>
         <w:t>3.1</w:t>
       </w:r>
@@ -16179,7 +16256,7 @@
       <w:r>
         <w:t>n</w:t>
       </w:r>
-      <w:bookmarkEnd w:id="247"/>
+      <w:bookmarkEnd w:id="250"/>
     </w:p>
     <w:p>
       <w:pPr>
@@ -16239,9 +16316,10 @@
         <w:pStyle w:val="CaptionGambar"/>
         <w:spacing w:line="360" w:lineRule="auto"/>
       </w:pPr>
-      <w:bookmarkStart w:id="248" w:name="_Toc233107654"/>
-      <w:bookmarkStart w:id="249" w:name="_Toc233107693"/>
-      <w:bookmarkStart w:id="250" w:name="_Toc233109560"/>
+      <w:bookmarkStart w:id="251" w:name="_Toc233107654"/>
+      <w:bookmarkStart w:id="252" w:name="_Toc233107693"/>
+      <w:bookmarkStart w:id="253" w:name="_Toc233109560"/>
+      <w:bookmarkStart w:id="254" w:name="_Toc233118085"/>
       <w:r>
         <w:t>Gambar 3.</w:t>
       </w:r>
@@ -16266,9 +16344,10 @@
       <w:r>
         <w:t xml:space="preserve"> Gambaran Kerangkan Kerja Penelitian</w:t>
       </w:r>
-      <w:bookmarkEnd w:id="248"/>
-      <w:bookmarkEnd w:id="249"/>
-      <w:bookmarkEnd w:id="250"/>
+      <w:bookmarkEnd w:id="251"/>
+      <w:bookmarkEnd w:id="252"/>
+      <w:bookmarkEnd w:id="253"/>
+      <w:bookmarkEnd w:id="254"/>
     </w:p>
     <w:p>
       <w:pPr>
@@ -17022,7 +17101,7 @@
       <w:pPr>
         <w:pStyle w:val="Heading2"/>
       </w:pPr>
-      <w:bookmarkStart w:id="251" w:name="_Toc233099574"/>
+      <w:bookmarkStart w:id="255" w:name="_Toc233099574"/>
       <w:r>
         <w:lastRenderedPageBreak/>
         <w:t>3.2</w:t>
@@ -17031,13 +17110,13 @@
         <w:tab/>
         <w:t>Metode Penelitian</w:t>
       </w:r>
-      <w:bookmarkEnd w:id="251"/>
+      <w:bookmarkEnd w:id="255"/>
     </w:p>
     <w:p>
       <w:pPr>
         <w:pStyle w:val="Heading3"/>
       </w:pPr>
-      <w:bookmarkStart w:id="252" w:name="_Toc233099575"/>
+      <w:bookmarkStart w:id="256" w:name="_Toc233099575"/>
       <w:r>
         <w:t>3.</w:t>
       </w:r>
@@ -17048,7 +17127,7 @@
         <w:tab/>
         <w:t>Metode Pengumpulan Data</w:t>
       </w:r>
-      <w:bookmarkEnd w:id="252"/>
+      <w:bookmarkEnd w:id="256"/>
     </w:p>
     <w:p>
       <w:pPr>
@@ -17237,7 +17316,7 @@
       <w:pPr>
         <w:pStyle w:val="Heading3"/>
       </w:pPr>
-      <w:bookmarkStart w:id="253" w:name="_Toc233099576"/>
+      <w:bookmarkStart w:id="257" w:name="_Toc233099576"/>
       <w:r>
         <w:t>3.</w:t>
       </w:r>
@@ -17248,7 +17327,7 @@
         <w:tab/>
         <w:t>Metode Analisis Data</w:t>
       </w:r>
-      <w:bookmarkEnd w:id="253"/>
+      <w:bookmarkEnd w:id="257"/>
     </w:p>
     <w:p>
       <w:pPr>
@@ -17400,7 +17479,7 @@
       <w:pPr>
         <w:pStyle w:val="Heading3"/>
       </w:pPr>
-      <w:bookmarkStart w:id="254" w:name="_Toc233099577"/>
+      <w:bookmarkStart w:id="258" w:name="_Toc233099577"/>
       <w:r>
         <w:lastRenderedPageBreak/>
         <w:t>3.</w:t>
@@ -17412,7 +17491,7 @@
         <w:tab/>
         <w:t>Metode Pengolahan Data</w:t>
       </w:r>
-      <w:bookmarkEnd w:id="254"/>
+      <w:bookmarkEnd w:id="258"/>
     </w:p>
     <w:p>
       <w:pPr>
@@ -17582,7 +17661,7 @@
           <w:lang w:eastAsia="en-ID"/>
         </w:rPr>
       </w:pPr>
-      <w:bookmarkStart w:id="255" w:name="_Toc233099578"/>
+      <w:bookmarkStart w:id="259" w:name="_Toc233099578"/>
       <w:r>
         <w:rPr>
           <w:lang w:eastAsia="en-ID"/>
@@ -17596,7 +17675,7 @@
         <w:tab/>
         <w:t>Studi Banding Obyek Penelitian Sejenis</w:t>
       </w:r>
-      <w:bookmarkEnd w:id="255"/>
+      <w:bookmarkEnd w:id="259"/>
     </w:p>
     <w:p>
       <w:pPr>
@@ -17627,7 +17706,7 @@
             <w:color w:val="000000"/>
             <w:lang w:eastAsia="en-ID"/>
           </w:rPr>
-          <w:tag w:val="MENDELEY_CITATION_v3_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"/>
+          <w:tag w:val="MENDELEY_CITATION_v3_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"/>
           <w:id w:val="-291826034"/>
           <w:placeholder>
             <w:docPart w:val="DefaultPlaceholder_-1854013440"/>
@@ -17796,7 +17875,7 @@
             <w:color w:val="000000"/>
             <w:lang w:eastAsia="en-ID"/>
           </w:rPr>
-          <w:tag w:val="MENDELEY_CITATION_v3_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"/>
+          <w:tag w:val="MENDELEY_CITATION_v3_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"/>
           <w:id w:val="1248085323"/>
           <w:placeholder>
             <w:docPart w:val="DefaultPlaceholder_-1854013440"/>
@@ -18086,7 +18165,7 @@
             <w:color w:val="000000"/>
             <w:lang w:eastAsia="en-ID"/>
           </w:rPr>
-          <w:tag w:val="MENDELEY_CITATION_v3_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"/>
+          <w:tag w:val="MENDELEY_CITATION_v3_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"/>
           <w:id w:val="-1156835814"/>
           <w:placeholder>
             <w:docPart w:val="DefaultPlaceholder_-1854013440"/>
@@ -18125,7 +18204,7 @@
             <w:color w:val="000000"/>
             <w:lang w:eastAsia="en-ID"/>
           </w:rPr>
-          <w:tag w:val="MENDELEY_CITATION_v3_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"/>
+          <w:tag w:val="MENDELEY_CITATION_v3_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"/>
           <w:id w:val="1999372047"/>
           <w:placeholder>
             <w:docPart w:val="DefaultPlaceholder_-1854013440"/>
@@ -18226,7 +18305,7 @@
             <w:color w:val="000000"/>
             <w:lang w:eastAsia="en-ID"/>
           </w:rPr>
-          <w:tag w:val="MENDELEY_CITATION_v3_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"/>
+          <w:tag w:val="MENDELEY_CITATION_v3_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"/>
           <w:id w:val="1494835030"/>
           <w:placeholder>
             <w:docPart w:val="DefaultPlaceholder_-1854013440"/>
@@ -18318,12 +18397,12 @@
       <w:pPr>
         <w:pStyle w:val="Heading1"/>
       </w:pPr>
-      <w:bookmarkStart w:id="256" w:name="_Toc233099581"/>
+      <w:bookmarkStart w:id="260" w:name="_Toc233099581"/>
       <w:r>
         <w:lastRenderedPageBreak/>
         <w:t>BAB IV</w:t>
       </w:r>
-      <w:bookmarkEnd w:id="256"/>
+      <w:bookmarkEnd w:id="260"/>
     </w:p>
     <w:p>
       <w:pPr>
@@ -18352,7 +18431,7 @@
       <w:pPr>
         <w:pStyle w:val="Heading2"/>
       </w:pPr>
-      <w:bookmarkStart w:id="257" w:name="_Toc233099582"/>
+      <w:bookmarkStart w:id="261" w:name="_Toc233099582"/>
       <w:r>
         <w:t>4.1</w:t>
       </w:r>
@@ -18362,13 +18441,13 @@
       <w:r>
         <w:t>Hasil</w:t>
       </w:r>
-      <w:bookmarkEnd w:id="257"/>
+      <w:bookmarkEnd w:id="261"/>
     </w:p>
     <w:p>
       <w:pPr>
         <w:pStyle w:val="Heading3"/>
       </w:pPr>
-      <w:bookmarkStart w:id="258" w:name="_Toc233099583"/>
+      <w:bookmarkStart w:id="262" w:name="_Toc233099583"/>
       <w:r>
         <w:t>4.1</w:t>
       </w:r>
@@ -18381,7 +18460,7 @@
       <w:r>
         <w:t>Hasil Data Gathering</w:t>
       </w:r>
-      <w:bookmarkEnd w:id="258"/>
+      <w:bookmarkEnd w:id="262"/>
     </w:p>
     <w:p>
       <w:pPr>
@@ -19379,7 +19458,7 @@
         <w:pStyle w:val="CaptionGambar"/>
         <w:spacing w:line="360" w:lineRule="auto"/>
       </w:pPr>
-      <w:bookmarkStart w:id="259" w:name="_Toc233107632"/>
+      <w:bookmarkStart w:id="263" w:name="_Toc233107632"/>
       <w:r>
         <w:t>Tabel 4.</w:t>
       </w:r>
@@ -19404,7 +19483,7 @@
       <w:r>
         <w:t xml:space="preserve"> Hasil Data Gathering</w:t>
       </w:r>
-      <w:bookmarkEnd w:id="259"/>
+      <w:bookmarkEnd w:id="263"/>
     </w:p>
     <w:p>
       <w:pPr>
@@ -19440,7 +19519,7 @@
       <w:pPr>
         <w:pStyle w:val="Heading3"/>
       </w:pPr>
-      <w:bookmarkStart w:id="260" w:name="_Toc233099584"/>
+      <w:bookmarkStart w:id="264" w:name="_Toc233099584"/>
       <w:r>
         <w:lastRenderedPageBreak/>
         <w:t>4</w:t>
@@ -19454,7 +19533,7 @@
       <w:r>
         <w:t>Hasil Embedding dan Vector Database</w:t>
       </w:r>
-      <w:bookmarkEnd w:id="260"/>
+      <w:bookmarkEnd w:id="264"/>
     </w:p>
     <w:p>
       <w:pPr>
@@ -19802,7 +19881,7 @@
         <w:pStyle w:val="CaptionGambar"/>
         <w:spacing w:line="360" w:lineRule="auto"/>
       </w:pPr>
-      <w:bookmarkStart w:id="261" w:name="_Toc233107633"/>
+      <w:bookmarkStart w:id="265" w:name="_Toc233107633"/>
       <w:r>
         <w:t>Tabel 4.</w:t>
       </w:r>
@@ -19827,7 +19906,7 @@
       <w:r>
         <w:t xml:space="preserve"> Hasil Embedding dan Vector Database</w:t>
       </w:r>
-      <w:bookmarkEnd w:id="261"/>
+      <w:bookmarkEnd w:id="265"/>
     </w:p>
     <w:p>
       <w:pPr>
@@ -19979,7 +20058,7 @@
       <w:pPr>
         <w:pStyle w:val="Heading3"/>
       </w:pPr>
-      <w:bookmarkStart w:id="262" w:name="_Toc233099585"/>
+      <w:bookmarkStart w:id="266" w:name="_Toc233099585"/>
       <w:r>
         <w:t>4.</w:t>
       </w:r>
@@ -19995,7 +20074,7 @@
       <w:r>
         <w:t>Hasil Implementasi RAG</w:t>
       </w:r>
-      <w:bookmarkEnd w:id="262"/>
+      <w:bookmarkEnd w:id="266"/>
     </w:p>
     <w:p>
       <w:pPr>
@@ -20273,7 +20352,7 @@
       <w:pPr>
         <w:pStyle w:val="Heading3"/>
       </w:pPr>
-      <w:bookmarkStart w:id="263" w:name="_Toc233099586"/>
+      <w:bookmarkStart w:id="267" w:name="_Toc233099586"/>
       <w:r>
         <w:t>4.</w:t>
       </w:r>
@@ -20289,7 +20368,7 @@
       <w:r>
         <w:t>Parameter Pengujian</w:t>
       </w:r>
-      <w:bookmarkEnd w:id="263"/>
+      <w:bookmarkEnd w:id="267"/>
     </w:p>
     <w:p>
       <w:pPr>
@@ -20913,7 +20992,7 @@
         <w:pStyle w:val="CaptionGambar"/>
         <w:spacing w:line="360" w:lineRule="auto"/>
       </w:pPr>
-      <w:bookmarkStart w:id="264" w:name="_Toc233107634"/>
+      <w:bookmarkStart w:id="268" w:name="_Toc233107634"/>
       <w:r>
         <w:t>Tabel 4.</w:t>
       </w:r>
@@ -20938,7 +21017,7 @@
       <w:r>
         <w:t xml:space="preserve"> Parameter Konfigurasi Evaluasi RAGAS</w:t>
       </w:r>
-      <w:bookmarkEnd w:id="264"/>
+      <w:bookmarkEnd w:id="268"/>
     </w:p>
     <w:p>
       <w:pPr>
@@ -21541,7 +21620,7 @@
         <w:pStyle w:val="CaptionGambar"/>
         <w:spacing w:line="360" w:lineRule="auto"/>
       </w:pPr>
-      <w:bookmarkStart w:id="265" w:name="_Toc233107635"/>
+      <w:bookmarkStart w:id="269" w:name="_Toc233107635"/>
       <w:r>
         <w:t>Tabel 4.</w:t>
       </w:r>
@@ -21566,13 +21645,13 @@
       <w:r>
         <w:t xml:space="preserve"> Distribusi Pertanyaan Test Set per Kategori</w:t>
       </w:r>
-      <w:bookmarkEnd w:id="265"/>
+      <w:bookmarkEnd w:id="269"/>
     </w:p>
     <w:p>
       <w:pPr>
         <w:pStyle w:val="Heading3"/>
       </w:pPr>
-      <w:bookmarkStart w:id="266" w:name="_Toc233099587"/>
+      <w:bookmarkStart w:id="270" w:name="_Toc233099587"/>
       <w:r>
         <w:t>4.</w:t>
       </w:r>
@@ -21588,7 +21667,7 @@
       <w:r>
         <w:t>Hasil Pengujian</w:t>
       </w:r>
-      <w:bookmarkEnd w:id="266"/>
+      <w:bookmarkEnd w:id="270"/>
     </w:p>
     <w:p>
       <w:pPr>
@@ -22472,7 +22551,7 @@
         <w:pStyle w:val="CaptionGambar"/>
         <w:spacing w:line="360" w:lineRule="auto"/>
       </w:pPr>
-      <w:bookmarkStart w:id="267" w:name="_Toc233107636"/>
+      <w:bookmarkStart w:id="271" w:name="_Toc233107636"/>
       <w:r>
         <w:t>Tabel 4.</w:t>
       </w:r>
@@ -22497,7 +22576,7 @@
       <w:r>
         <w:t xml:space="preserve"> Hasil Perbandingan RAGAS secara Keseluruhan</w:t>
       </w:r>
-      <w:bookmarkEnd w:id="267"/>
+      <w:bookmarkEnd w:id="271"/>
     </w:p>
     <w:p>
       <w:pPr>
@@ -22756,7 +22835,7 @@
       <w:pPr>
         <w:pStyle w:val="Heading3"/>
       </w:pPr>
-      <w:bookmarkStart w:id="268" w:name="_Toc233099588"/>
+      <w:bookmarkStart w:id="272" w:name="_Toc233099588"/>
       <w:r>
         <w:t>4.1.6</w:t>
       </w:r>
@@ -22764,7 +22843,7 @@
         <w:tab/>
         <w:t>Hasil Pengujian per Mode Pengguna</w:t>
       </w:r>
-      <w:bookmarkEnd w:id="268"/>
+      <w:bookmarkEnd w:id="272"/>
     </w:p>
     <w:p>
       <w:pPr>
@@ -23398,7 +23477,7 @@
         <w:pStyle w:val="CaptionGambar"/>
         <w:spacing w:line="360" w:lineRule="auto"/>
       </w:pPr>
-      <w:bookmarkStart w:id="269" w:name="_Toc233107637"/>
+      <w:bookmarkStart w:id="273" w:name="_Toc233107637"/>
       <w:r>
         <w:t>Tabel 4.</w:t>
       </w:r>
@@ -23423,7 +23502,7 @@
       <w:r>
         <w:t xml:space="preserve"> Hasil RAGAS Mode Pelanggan</w:t>
       </w:r>
-      <w:bookmarkEnd w:id="269"/>
+      <w:bookmarkEnd w:id="273"/>
     </w:p>
     <w:tbl>
       <w:tblPr>
@@ -24078,7 +24157,7 @@
           <w:lang w:eastAsia="en-ID"/>
         </w:rPr>
       </w:pPr>
-      <w:bookmarkStart w:id="270" w:name="_Toc233107638"/>
+      <w:bookmarkStart w:id="274" w:name="_Toc233107638"/>
       <w:r>
         <w:t>Tabel 4.</w:t>
       </w:r>
@@ -24103,7 +24182,7 @@
       <w:r>
         <w:t xml:space="preserve"> Hasil RAGAS Mode Pemilik Toko</w:t>
       </w:r>
-      <w:bookmarkEnd w:id="270"/>
+      <w:bookmarkEnd w:id="274"/>
     </w:p>
     <w:p>
       <w:pPr>
@@ -24278,7 +24357,7 @@
       <w:pPr>
         <w:pStyle w:val="Heading3"/>
       </w:pPr>
-      <w:bookmarkStart w:id="271" w:name="_Toc233099589"/>
+      <w:bookmarkStart w:id="275" w:name="_Toc233099589"/>
       <w:r>
         <w:t>4.1.7</w:t>
       </w:r>
@@ -24286,7 +24365,7 @@
         <w:tab/>
         <w:t>Hasil Pengujian per Kategori Pertanyaan</w:t>
       </w:r>
-      <w:bookmarkEnd w:id="271"/>
+      <w:bookmarkEnd w:id="275"/>
     </w:p>
     <w:p>
       <w:pPr>
@@ -25369,7 +25448,7 @@
           <w:lang w:eastAsia="en-ID"/>
         </w:rPr>
       </w:pPr>
-      <w:bookmarkStart w:id="272" w:name="_Toc233107639"/>
+      <w:bookmarkStart w:id="276" w:name="_Toc233107639"/>
       <w:r>
         <w:t xml:space="preserve">Tabel 4. </w:t>
       </w:r>
@@ -25394,7 +25473,7 @@
       <w:r>
         <w:t xml:space="preserve"> Hasil RAGAS per Kategori (Gemini 2.5 Flash)</w:t>
       </w:r>
-      <w:bookmarkEnd w:id="272"/>
+      <w:bookmarkEnd w:id="276"/>
     </w:p>
     <w:tbl>
       <w:tblPr>
@@ -26496,7 +26575,7 @@
           <w:lang w:eastAsia="en-ID"/>
         </w:rPr>
       </w:pPr>
-      <w:bookmarkStart w:id="273" w:name="_Toc233107640"/>
+      <w:bookmarkStart w:id="277" w:name="_Toc233107640"/>
       <w:r>
         <w:t xml:space="preserve">Tabel 4. </w:t>
       </w:r>
@@ -26521,7 +26600,7 @@
       <w:r>
         <w:t xml:space="preserve"> Hasil RAGAS per Kategori (Qwen3.6-27B)</w:t>
       </w:r>
-      <w:bookmarkEnd w:id="273"/>
+      <w:bookmarkEnd w:id="277"/>
     </w:p>
     <w:tbl>
       <w:tblPr>
@@ -27582,7 +27661,7 @@
           <w:lang w:eastAsia="en-ID"/>
         </w:rPr>
       </w:pPr>
-      <w:bookmarkStart w:id="274" w:name="_Toc233107641"/>
+      <w:bookmarkStart w:id="278" w:name="_Toc233107641"/>
       <w:r>
         <w:t xml:space="preserve">Tabel 4. </w:t>
       </w:r>
@@ -27607,7 +27686,7 @@
       <w:r>
         <w:t xml:space="preserve"> Hasil RAGAS per Kategori (DeepSeek V4 Flash)</w:t>
       </w:r>
-      <w:bookmarkEnd w:id="274"/>
+      <w:bookmarkEnd w:id="278"/>
     </w:p>
     <w:p>
       <w:pPr>
@@ -28156,7 +28235,7 @@
       <w:pPr>
         <w:pStyle w:val="Heading3"/>
       </w:pPr>
-      <w:bookmarkStart w:id="275" w:name="_Toc233099590"/>
+      <w:bookmarkStart w:id="279" w:name="_Toc233099590"/>
       <w:r>
         <w:t>4.1.8</w:t>
       </w:r>
@@ -28164,7 +28243,7 @@
         <w:tab/>
         <w:t>Pemilihan Model Terbaik</w:t>
       </w:r>
-      <w:bookmarkEnd w:id="275"/>
+      <w:bookmarkEnd w:id="279"/>
     </w:p>
     <w:p>
       <w:pPr>
@@ -29138,7 +29217,7 @@
           <w:lang w:eastAsia="en-ID"/>
         </w:rPr>
       </w:pPr>
-      <w:bookmarkStart w:id="276" w:name="_Toc233107642"/>
+      <w:bookmarkStart w:id="280" w:name="_Toc233107642"/>
       <w:r>
         <w:t xml:space="preserve">Tabel 4. </w:t>
       </w:r>
@@ -29163,7 +29242,7 @@
       <w:r>
         <w:t xml:space="preserve"> Peringkat Model Berdasarkan Seluruh Dimensi Evaluasi</w:t>
       </w:r>
-      <w:bookmarkEnd w:id="276"/>
+      <w:bookmarkEnd w:id="280"/>
     </w:p>
     <w:p>
       <w:pPr>
@@ -29233,7 +29312,7 @@
       <w:pPr>
         <w:pStyle w:val="Heading3"/>
       </w:pPr>
-      <w:bookmarkStart w:id="277" w:name="_Toc233099591"/>
+      <w:bookmarkStart w:id="281" w:name="_Toc233099591"/>
       <w:r>
         <w:t>4.1.9</w:t>
       </w:r>
@@ -29241,7 +29320,7 @@
         <w:tab/>
         <w:t>Pembahasan</w:t>
       </w:r>
-      <w:bookmarkEnd w:id="277"/>
+      <w:bookmarkEnd w:id="281"/>
     </w:p>
     <w:p>
       <w:pPr>
@@ -29989,12 +30068,12 @@
       <w:pPr>
         <w:pStyle w:val="Heading1"/>
       </w:pPr>
-      <w:bookmarkStart w:id="278" w:name="_Toc233099592"/>
+      <w:bookmarkStart w:id="282" w:name="_Toc233099592"/>
       <w:r>
         <w:lastRenderedPageBreak/>
         <w:t>BAB V</w:t>
       </w:r>
-      <w:bookmarkEnd w:id="278"/>
+      <w:bookmarkEnd w:id="282"/>
     </w:p>
     <w:p>
       <w:pPr>
@@ -30019,7 +30098,7 @@
       <w:pPr>
         <w:pStyle w:val="Heading2"/>
       </w:pPr>
-      <w:bookmarkStart w:id="279" w:name="_Toc233099593"/>
+      <w:bookmarkStart w:id="283" w:name="_Toc233099593"/>
       <w:r>
         <w:t>5.1</w:t>
       </w:r>
@@ -30029,7 +30108,7 @@
       <w:r>
         <w:t>Kesimpulan</w:t>
       </w:r>
-      <w:bookmarkEnd w:id="279"/>
+      <w:bookmarkEnd w:id="283"/>
     </w:p>
     <w:p>
       <w:pPr>
@@ -30457,7 +30536,7 @@
       <w:pPr>
         <w:jc w:val="center"/>
       </w:pPr>
-      <w:bookmarkStart w:id="280" w:name="_Toc233099594"/>
+      <w:bookmarkStart w:id="284" w:name="_Toc233099594"/>
     </w:p>
     <w:p>
       <w:pPr>
@@ -30473,7 +30552,7 @@
       <w:r>
         <w:t>Saran</w:t>
       </w:r>
-      <w:bookmarkEnd w:id="280"/>
+      <w:bookmarkEnd w:id="284"/>
     </w:p>
     <w:p>
       <w:pPr>
@@ -30761,7 +30840,7 @@
             <w:autoSpaceDE w:val="0"/>
             <w:autoSpaceDN w:val="0"/>
             <w:ind w:hanging="480"/>
-            <w:divId w:val="1255701405"/>
+            <w:divId w:val="1358509825"/>
             <w:rPr>
               <w:rFonts w:ascii="Times New Roman" w:eastAsia="Times New Roman" w:hAnsi="Times New Roman" w:cs="Times New Roman"/>
               <w:color w:val="000000"/>
@@ -30814,7 +30893,7 @@
             <w:autoSpaceDE w:val="0"/>
             <w:autoSpaceDN w:val="0"/>
             <w:ind w:hanging="480"/>
-            <w:divId w:val="884832517"/>
+            <w:divId w:val="1670601665"/>
             <w:rPr>
               <w:rFonts w:ascii="Times New Roman" w:eastAsia="Times New Roman" w:hAnsi="Times New Roman" w:cs="Times New Roman"/>
               <w:color w:val="000000"/>
@@ -30849,7 +30928,7 @@
             <w:autoSpaceDE w:val="0"/>
             <w:autoSpaceDN w:val="0"/>
             <w:ind w:hanging="480"/>
-            <w:divId w:val="1629313694"/>
+            <w:divId w:val="731080068"/>
             <w:rPr>
               <w:rFonts w:ascii="Times New Roman" w:eastAsia="Times New Roman" w:hAnsi="Times New Roman" w:cs="Times New Roman"/>
               <w:color w:val="000000"/>
@@ -30900,7 +30979,7 @@
             <w:autoSpaceDE w:val="0"/>
             <w:autoSpaceDN w:val="0"/>
             <w:ind w:hanging="480"/>
-            <w:divId w:val="916550971"/>
+            <w:divId w:val="320089364"/>
             <w:rPr>
               <w:rFonts w:ascii="Times New Roman" w:eastAsia="Times New Roman" w:hAnsi="Times New Roman" w:cs="Times New Roman"/>
               <w:color w:val="000000"/>
@@ -30935,7 +31014,7 @@
             <w:autoSpaceDE w:val="0"/>
             <w:autoSpaceDN w:val="0"/>
             <w:ind w:hanging="480"/>
-            <w:divId w:val="4325592"/>
+            <w:divId w:val="430319468"/>
             <w:rPr>
               <w:rFonts w:ascii="Times New Roman" w:eastAsia="Times New Roman" w:hAnsi="Times New Roman" w:cs="Times New Roman"/>
               <w:color w:val="000000"/>
@@ -30986,7 +31065,7 @@
             <w:autoSpaceDE w:val="0"/>
             <w:autoSpaceDN w:val="0"/>
             <w:ind w:hanging="480"/>
-            <w:divId w:val="499660964"/>
+            <w:divId w:val="327178314"/>
             <w:rPr>
               <w:rFonts w:ascii="Times New Roman" w:eastAsia="Times New Roman" w:hAnsi="Times New Roman" w:cs="Times New Roman"/>
               <w:color w:val="000000"/>
@@ -31053,7 +31132,7 @@
             <w:autoSpaceDE w:val="0"/>
             <w:autoSpaceDN w:val="0"/>
             <w:ind w:hanging="480"/>
-            <w:divId w:val="1126048818"/>
+            <w:divId w:val="1822694025"/>
             <w:rPr>
               <w:rFonts w:ascii="Times New Roman" w:eastAsia="Times New Roman" w:hAnsi="Times New Roman" w:cs="Times New Roman"/>
               <w:color w:val="000000"/>
@@ -31088,7 +31167,7 @@
             <w:autoSpaceDE w:val="0"/>
             <w:autoSpaceDN w:val="0"/>
             <w:ind w:hanging="480"/>
-            <w:divId w:val="69232722"/>
+            <w:divId w:val="1195727185"/>
             <w:rPr>
               <w:rFonts w:ascii="Times New Roman" w:eastAsia="Times New Roman" w:hAnsi="Times New Roman" w:cs="Times New Roman"/>
               <w:color w:val="000000"/>
@@ -31123,7 +31202,7 @@
             <w:autoSpaceDE w:val="0"/>
             <w:autoSpaceDN w:val="0"/>
             <w:ind w:hanging="480"/>
-            <w:divId w:val="1730955281"/>
+            <w:divId w:val="718557223"/>
             <w:rPr>
               <w:rFonts w:ascii="Times New Roman" w:eastAsia="Times New Roman" w:hAnsi="Times New Roman" w:cs="Times New Roman"/>
               <w:color w:val="000000"/>
@@ -31158,7 +31237,7 @@
             <w:autoSpaceDE w:val="0"/>
             <w:autoSpaceDN w:val="0"/>
             <w:ind w:hanging="480"/>
-            <w:divId w:val="1864634905"/>
+            <w:divId w:val="1531139558"/>
             <w:rPr>
               <w:rFonts w:ascii="Times New Roman" w:eastAsia="Times New Roman" w:hAnsi="Times New Roman" w:cs="Times New Roman"/>
               <w:color w:val="000000"/>
@@ -31193,7 +31272,7 @@
             <w:autoSpaceDE w:val="0"/>
             <w:autoSpaceDN w:val="0"/>
             <w:ind w:hanging="480"/>
-            <w:divId w:val="316349730"/>
+            <w:divId w:val="35738788"/>
             <w:rPr>
               <w:rFonts w:ascii="Times New Roman" w:eastAsia="Times New Roman" w:hAnsi="Times New Roman" w:cs="Times New Roman"/>
               <w:color w:val="000000"/>
@@ -31228,7 +31307,7 @@
             <w:autoSpaceDE w:val="0"/>
             <w:autoSpaceDN w:val="0"/>
             <w:ind w:hanging="480"/>
-            <w:divId w:val="921331999"/>
+            <w:divId w:val="951089108"/>
             <w:rPr>
               <w:rFonts w:ascii="Times New Roman" w:eastAsia="Times New Roman" w:hAnsi="Times New Roman" w:cs="Times New Roman"/>
               <w:color w:val="000000"/>
@@ -31279,7 +31358,7 @@
             <w:autoSpaceDE w:val="0"/>
             <w:autoSpaceDN w:val="0"/>
             <w:ind w:hanging="480"/>
-            <w:divId w:val="155926621"/>
+            <w:divId w:val="815951151"/>
             <w:rPr>
               <w:rFonts w:ascii="Times New Roman" w:eastAsia="Times New Roman" w:hAnsi="Times New Roman" w:cs="Times New Roman"/>
               <w:color w:val="000000"/>
@@ -31315,7 +31394,7 @@
             <w:autoSpaceDE w:val="0"/>
             <w:autoSpaceDN w:val="0"/>
             <w:ind w:hanging="480"/>
-            <w:divId w:val="1596476595"/>
+            <w:divId w:val="1982732927"/>
             <w:rPr>
               <w:rFonts w:ascii="Times New Roman" w:eastAsia="Times New Roman" w:hAnsi="Times New Roman" w:cs="Times New Roman"/>
               <w:color w:val="000000"/>
@@ -31350,7 +31429,7 @@
             <w:autoSpaceDE w:val="0"/>
             <w:autoSpaceDN w:val="0"/>
             <w:ind w:hanging="480"/>
-            <w:divId w:val="768355228"/>
+            <w:divId w:val="1233926320"/>
             <w:rPr>
               <w:rFonts w:ascii="Times New Roman" w:eastAsia="Times New Roman" w:hAnsi="Times New Roman" w:cs="Times New Roman"/>
               <w:color w:val="000000"/>
@@ -31401,7 +31480,7 @@
             <w:autoSpaceDE w:val="0"/>
             <w:autoSpaceDN w:val="0"/>
             <w:ind w:hanging="480"/>
-            <w:divId w:val="1445230671"/>
+            <w:divId w:val="208690824"/>
             <w:rPr>
               <w:rFonts w:ascii="Times New Roman" w:eastAsia="Times New Roman" w:hAnsi="Times New Roman" w:cs="Times New Roman"/>
               <w:color w:val="000000"/>
@@ -31436,7 +31515,7 @@
             <w:autoSpaceDE w:val="0"/>
             <w:autoSpaceDN w:val="0"/>
             <w:ind w:hanging="480"/>
-            <w:divId w:val="523322888"/>
+            <w:divId w:val="1579173782"/>
             <w:rPr>
               <w:rFonts w:ascii="Times New Roman" w:eastAsia="Times New Roman" w:hAnsi="Times New Roman" w:cs="Times New Roman"/>
               <w:color w:val="000000"/>
@@ -31471,7 +31550,7 @@
             <w:autoSpaceDE w:val="0"/>
             <w:autoSpaceDN w:val="0"/>
             <w:ind w:hanging="480"/>
-            <w:divId w:val="228152445"/>
+            <w:divId w:val="1673951193"/>
             <w:rPr>
               <w:rFonts w:ascii="Times New Roman" w:eastAsia="Times New Roman" w:hAnsi="Times New Roman" w:cs="Times New Roman"/>
               <w:color w:val="000000"/>
@@ -31506,7 +31585,7 @@
             <w:autoSpaceDE w:val="0"/>
             <w:autoSpaceDN w:val="0"/>
             <w:ind w:hanging="480"/>
-            <w:divId w:val="1929464814"/>
+            <w:divId w:val="1272275888"/>
             <w:rPr>
               <w:rFonts w:ascii="Times New Roman" w:eastAsia="Times New Roman" w:hAnsi="Times New Roman" w:cs="Times New Roman"/>
               <w:color w:val="000000"/>
@@ -31541,7 +31620,7 @@
             <w:autoSpaceDE w:val="0"/>
             <w:autoSpaceDN w:val="0"/>
             <w:ind w:hanging="480"/>
-            <w:divId w:val="661932439"/>
+            <w:divId w:val="598804383"/>
             <w:rPr>
               <w:rFonts w:ascii="Times New Roman" w:eastAsia="Times New Roman" w:hAnsi="Times New Roman" w:cs="Times New Roman"/>
               <w:color w:val="000000"/>
@@ -31576,7 +31655,7 @@
             <w:autoSpaceDE w:val="0"/>
             <w:autoSpaceDN w:val="0"/>
             <w:ind w:hanging="480"/>
-            <w:divId w:val="324868568"/>
+            <w:divId w:val="1901672209"/>
             <w:rPr>
               <w:rFonts w:ascii="Times New Roman" w:eastAsia="Times New Roman" w:hAnsi="Times New Roman" w:cs="Times New Roman"/>
               <w:color w:val="000000"/>
@@ -31611,7 +31690,7 @@
             <w:autoSpaceDE w:val="0"/>
             <w:autoSpaceDN w:val="0"/>
             <w:ind w:hanging="480"/>
-            <w:divId w:val="576666594"/>
+            <w:divId w:val="1767581102"/>
             <w:rPr>
               <w:rFonts w:ascii="Times New Roman" w:eastAsia="Times New Roman" w:hAnsi="Times New Roman" w:cs="Times New Roman"/>
               <w:color w:val="000000"/>
@@ -31683,88 +31762,8 @@
     <w:p>
       <w:pPr>
         <w:spacing w:line="360" w:lineRule="auto"/>
-      </w:pPr>
-    </w:p>
-    <w:p>
-      <w:pPr>
-        <w:spacing w:line="360" w:lineRule="auto"/>
-      </w:pPr>
-    </w:p>
-    <w:p>
-      <w:pPr>
-        <w:spacing w:line="360" w:lineRule="auto"/>
-      </w:pPr>
-    </w:p>
-    <w:p>
-      <w:pPr>
-        <w:spacing w:line="360" w:lineRule="auto"/>
-      </w:pPr>
-    </w:p>
-    <w:p>
-      <w:pPr>
-        <w:spacing w:line="360" w:lineRule="auto"/>
-      </w:pPr>
-    </w:p>
-    <w:p>
-      <w:pPr>
-        <w:spacing w:line="360" w:lineRule="auto"/>
-      </w:pPr>
-    </w:p>
-    <w:p>
-      <w:pPr>
-        <w:spacing w:line="360" w:lineRule="auto"/>
-      </w:pPr>
-    </w:p>
-    <w:p>
-      <w:pPr>
-        <w:spacing w:line="360" w:lineRule="auto"/>
-      </w:pPr>
-    </w:p>
-    <w:p>
-      <w:pPr>
-        <w:spacing w:line="360" w:lineRule="auto"/>
-      </w:pPr>
-    </w:p>
-    <w:p>
-      <w:pPr>
-        <w:spacing w:line="360" w:lineRule="auto"/>
-      </w:pPr>
-    </w:p>
-    <w:p>
-      <w:pPr>
-        <w:spacing w:line="360" w:lineRule="auto"/>
-      </w:pPr>
-    </w:p>
-    <w:p>
-      <w:pPr>
-        <w:spacing w:line="360" w:lineRule="auto"/>
-      </w:pPr>
-    </w:p>
-    <w:p>
-      <w:pPr>
-        <w:spacing w:line="360" w:lineRule="auto"/>
-      </w:pPr>
-    </w:p>
-    <w:p>
-      <w:pPr>
-        <w:spacing w:line="360" w:lineRule="auto"/>
-      </w:pPr>
-    </w:p>
-    <w:p>
-      <w:pPr>
-        <w:spacing w:line="360" w:lineRule="auto"/>
-      </w:pPr>
-    </w:p>
-    <w:p>
-      <w:pPr>
-        <w:spacing w:line="360" w:lineRule="auto"/>
-      </w:pPr>
-    </w:p>
-    <w:p>
-      <w:pPr>
-        <w:spacing w:line="360" w:lineRule="auto"/>
-        <w:rPr>
-          <w:rPrChange w:id="281" w:author="Noven Austin" w:date="2026-06-12T00:52:00Z" w16du:dateUtc="2026-06-11T17:52:00Z">
+        <w:rPr>
+          <w:rPrChange w:id="285" w:author="Noven Austin" w:date="2026-06-12T00:52:00Z" w16du:dateUtc="2026-06-11T17:52:00Z">
             <w:rPr>
               <w:sz w:val="28"/>
               <w:szCs w:val="28"/>
@@ -34994,11 +34993,11 @@
     <w:rsid w:val="001A3948"/>
     <w:rsid w:val="001F5AB6"/>
     <w:rsid w:val="005F51D4"/>
+    <w:rsid w:val="00620B1E"/>
     <w:rsid w:val="0062523E"/>
     <w:rsid w:val="006323BC"/>
     <w:rsid w:val="00C67B76"/>
     <w:rsid w:val="00D20679"/>
-    <w:rsid w:val="00D556D5"/>
     <w:rsid w:val="00F43C56"/>
     <w:rsid w:val="00F6666F"/>
     <w:rsid w:val="00F66A5A"/>
@@ -35783,8 +35782,8 @@
   </we:alternateReferences>
   <we:properties>
     <we:property name="MENDELEY_BIBLIOGRAPHY_IS_DIRTY" value="false"/>
-    <we:property name="MENDELEY_BIBLIOGRAPHY_LAST_MODIFIED" value="1782198514831"/>
-    <we:property name="MENDELEY_CITATIONS" value="[{&quot;citationID&quot;:&quot;MENDELEY_CITATION_4fb038a5-657a-4eb5-b9db-24e76a96fa25&quot;,&quot;properties&quot;:{&quot;noteIndex&quot;:0},&quot;isEdited&quot;:false,&quot;manualOverride&quot;:{&quot;isManuallyOverridden&quot;:false,&quot;citeprocText&quot;:&quot;(APJII, 2025)&quot;,&quot;manualOverrideText&quot;:&quot;&quot;},&quot;citationTag&quot;:&quot;MENDELEY_CITATION_v3_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&quot;,&quot;citationItems&quot;:[{&quot;id&quot;:&quot;1570d975-ad4f-38fc-bb99-0e326d41ac7d&quot;,&quot;itemData&quot;:{&quot;type&quot;:&quot;report&quot;,&quot;id&quot;:&quot;1570d975-ad4f-38fc-bb99-0e326d41ac7d&quot;,&quot;title&quot;:&quot;Survei Penetrasi Internet dan Perilaku Pengunaan Internet 2025&quot;,&quot;author&quot;:[{&quot;family&quot;:&quot;APJII&quot;,&quot;given&quot;:&quot;&quot;,&quot;parse-names&quot;:false,&quot;dropping-particle&quot;:&quot;&quot;,&quot;non-dropping-particle&quot;:&quot;&quot;}],&quot;accessed&quot;:{&quot;date-parts&quot;:[[2026,6,16]]},&quot;URL&quot;:&quot;https://survei.apjii.or.id/survei&quot;,&quot;issued&quot;:{&quot;date-parts&quot;:[[2025]]},&quot;container-title-short&quot;:&quot;&quot;},&quot;isTemporary&quot;:false,&quot;suppress-author&quot;:false,&quot;composite&quot;:false,&quot;author-only&quot;:false}]},{&quot;citationID&quot;:&quot;MENDELEY_CITATION_5ed71e6b-64d2-4ea0-8ada-24a5893b8683&quot;,&quot;properties&quot;:{&quot;noteIndex&quot;:0},&quot;isEdited&quot;:false,&quot;manualOverride&quot;:{&quot;isManuallyOverridden&quot;:false,&quot;citeprocText&quot;:&quot;(Brysbaert, 2019)&quot;,&quot;manualOverrideText&quot;:&quot;&quot;},&quot;citationTag&quot;:&quot;MENDELEY_CITATION_v3_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&quot;,&quot;citationItems&quot;:[{&quot;id&quot;:&quot;c251f3ef-0c70-3fbc-ac66-573b0dbd815d&quot;,&quot;itemData&quot;:{&quot;type&quot;:&quot;article-journal&quot;,&quot;id&quot;:&quot;c251f3ef-0c70-3fbc-ac66-573b0dbd815d&quot;,&quot;title&quot;:&quot;How many words do we read per minute? A review and meta-analysis of reading rate&quot;,&quot;author&quot;:[{&quot;family&quot;:&quot;Brysbaert&quot;,&quot;given&quot;:&quot;Marc&quot;,&quot;parse-names&quot;:false,&quot;dropping-particle&quot;:&quot;&quot;,&quot;non-dropping-particle&quot;:&quot;&quot;}],&quot;container-title&quot;:&quot;Journal of Memory and Language&quot;,&quot;container-title-short&quot;:&quot;J. Mem. Lang.&quot;,&quot;DOI&quot;:&quot;10.1016/j.jml.2019.104047&quot;,&quot;ISSN&quot;:&quot;0749596X&quot;,&quot;URL&quot;:&quot;https://linkinghub.elsevier.com/retrieve/pii/S0749596X19300786&quot;,&quot;issued&quot;:{&quot;date-parts&quot;:[[2019,12,1]]},&quot;page&quot;:&quot;104047&quot;,&quot;abstract&quot;:&quot;Based on the analysis of 190 studies (18,573 participants), we estimate that the average silent reading rate for adults in English is 238 words per minute (wpm) for non-fiction and 260 wpm for fiction. The difference can be predicted by taking into account the length of the words, with longer words in non-fiction than in fiction. The estimates are lower than the numbers often cited in scientific and popular writings. The reasons for the overestimates are reviewed. The average oral reading rate (based on 77 studies and 5965 participants) is 183 wpm. Reading rates are lower for children, old adults, and readers with English as second language. The reading rates are in line with maximum listening speed and do not require the assumption of reading-specific language processing. Within each group/task there are reliable individual differences, which are not yet fully understood. For silent reading of English non-fiction most adults fall in the range of 175–300 wpm; for fiction the range is 200–320 wpm. Reading rates in other languages can be predicted reasonably well by taking into account the number of words these languages require to convey the same message as in English.&quot;,&quot;publisher&quot;:&quot;Academic Press Inc.&quot;,&quot;volume&quot;:&quot;109&quot;},&quot;isTemporary&quot;:false,&quot;suppress-author&quot;:false,&quot;composite&quot;:false,&quot;author-only&quot;:false}]},{&quot;citationID&quot;:&quot;MENDELEY_CITATION_29dc3a58-1bf5-47c8-8314-1ef48fea737e&quot;,&quot;properties&quot;:{&quot;noteIndex&quot;:0},&quot;isEdited&quot;:false,&quot;manualOverride&quot;:{&quot;isManuallyOverridden&quot;:false,&quot;citeprocText&quot;:&quot;(Chen et al., 2022)&quot;,&quot;manualOverrideText&quot;:&quot;&quot;},&quot;citationTag&quot;:&quot;MENDELEY_CITATION_v3_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&quot;,&quot;citationItems&quot;:[{&quot;id&quot;:&quot;223f0e0a-8e0c-36c0-a949-357b52eb612a&quot;,&quot;itemData&quot;:{&quot;type&quot;:&quot;article-journal&quot;,&quot;id&quot;:&quot;223f0e0a-8e0c-36c0-a949-357b52eb612a&quot;,&quot;title&quot;:&quot;The Impact of Online Reviews on Consumers’ Purchasing Decisions: Evidence From an Eye-Tracking Study&quot;,&quot;author&quot;:[{&quot;family&quot;:&quot;Chen&quot;,&quot;given&quot;:&quot;Tao&quot;,&quot;parse-names&quot;:false,&quot;dropping-particle&quot;:&quot;&quot;,&quot;non-dropping-particle&quot;:&quot;&quot;},{&quot;family&quot;:&quot;Samaranayake&quot;,&quot;given&quot;:&quot;Premaratne&quot;,&quot;parse-names&quot;:false,&quot;dropping-particle&quot;:&quot;&quot;,&quot;non-dropping-particle&quot;:&quot;&quot;},{&quot;family&quot;:&quot;Cen&quot;,&quot;given&quot;:&quot;XiongYing&quot;,&quot;parse-names&quot;:false,&quot;dropping-particle&quot;:&quot;&quot;,&quot;non-dropping-particle&quot;:&quot;&quot;},{&quot;family&quot;:&quot;Qi&quot;,&quot;given&quot;:&quot;Meng&quot;,&quot;parse-names&quot;:false,&quot;dropping-particle&quot;:&quot;&quot;,&quot;non-dropping-particle&quot;:&quot;&quot;},{&quot;family&quot;:&quot;Lan&quot;,&quot;given&quot;:&quot;Yi-Chen&quot;,&quot;parse-names&quot;:false,&quot;dropping-particle&quot;:&quot;&quot;,&quot;non-dropping-particle&quot;:&quot;&quot;}],&quot;container-title&quot;:&quot;Frontiers in Psychology&quot;,&quot;container-title-short&quot;:&quot;Front. Psychol.&quot;,&quot;DOI&quot;:&quot;10.3389/fpsyg.2022.865702&quot;,&quot;ISSN&quot;:&quot;1664-1078&quot;,&quot;URL&quot;:&quot;https://www.frontiersin.org/articles/10.3389/fpsyg.2022.865702/full&quot;,&quot;issued&quot;:{&quot;date-parts&quot;:[[2022,6,8]]},&quot;abstract&quot;:&quot;&lt;p&gt;This study investigated the impact of online product reviews on consumers purchasing decisions by using eye-tracking. The research methodology involved (i) development of a conceptual framework of online product review and purchasing intention through the moderation role of gender and visual attention in comments, and (ii) empirical investigation into the region of interest (ROI) analysis of consumers fixation during the purchase decision process and behavioral analysis. The results showed that consumers’ attention to negative comments was significantly greater than that to positive comments, especially for female consumers. Furthermore, the study identified a significant correlation between the visual browsing behavior of consumers and their purchase intention. It also found that consumers were not able to identify false comments. The current study provides a deep understanding of the underlying mechanism of how online reviews influence shopping behavior, reveals the effect of gender on this effect for the first time and explains it from the perspective of attentional bias, which is essential for the theory of online consumer behavior. Specifically, the different effects of consumers’ attention to negative comments seem to be moderated through gender with female consumers’ attention to negative comments being significantly greater than to positive ones. These findings suggest that practitioners need to pay particular attention to negative comments and resolve them promptly through the customization of product/service information, taking into consideration consumer characteristics, including gender.&lt;/p&gt;&quot;,&quot;publisher&quot;:&quot;Frontiers Media S.A.&quot;,&quot;volume&quot;:&quot;13&quot;},&quot;isTemporary&quot;:false,&quot;suppress-author&quot;:false,&quot;composite&quot;:false,&quot;author-only&quot;:false}]},{&quot;citationID&quot;:&quot;MENDELEY_CITATION_acf28c98-d1d4-4e6f-9fab-51b2c976ecbf&quot;,&quot;properties&quot;:{&quot;noteIndex&quot;:0},&quot;isEdited&quot;:false,&quot;manualOverride&quot;:{&quot;isManuallyOverridden&quot;:false,&quot;citeprocText&quot;:&quot;(Varga &amp;#38; Albuquerque, 2019)&quot;,&quot;manualOverrideText&quot;:&quot;&quot;},&quot;citationTag&quot;:&quot;MENDELEY_CITATION_v3_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&quot;,&quot;citationItems&quot;:[{&quot;id&quot;:&quot;f30b286a-74ca-3c7e-a90c-40f535415bb8&quot;,&quot;itemData&quot;:{&quot;type&quot;:&quot;article-journal&quot;,&quot;id&quot;:&quot;f30b286a-74ca-3c7e-a90c-40f535415bb8&quot;,&quot;title&quot;:&quot;Measuring the Impact of a Single Negative Customer Review on Online Search and Purchase Decisions&quot;,&quot;author&quot;:[{&quot;family&quot;:&quot;Varga&quot;,&quot;given&quot;:&quot;Marton&quot;,&quot;parse-names&quot;:false,&quot;dropping-particle&quot;:&quot;&quot;,&quot;non-dropping-particle&quot;:&quot;&quot;},{&quot;family&quot;:&quot;Albuquerque&quot;,&quot;given&quot;:&quot;Paulo&quot;,&quot;parse-names&quot;:false,&quot;dropping-particle&quot;:&quot;&quot;,&quot;non-dropping-particle&quot;:&quot;&quot;}],&quot;container-title&quot;:&quot;SSRN Electronic Journal&quot;,&quot;DOI&quot;:&quot;10.2139/ssrn.3483429&quot;,&quot;ISSN&quot;:&quot;1556-5068&quot;,&quot;URL&quot;:&quot;https://www.ssrn.com/abstract=3483429&quot;,&quot;issued&quot;:{&quot;date-parts&quot;:[[2019,12,10]]},&quot;abstract&quot;:&quot;How much does a single negative customer review impact online search and purchase behavior? To answer this question, we compare choices made by consumers searching for a product that had a negative review posted on its product-page with those made when the same review had \&quot;moved\&quot; to a second page as additional reviews were posted. By focusing on where the review appears rather than whether it was submitted, our approach tackles concerns of spurious correlation between customer reviews and unobserved demand shocks. Using data from a large online retailer, we find that the discovery of a negative review-one that has 3-stars or less out of 5-leads to an average drop in purchase probability of 51.4%, an increase in continuing search for a competing item of 11.4%, and a 15.8% increase in the price paid if a purchase occurs. Our findings are presented on a two-dimensional product map-an innovative way to evaluate the vulnerability of products to a single negative review.&quot;,&quot;container-title-short&quot;:&quot;&quot;},&quot;isTemporary&quot;:false,&quot;suppress-author&quot;:false,&quot;composite&quot;:false,&quot;author-only&quot;:false}]},{&quot;citationID&quot;:&quot;MENDELEY_CITATION_c8c5ca16-1d50-43d2-ad2a-3d79a9d45e3d&quot;,&quot;properties&quot;:{&quot;noteIndex&quot;:0},&quot;isEdited&quot;:false,&quot;manualOverride&quot;:{&quot;isManuallyOverridden&quot;:false,&quot;citeprocText&quot;:&quot;(Aras et al., 2024)&quot;,&quot;manualOverrideText&quot;:&quot;&quot;},&quot;citationTag&quot;:&quot;MENDELEY_CITATION_v3_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&quot;,&quot;citationItems&quot;:[{&quot;id&quot;:&quot;18576c86-dcd7-3810-8d80-015211001143&quot;,&quot;itemData&quot;:{&quot;type&quot;:&quot;article-journal&quot;,&quot;id&quot;:&quot;18576c86-dcd7-3810-8d80-015211001143&quot;,&quot;title&quot;:&quot;Sentiment Analysis on Shopee Product Reviews Using IndoBERT&quot;,&quot;author&quot;:[{&quot;family&quot;:&quot;Aras&quot;,&quot;given&quot;:&quot;Suhardi&quot;,&quot;parse-names&quot;:false,&quot;dropping-particle&quot;:&quot;&quot;,&quot;non-dropping-particle&quot;:&quot;&quot;},{&quot;family&quot;:&quot;Yusuf&quot;,&quot;given&quot;:&quot;Muhammad&quot;,&quot;parse-names&quot;:false,&quot;dropping-particle&quot;:&quot;&quot;,&quot;non-dropping-particle&quot;:&quot;&quot;},{&quot;family&quot;:&quot;Ruimassa&quot;,&quot;given&quot;:&quot;Reinhard Yohanis&quot;,&quot;parse-names&quot;:false,&quot;dropping-particle&quot;:&quot;&quot;,&quot;non-dropping-particle&quot;:&quot;&quot;},{&quot;family&quot;:&quot;Wambrauw&quot;,&quot;given&quot;:&quot;Elli Agustinus Billi&quot;,&quot;parse-names&quot;:false,&quot;dropping-particle&quot;:&quot;&quot;,&quot;non-dropping-particle&quot;:&quot;&quot;},{&quot;family&quot;:&quot;Pala'langan&quot;,&quot;given&quot;:&quot;Elsa Bura&quot;,&quot;parse-names&quot;:false,&quot;dropping-particle&quot;:&quot;&quot;,&quot;non-dropping-particle&quot;:&quot;&quot;}],&quot;container-title&quot;:&quot;Journal of Information Systems and Informatics&quot;,&quot;accessed&quot;:{&quot;date-parts&quot;:[[2026,6,19]]},&quot;DOI&quot;:&quot;10.51519/journalisi.v6i3.814&quot;,&quot;ISSN&quot;:&quot;2656-5935&quot;,&quot;URL&quot;:&quot;https://doi.org/10.51519/journalisi.v6i3.814&quot;,&quot;issued&quot;:{&quot;date-parts&quot;:[[2024,9,17]]},&quot;page&quot;:&quot;1616-1627&quot;,&quot;abstract&quot;:&quot;A marketplace is a place in cyberspace where there are commercial activities between buyers and sellers. Products offered from the marketplace have reviews to review. Shopee is the most visited marketplace by people and offers various products. Product reviews can provide benefits for other consumers in assessing the products offered. By utilizing NLP technology in particular, this study can classify positive sentiment and negative sentiment in product review data. The IndoBERT model is a model that can be used in NLP technology by utilizing the relationship between each input and output element as well as the weights to be calculated simultaneously. By utilizing this technology, sentiment analysis on Shopee product reviews provides maximum accuracy until 93% with different training conditions. This provide that IndoBERT model can show that the performance of the indoBERT model in this research is very good.&quot;,&quot;publisher&quot;:&quot;Asosiasi Doktor Sistem Informasi Indonesia&quot;,&quot;issue&quot;:&quot;3&quot;,&quot;volume&quot;:&quot;6&quot;,&quot;container-title-short&quot;:&quot;&quot;},&quot;isTemporary&quot;:false,&quot;suppress-author&quot;:false,&quot;composite&quot;:false,&quot;author-only&quot;:false}]},{&quot;citationID&quot;:&quot;MENDELEY_CITATION_938ede6d-5964-4bdd-9bcf-8bf73be5d0ab&quot;,&quot;properties&quot;:{&quot;noteIndex&quot;:0},&quot;isEdited&quot;:false,&quot;manualOverride&quot;:{&quot;isManuallyOverridden&quot;:false,&quot;citeprocText&quot;:&quot;(Lewis et al., 2021)&quot;,&quot;manualOverrideText&quot;:&quot;&quot;},&quot;citationTag&quot;:&quot;MENDELEY_CITATION_v3_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&quot;,&quot;citationItems&quot;:[{&quot;id&quot;:&quot;c17640c0-00c5-3c79-b317-0cad260b3900&quot;,&quot;itemData&quot;:{&quot;type&quot;:&quot;article-journal&quot;,&quot;id&quot;:&quot;c17640c0-00c5-3c79-b317-0cad260b3900&quot;,&quot;title&quot;:&quot;Retrieval-Augmented Generation for Knowledge-Intensive NLP Tasks&quot;,&quot;author&quot;:[{&quot;family&quot;:&quot;Lewis&quot;,&quot;given&quot;:&quot;Patrick&quot;,&quot;parse-names&quot;:false,&quot;dropping-particle&quot;:&quot;&quot;,&quot;non-dropping-particle&quot;:&quot;&quot;},{&quot;family&quot;:&quot;Perez&quot;,&quot;given&quot;:&quot;Ethan&quot;,&quot;parse-names&quot;:false,&quot;dropping-particle&quot;:&quot;&quot;,&quot;non-dropping-particle&quot;:&quot;&quot;},{&quot;family&quot;:&quot;Piktus&quot;,&quot;given&quot;:&quot;Aleksandra&quot;,&quot;parse-names&quot;:false,&quot;dropping-particle&quot;:&quot;&quot;,&quot;non-dropping-particle&quot;:&quot;&quot;},{&quot;family&quot;:&quot;Petroni&quot;,&quot;given&quot;:&quot;Fabio&quot;,&quot;parse-names&quot;:false,&quot;dropping-particle&quot;:&quot;&quot;,&quot;non-dropping-particle&quot;:&quot;&quot;},{&quot;family&quot;:&quot;Karpukhin&quot;,&quot;given&quot;:&quot;Vladimir&quot;,&quot;parse-names&quot;:false,&quot;dropping-particle&quot;:&quot;&quot;,&quot;non-dropping-particle&quot;:&quot;&quot;},{&quot;family&quot;:&quot;Goyal&quot;,&quot;given&quot;:&quot;Naman&quot;,&quot;parse-names&quot;:false,&quot;dropping-particle&quot;:&quot;&quot;,&quot;non-dropping-particle&quot;:&quot;&quot;},{&quot;family&quot;:&quot;Küttler&quot;,&quot;given&quot;:&quot;Heinrich&quot;,&quot;parse-names&quot;:false,&quot;dropping-particle&quot;:&quot;&quot;,&quot;non-dropping-particle&quot;:&quot;&quot;},{&quot;family&quot;:&quot;Lewis&quot;,&quot;given&quot;:&quot;Mike&quot;,&quot;parse-names&quot;:false,&quot;dropping-particle&quot;:&quot;&quot;,&quot;non-dropping-particle&quot;:&quot;&quot;},{&quot;family&quot;:&quot;Yih&quot;,&quot;given&quot;:&quot;Wen-tau&quot;,&quot;parse-names&quot;:false,&quot;dropping-particle&quot;:&quot;&quot;,&quot;non-dropping-particle&quot;:&quot;&quot;},{&quot;family&quot;:&quot;Rocktäschel&quot;,&quot;given&quot;:&quot;Tim&quot;,&quot;parse-names&quot;:false,&quot;dropping-particle&quot;:&quot;&quot;,&quot;non-dropping-particle&quot;:&quot;&quot;},{&quot;family&quot;:&quot;Riedel&quot;,&quot;given&quot;:&quot;Sebastian&quot;,&quot;parse-names&quot;:false,&quot;dropping-particle&quot;:&quot;&quot;,&quot;non-dropping-particle&quot;:&quot;&quot;},{&quot;family&quot;:&quot;Kiela&quot;,&quot;given&quot;:&quot;Douwe&quot;,&quot;parse-names&quot;:false,&quot;dropping-particle&quot;:&quot;&quot;,&quot;non-dropping-particle&quot;:&quot;&quot;}],&quot;container-title&quot;:&quot;arXiv&quot;,&quot;URL&quot;:&quot;http://arxiv.org/abs/2005.11401&quot;,&quot;issued&quot;:{&quot;date-parts&quot;:[[2021,4,12]]},&quot;abstract&quot;:&quot;Large pre-trained language models have been shown to store factual knowledge in their parameters, and achieve state-of-the-art results when fine-tuned on downstream NLP tasks. However, their ability to access and precisely manipulate knowledge is still limited, and hence on knowledge-intensive tasks, their performance lags behind task-specific architectures. Additionally, providing provenance for their decisions and updating their world knowledge remain open research problems. Pre-trained models with a differentiable access mechanism to explicit non-parametric memory can overcome this issue, but have so far been only investigated for extractive downstream tasks. We explore a general-purpose fine-tuning recipe for retrieval-augmented generation (RAG) -- models which combine pre-trained parametric and non-parametric memory for language generation. We introduce RAG models where the parametric memory is a pre-trained seq2seq model and the non-parametric memory is a dense vector index of Wikipedia, accessed with a pre-trained neural retriever. We compare two RAG formulations, one which conditions on the same retrieved passages across the whole generated sequence, the other can use different passages per token. We fine-tune and evaluate our models on a wide range of knowledge-intensive NLP tasks and set the state-of-the-art on three open domain QA tasks, outperforming parametric seq2seq models and task-specific retrieve-and-extract architectures. For language generation tasks, we find that RAG models generate more specific, diverse and factual language than a state-of-the-art parametric-only seq2seq baseline.&quot;,&quot;container-title-short&quot;:&quot;ArXiv&quot;},&quot;isTemporary&quot;:false,&quot;suppress-author&quot;:false,&quot;composite&quot;:false,&quot;author-only&quot;:false}]},{&quot;citationID&quot;:&quot;MENDELEY_CITATION_a8bc8b7c-e3ef-490a-bc5e-0778461e2f13&quot;,&quot;properties&quot;:{&quot;noteIndex&quot;:0},&quot;isEdited&quot;:false,&quot;manualOverride&quot;:{&quot;isManuallyOverridden&quot;:false,&quot;citeprocText&quot;:&quot;(Gao et al., 2024)&quot;,&quot;manualOverrideText&quot;:&quot;&quot;},&quot;citationTag&quot;:&quot;MENDELEY_CITATION_v3_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&quot;,&quot;citationItems&quot;:[{&quot;id&quot;:&quot;2c610d5d-4fc7-3c2e-ac6b-f900d827599b&quot;,&quot;itemData&quot;:{&quot;type&quot;:&quot;article-journal&quot;,&quot;id&quot;:&quot;2c610d5d-4fc7-3c2e-ac6b-f900d827599b&quot;,&quot;title&quot;:&quot;Retrieval-Augmented Generation for Large Language Models: A Survey&quot;,&quot;author&quot;:[{&quot;family&quot;:&quot;Gao&quot;,&quot;given&quot;:&quot;Yunfan&quot;,&quot;parse-names&quot;:false,&quot;dropping-particle&quot;:&quot;&quot;,&quot;non-dropping-particle&quot;:&quot;&quot;},{&quot;family&quot;:&quot;Xiong&quot;,&quot;given&quot;:&quot;Yun&quot;,&quot;parse-names&quot;:false,&quot;dropping-particle&quot;:&quot;&quot;,&quot;non-dropping-particle&quot;:&quot;&quot;},{&quot;family&quot;:&quot;Gao&quot;,&quot;given&quot;:&quot;Xinyu&quot;,&quot;parse-names&quot;:false,&quot;dropping-particle&quot;:&quot;&quot;,&quot;non-dropping-particle&quot;:&quot;&quot;},{&quot;family&quot;:&quot;Jia&quot;,&quot;given&quot;:&quot;Kangxiang&quot;,&quot;parse-names&quot;:false,&quot;dropping-particle&quot;:&quot;&quot;,&quot;non-dropping-particle&quot;:&quot;&quot;},{&quot;family&quot;:&quot;Pan&quot;,&quot;given&quot;:&quot;Jinliu&quot;,&quot;parse-names&quot;:false,&quot;dropping-particle&quot;:&quot;&quot;,&quot;non-dropping-particle&quot;:&quot;&quot;},{&quot;family&quot;:&quot;Bi&quot;,&quot;given&quot;:&quot;Yuxi&quot;,&quot;parse-names&quot;:false,&quot;dropping-particle&quot;:&quot;&quot;,&quot;non-dropping-particle&quot;:&quot;&quot;},{&quot;family&quot;:&quot;Dai&quot;,&quot;given&quot;:&quot;Yi&quot;,&quot;parse-names&quot;:false,&quot;dropping-particle&quot;:&quot;&quot;,&quot;non-dropping-particle&quot;:&quot;&quot;},{&quot;family&quot;:&quot;Sun&quot;,&quot;given&quot;:&quot;Jiawei&quot;,&quot;parse-names&quot;:false,&quot;dropping-particle&quot;:&quot;&quot;,&quot;non-dropping-particle&quot;:&quot;&quot;},{&quot;family&quot;:&quot;Wang&quot;,&quot;given&quot;:&quot;Meng&quot;,&quot;parse-names&quot;:false,&quot;dropping-particle&quot;:&quot;&quot;,&quot;non-dropping-particle&quot;:&quot;&quot;},{&quot;family&quot;:&quot;Wang&quot;,&quot;given&quot;:&quot;Haofen&quot;,&quot;parse-names&quot;:false,&quot;dropping-particle&quot;:&quot;&quot;,&quot;non-dropping-particle&quot;:&quot;&quot;}],&quot;container-title&quot;:&quot;arXiv&quot;,&quot;URL&quot;:&quot;http://arxiv.org/abs/2312.10997&quot;,&quot;issued&quot;:{&quot;date-parts&quot;:[[2024,3,27]]},&quot;abstract&quot;:&quot;Large Language Models (LLMs) showcase impressive capabilities but encounter challenges like hallucination, outdated knowledge, and non-transparent, untraceable reasoning processes. Retrieval-Augmented Generation (RAG) has emerged as a promising solution by incorporating knowledge from external databases. This enhances the accuracy and credibility of the generation, particularly for knowledge-intensive tasks, and allows for continuous knowledge updates and integration of domain-specific information. RAG synergistically merges LLMs' intrinsic knowledge with the vast, dynamic repositories of external databases. This comprehensive review paper offers a detailed examination of the progression of RAG paradigms, encompassing the Naive RAG, the Advanced RAG, and the Modular RAG. It meticulously scrutinizes the tripartite foundation of RAG frameworks, which includes the retrieval, the generation and the augmentation techniques. The paper highlights the state-of-the-art technologies embedded in each of these critical components, providing a profound understanding of the advancements in RAG systems. Furthermore, this paper introduces up-to-date evaluation framework and benchmark. At the end, this article delineates the challenges currently faced and points out prospective avenues for research and development.&quot;,&quot;container-title-short&quot;:&quot;ArXiv&quot;},&quot;isTemporary&quot;:false,&quot;suppress-author&quot;:false,&quot;composite&quot;:false,&quot;author-only&quot;:false}]},{&quot;citationID&quot;:&quot;MENDELEY_CITATION_b3b59b11-af7f-4e0c-b749-3fe7ec91ebc2&quot;,&quot;properties&quot;:{&quot;noteIndex&quot;:0},&quot;isEdited&quot;:false,&quot;manualOverride&quot;:{&quot;isManuallyOverridden&quot;:false,&quot;citeprocText&quot;:&quot;(Shopee, 2026a)&quot;,&quot;manualOverrideText&quot;:&quot;&quot;},&quot;citationTag&quot;:&quot;MENDELEY_CITATION_v3_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&quot;,&quot;citationItems&quot;:[{&quot;id&quot;:&quot;5f132f23-6b3c-379d-8bd3-f959c9a20357&quot;,&quot;itemData&quot;:{&quot;type&quot;:&quot;webpage&quot;,&quot;id&quot;:&quot;5f132f23-6b3c-379d-8bd3-f959c9a20357&quot;,&quot;title&quot;:&quot;Choki&quot;,&quot;author&quot;:[{&quot;family&quot;:&quot;Shopee&quot;,&quot;given&quot;:&quot;&quot;,&quot;parse-names&quot;:false,&quot;dropping-particle&quot;:&quot;&quot;,&quot;non-dropping-particle&quot;:&quot;&quot;}],&quot;accessed&quot;:{&quot;date-parts&quot;:[[2026,6,19]]},&quot;URL&quot;:&quot;https://chatbot.shopee.co.id&quot;,&quot;issued&quot;:{&quot;date-parts&quot;:[[2026]]},&quot;container-title-short&quot;:&quot;&quot;},&quot;isTemporary&quot;:false,&quot;suppress-author&quot;:false,&quot;composite&quot;:false,&quot;author-only&quot;:false}]},{&quot;citationID&quot;:&quot;MENDELEY_CITATION_5e6b4a6e-79ef-4325-a3d3-b0bb8ac9c13f&quot;,&quot;properties&quot;:{&quot;noteIndex&quot;:0},&quot;isEdited&quot;:false,&quot;manualOverride&quot;:{&quot;isManuallyOverridden&quot;:false,&quot;citeprocText&quot;:&quot;(Es et al., 2025)&quot;,&quot;manualOverrideText&quot;:&quot;&quot;},&quot;citationTag&quot;:&quot;MENDELEY_CITATION_v3_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&quot;,&quot;citationItems&quot;:[{&quot;id&quot;:&quot;8903c6d9-381b-3dfb-a64b-adebf14ce648&quot;,&quot;itemData&quot;:{&quot;type&quot;:&quot;article-journal&quot;,&quot;id&quot;:&quot;8903c6d9-381b-3dfb-a64b-adebf14ce648&quot;,&quot;title&quot;:&quot;Ragas: Automated Evaluation of Retrieval Augmented Generation&quot;,&quot;author&quot;:[{&quot;family&quot;:&quot;Es&quot;,&quot;given&quot;:&quot;Shahul&quot;,&quot;parse-names&quot;:false,&quot;dropping-particle&quot;:&quot;&quot;,&quot;non-dropping-particle&quot;:&quot;&quot;},{&quot;family&quot;:&quot;James&quot;,&quot;given&quot;:&quot;Jithin&quot;,&quot;parse-names&quot;:false,&quot;dropping-particle&quot;:&quot;&quot;,&quot;non-dropping-particle&quot;:&quot;&quot;},{&quot;family&quot;:&quot;Espinosa-Anke&quot;,&quot;given&quot;:&quot;Luis&quot;,&quot;parse-names&quot;:false,&quot;dropping-particle&quot;:&quot;&quot;,&quot;non-dropping-particle&quot;:&quot;&quot;},{&quot;family&quot;:&quot;Schockaert&quot;,&quot;given&quot;:&quot;Steven&quot;,&quot;parse-names&quot;:false,&quot;dropping-particle&quot;:&quot;&quot;,&quot;non-dropping-particle&quot;:&quot;&quot;}],&quot;container-title&quot;:&quot;arXiv&quot;,&quot;URL&quot;:&quot;http://arxiv.org/abs/2309.15217&quot;,&quot;issued&quot;:{&quot;date-parts&quot;:[[2025,4,28]]},&quot;abstract&quot;:&quot;We introduce Ragas (Retrieval Augmented Generation Assessment), a framework for reference-free evaluation of Retrieval Augmented Generation (RAG) pipelines. RAG systems are composed of a retrieval and an LLM based generation module, and provide LLMs with knowledge from a reference textual database, which enables them to act as a natural language layer between a user and textual databases, reducing the risk of hallucinations. Evaluating RAG architectures is, however, challenging because there are several dimensions to consider: the ability of the retrieval system to identify relevant and focused context passages, the ability of the LLM to exploit such passages in a faithful way, or the quality of the generation itself. With Ragas, we put forward a suite of metrics which can be used to evaluate these different dimensions \\textit{without having to rely on ground truth human annotations}. We posit that such a framework can crucially contribute to faster evaluation cycles of RAG architectures, which is especially important given the fast adoption of LLMs.&quot;,&quot;container-title-short&quot;:&quot;ArXiv&quot;},&quot;isTemporary&quot;:false,&quot;suppress-author&quot;:false,&quot;composite&quot;:false,&quot;author-only&quot;:false}]},{&quot;citationID&quot;:&quot;MENDELEY_CITATION_de438268-2622-4d7e-a9b7-fb0d03bfa58b&quot;,&quot;properties&quot;:{&quot;noteIndex&quot;:0},&quot;isEdited&quot;:false,&quot;manualOverride&quot;:{&quot;isManuallyOverridden&quot;:false,&quot;citeprocText&quot;:&quot;(Shopee, 2026b)&quot;,&quot;manualOverrideText&quot;:&quot;&quot;},&quot;citationTag&quot;:&quot;MENDELEY_CITATION_v3_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&quot;,&quot;citationItems&quot;:[{&quot;id&quot;:&quot;5539217c-3367-3e6e-b376-29da4acd2e1e&quot;,&quot;itemData&quot;:{&quot;type&quot;:&quot;webpage&quot;,&quot;id&quot;:&quot;5539217c-3367-3e6e-b376-29da4acd2e1e&quot;,&quot;title&quot;:&quot;Shopee Open Platform&quot;,&quot;author&quot;:[{&quot;family&quot;:&quot;Shopee&quot;,&quot;given&quot;:&quot;&quot;,&quot;parse-names&quot;:false,&quot;dropping-particle&quot;:&quot;&quot;,&quot;non-dropping-particle&quot;:&quot;&quot;}],&quot;accessed&quot;:{&quot;date-parts&quot;:[[2026,6,19]]},&quot;URL&quot;:&quot;https://open.shopee.com&quot;,&quot;issued&quot;:{&quot;date-parts&quot;:[[2026]]},&quot;container-title-short&quot;:&quot;&quot;},&quot;isTemporary&quot;:false,&quot;suppress-author&quot;:false,&quot;composite&quot;:false,&quot;author-only&quot;:false}]},{&quot;citationID&quot;:&quot;MENDELEY_CITATION_868109b3-eb7a-44eb-8242-ea43e1aa9830&quot;,&quot;properties&quot;:{&quot;noteIndex&quot;:0},&quot;isEdited&quot;:false,&quot;manualOverride&quot;:{&quot;isManuallyOverridden&quot;:false,&quot;citeprocText&quot;:&quot;(Punithavathi et al., 2024)&quot;,&quot;manualOverrideText&quot;:&quot;&quot;},&quot;citationTag&quot;:&quot;MENDELEY_CITATION_v3_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&quot;,&quot;citationItems&quot;:[{&quot;id&quot;:&quot;446dea97-5e3f-340a-b74f-bc147024e429&quot;,&quot;itemData&quot;:{&quot;type&quot;:&quot;article-journal&quot;,&quot;id&quot;:&quot;446dea97-5e3f-340a-b74f-bc147024e429&quot;,&quot;title&quot;:&quot;Transforming sentiment analysis for e-commerce product reviews: Hybrid deep learning model with an innovative term weighting and feature selection&quot;,&quot;author&quot;:[{&quot;family&quot;:&quot;Punithavathi&quot;,&quot;given&quot;:&quot;R.&quot;,&quot;parse-names&quot;:false,&quot;dropping-particle&quot;:&quot;&quot;,&quot;non-dropping-particle&quot;:&quot;&quot;},{&quot;family&quot;:&quot;Premkumar&quot;,&quot;given&quot;:&quot;Manoharan&quot;,&quot;parse-names&quot;:false,&quot;dropping-particle&quot;:&quot;&quot;,&quot;non-dropping-particle&quot;:&quot;&quot;},{&quot;family&quot;:&quot;Sinha&quot;,&quot;given&quot;:&quot;Garima&quot;,&quot;parse-names&quot;:false,&quot;dropping-particle&quot;:&quot;&quot;,&quot;non-dropping-particle&quot;:&quot;&quot;},{&quot;family&quot;:&quot;Chandrasekaran&quot;,&quot;given&quot;:&quot;Kumar&quot;,&quot;parse-names&quot;:false,&quot;dropping-particle&quot;:&quot;&quot;,&quot;non-dropping-particle&quot;:&quot;&quot;}],&quot;container-title&quot;:&quot;Information Processing and Management&quot;,&quot;container-title-short&quot;:&quot;Inf. Process. Manag.&quot;,&quot;DOI&quot;:&quot;10.1016/j.ipm.2024.103654&quot;,&quot;ISSN&quot;:&quot;03064573&quot;,&quot;issued&quot;:{&quot;date-parts&quot;:[[2024,5,1]]},&quot;abstract&quot;:&quot;Improving user satisfaction by analyzing many user reviews found on e-commerce platforms is becoming increasingly significant in this modern world. However, accurately predicting sentiment polarities within these reviews remains challenging due to variable sequence lengths, textual orders, and complex logic within the content. This study introduces a new optimized Machine Learning (ML) algorithm named Enhanced Golden Jackal Optimizer-based Long Short-Term Memory (EGJO-LSTM) to perform Sentiment Analysis (SA) of e-commerce product reviews. This SA method comprises four critical stages: data collection, pre-processing, feature selection, feature extraction, and lastly, sentiment classification. The initial step involves utilizing a web scrapping tool to collate customer product reviews from various e-commerce websites. The collected data is subjected to a pre-processing phase to refine the scraped information. The pre-processed data then undergoes term weighting and feature selection processes by applying Log-term Frequency-based Modified Inverse Class Frequency (LF-MICF) and Improved Grey Wolf Optimizer (IGWO). In the final stage, the refined IGWO data is fed into the EGJO-LSTM model, which then classifies the sentiment of the shopper reviews into negative, positive, or neutral classes. Performance analysis was conducted using a prompt cloud dataset from Amazon.com, comparing the proposed classifier with state-of-the-art ML models. The metrics, such as precision, accuracy, recall and F1-score, were used to compare the performance. The results demonstrate that the EGJO-LSTM outperforms other models in sentiment classification. The proposed strategy is 25% and 32% better than the traditional and hybrid methods in terms of precision and accuracy. Further observations showed that when using the recommended LF-MICF weighting method, the EGJO-LSTM surpassed the performance of the state-of-the-art methods.&quot;,&quot;publisher&quot;:&quot;Elsevier Ltd&quot;,&quot;issue&quot;:&quot;3&quot;,&quot;volume&quot;:&quot;61&quot;},&quot;isTemporary&quot;:false,&quot;suppress-author&quot;:false,&quot;composite&quot;:false,&quot;author-only&quot;:false}]},{&quot;citationID&quot;:&quot;MENDELEY_CITATION_e94b87b6-3bfc-462a-8b35-10e5d0ba6a9f&quot;,&quot;properties&quot;:{&quot;noteIndex&quot;:0},&quot;isEdited&quot;:false,&quot;manualOverride&quot;:{&quot;isManuallyOverridden&quot;:false,&quot;citeprocText&quot;:&quot;(Krishna et al., 2025)&quot;,&quot;manualOverrideText&quot;:&quot;&quot;},&quot;citationTag&quot;:&quot;MENDELEY_CITATION_v3_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&quot;,&quot;citationItems&quot;:[{&quot;id&quot;:&quot;cdb3a363-ebce-3b9b-9b7a-2ff535575a58&quot;,&quot;itemData&quot;:{&quot;type&quot;:&quot;article-journal&quot;,&quot;id&quot;:&quot;cdb3a363-ebce-3b9b-9b7a-2ff535575a58&quot;,&quot;title&quot;:&quot;Enhancing E-commerce recommendations with sentiment analysis using MLA-EDTCNet and collaborative filtering&quot;,&quot;author&quot;:[{&quot;family&quot;:&quot;Krishna&quot;,&quot;given&quot;:&quot;E. S.Phalguna&quot;,&quot;parse-names&quot;:false,&quot;dropping-particle&quot;:&quot;&quot;,&quot;non-dropping-particle&quot;:&quot;&quot;},{&quot;family&quot;:&quot;Ramu&quot;,&quot;given&quot;:&quot;T. Bhargava&quot;,&quot;parse-names&quot;:false,&quot;dropping-particle&quot;:&quot;&quot;,&quot;non-dropping-particle&quot;:&quot;&quot;},{&quot;family&quot;:&quot;Chaitanya&quot;,&quot;given&quot;:&quot;R. Krishna&quot;,&quot;parse-names&quot;:false,&quot;dropping-particle&quot;:&quot;&quot;,&quot;non-dropping-particle&quot;:&quot;&quot;},{&quot;family&quot;:&quot;Ram&quot;,&quot;given&quot;:&quot;M. Sitha&quot;,&quot;parse-names&quot;:false,&quot;dropping-particle&quot;:&quot;&quot;,&quot;non-dropping-particle&quot;:&quot;&quot;},{&quot;family&quot;:&quot;Balayesu&quot;,&quot;given&quot;:&quot;Narasimhula&quot;,&quot;parse-names&quot;:false,&quot;dropping-particle&quot;:&quot;&quot;,&quot;non-dropping-particle&quot;:&quot;&quot;},{&quot;family&quot;:&quot;Gandikota&quot;,&quot;given&quot;:&quot;Hari Prasad&quot;,&quot;parse-names&quot;:false,&quot;dropping-particle&quot;:&quot;&quot;,&quot;non-dropping-particle&quot;:&quot;&quot;},{&quot;family&quot;:&quot;Jagadesh&quot;,&quot;given&quot;:&quot;B. N.&quot;,&quot;parse-names&quot;:false,&quot;dropping-particle&quot;:&quot;&quot;,&quot;non-dropping-particle&quot;:&quot;&quot;}],&quot;container-title&quot;:&quot;Scientific Reports&quot;,&quot;container-title-short&quot;:&quot;Sci. Rep.&quot;,&quot;DOI&quot;:&quot;10.1038/s41598-025-91275-7&quot;,&quot;ISSN&quot;:&quot;20452322&quot;,&quot;PMID&quot;:&quot;40000752&quot;,&quot;issued&quot;:{&quot;date-parts&quot;:[[2025,12,1]]},&quot;abstract&quot;:&quot;The rapid growth of e-commerce has made product recommendation systems essential for enhancing customer experience and driving business success. This research proposes an advanced recommendation framework that integrates sentiment analysis (SA) and collaborative filtering (CF) to improve recommendation accuracy and user satisfaction. The methodology involves feature-level sentiment analysis with a multi-step pipeline: data preprocessing, feature extraction using a log-term frequency-based modified inverse class frequency (LFMI) algorithm, and sentiment classification using a Multi-Layer Attention-based Encoder-Decoder Temporal Convolution Neural Network (MLA-EDTCNet). To address class imbalance issues, a Modified Conditional Generative Adversarial Network (MCGAN) generates balanced oversamples. Furthermore, the Ocotillo Optimization Algorithm (OcOA) fine-tunes the model parameters to ensure optimal performance by balancing exploration and exploitation during training. The integrated system predicts sentiment polarity—positive, negative, or neutral—and combines these insights with CF to provide personalized product recommendations. Extensive experiments conducted on an Amazon product dataset demonstrate that the proposed approach outperforms state-of-the-art models in accuracy, precision, recall, F1-score, and AUC. By leveraging SA and CF, the framework delivers recommendations tailored to user preferences while enhancing engagement and satisfaction. This research highlights the potential of hybrid deep learning techniques to address critical challenges in recommendation systems, including class imbalance and feature extraction, offering a robust solution for modern e-commerce platforms.&quot;,&quot;publisher&quot;:&quot;Nature Research&quot;,&quot;issue&quot;:&quot;1&quot;,&quot;volume&quot;:&quot;15&quot;},&quot;isTemporary&quot;:false,&quot;suppress-author&quot;:false,&quot;composite&quot;:false,&quot;author-only&quot;:false}]},{&quot;citationID&quot;:&quot;MENDELEY_CITATION_4831095e-9f16-41e7-9083-e2ef9c01d2ac&quot;,&quot;properties&quot;:{&quot;noteIndex&quot;:0},&quot;isEdited&quot;:false,&quot;manualOverride&quot;:{&quot;isManuallyOverridden&quot;:false,&quot;citeprocText&quot;:&quot;(Vaswani et al., 2023)&quot;,&quot;manualOverrideText&quot;:&quot;&quot;},&quot;citationTag&quot;:&quot;MENDELEY_CITATION_v3_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&quot;,&quot;citationItems&quot;:[{&quot;id&quot;:&quot;b4586743-f31a-3ae5-a3b4-909387bdb6da&quot;,&quot;itemData&quot;:{&quot;type&quot;:&quot;report&quot;,&quot;id&quot;:&quot;b4586743-f31a-3ae5-a3b4-909387bdb6da&quot;,&quot;title&quot;:&quot;Attention Is All You Need&quot;,&quot;author&quot;:[{&quot;family&quot;:&quot;Vaswani&quot;,&quot;given&quot;:&quot;Ashish&quot;,&quot;parse-names&quot;:false,&quot;dropping-particle&quot;:&quot;&quot;,&quot;non-dropping-particle&quot;:&quot;&quot;},{&quot;family&quot;:&quot;Brain&quot;,&quot;given&quot;:&quot;Google&quot;,&quot;parse-names&quot;:false,&quot;dropping-particle&quot;:&quot;&quot;,&quot;non-dropping-particle&quot;:&quot;&quot;},{&quot;family&quot;:&quot;Shazeer&quot;,&quot;given&quot;:&quot;Noam&quot;,&quot;parse-names&quot;:false,&quot;dropping-particle&quot;:&quot;&quot;,&quot;non-dropping-particle&quot;:&quot;&quot;},{&quot;family&quot;:&quot;Parmar&quot;,&quot;given&quot;:&quot;Niki&quot;,&quot;parse-names&quot;:false,&quot;dropping-particle&quot;:&quot;&quot;,&quot;non-dropping-particle&quot;:&quot;&quot;},{&quot;family&quot;:&quot;Uszkoreit&quot;,&quot;given&quot;:&quot;Jakob&quot;,&quot;parse-names&quot;:false,&quot;dropping-particle&quot;:&quot;&quot;,&quot;non-dropping-particle&quot;:&quot;&quot;},{&quot;family&quot;:&quot;Jones&quot;,&quot;given&quot;:&quot;Llion&quot;,&quot;parse-names&quot;:false,&quot;dropping-particle&quot;:&quot;&quot;,&quot;non-dropping-particle&quot;:&quot;&quot;},{&quot;family&quot;:&quot;Gomez&quot;,&quot;given&quot;:&quot;Aidan N&quot;,&quot;parse-names&quot;:false,&quot;dropping-particle&quot;:&quot;&quot;,&quot;non-dropping-particle&quot;:&quot;&quot;},{&quot;family&quot;:&quot;Kaiser&quot;,&quot;given&quot;:&quot;Łukasz&quot;,&quot;parse-names&quot;:false,&quot;dropping-particle&quot;:&quot;&quot;,&quot;non-dropping-particle&quot;:&quot;&quot;},{&quot;family&quot;:&quot;Polosukhin&quot;,&quot;given&quot;:&quot;Illia&quot;,&quot;parse-names&quot;:false,&quot;dropping-particle&quot;:&quot;&quot;,&quot;non-dropping-particle&quot;:&quot;&quot;}],&quot;accessed&quot;:{&quot;date-parts&quot;:[[2026,6,19]]},&quot;DOI&quot;:&quot;https://doi.org/10.48550/arXiv.1706.03762&quot;,&quot;ISBN&quot;:&quot;1706.03762v7&quot;,&quot;URL&quot;:&quot;https://arxiv.org/abs/1706.03762&quot;,&quot;issued&quot;:{&quot;date-parts&quot;:[[2023,8,2]]},&quot;abstract&quot;:&quot;The dominant sequence transduction models are based on complex recurrent or convolutional neural networks that include an encoder and a decoder. The best performing models also connect the encoder and decoder through an attention mechanism. We propose a new simple network architecture, the Transformer, based solely on attention mechanisms, dispensing with recurrence and convolutions entirely. Experiments on two machine translation tasks show these models to be superior in quality while being more parallelizable and requiring significantly less time to train. Our model achieves 28.4 BLEU on the WMT 2014 English-to-German translation task, improving over the existing best results, including ensembles, by over 2 BLEU. On the WMT 2014 English-to-French translation task, our model establishes a new single-model state-of-the-art BLEU score of 41.8 after training for 3.5 days on eight GPUs, a small fraction of the training costs of the best models from the literature. We show that the Transformer generalizes well to other tasks by applying it successfully to English constituency parsing both with large and limited training data. * Equal contribution. Listing order is random. Jakob proposed replacing RNNs with self-attention and started the effort to evaluate this idea. Ashish, with Illia, designed and implemented the first Transformer models and has been crucially involved in every aspect of this work. Noam proposed scaled dot-product attention, multi-head attention and the parameter-free position representation and became the other person involved in nearly every detail. Niki designed, implemented, tuned and evaluated countless model variants in our original codebase and tensor2tensor. Llion also experimented with novel model variants, was responsible for our initial codebase, and efficient inference and visualizations. Lukasz and Aidan spent countless long days designing various parts of and implementing tensor2tensor, replacing our earlier codebase, greatly improving results and massively accelerating our research. † Work performed while at Google Brain.&quot;,&quot;container-title-short&quot;:&quot;&quot;},&quot;isTemporary&quot;:false,&quot;suppress-author&quot;:false,&quot;composite&quot;:false,&quot;author-only&quot;:false}]},{&quot;citationID&quot;:&quot;MENDELEY_CITATION_04a047a4-f237-4a03-813b-3ddc84f74f1c&quot;,&quot;properties&quot;:{&quot;noteIndex&quot;:0},&quot;isEdited&quot;:false,&quot;manualOverride&quot;:{&quot;isManuallyOverridden&quot;:false,&quot;citeprocText&quot;:&quot;(Ji et al., 2023)&quot;,&quot;manualOverrideText&quot;:&quot;&quot;},&quot;citationTag&quot;:&quot;MENDELEY_CITATION_v3_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&quot;,&quot;citationItems&quot;:[{&quot;id&quot;:&quot;67fd1024-b20c-38eb-8480-91b478113df3&quot;,&quot;itemData&quot;:{&quot;type&quot;:&quot;article&quot;,&quot;id&quot;:&quot;67fd1024-b20c-38eb-8480-91b478113df3&quot;,&quot;title&quot;:&quot;Survey of Hallucination in Natural Language Generation&quot;,&quot;author&quot;:[{&quot;family&quot;:&quot;Ji&quot;,&quot;given&quot;:&quot;Ziwei&quot;,&quot;parse-names&quot;:false,&quot;dropping-particle&quot;:&quot;&quot;,&quot;non-dropping-particle&quot;:&quot;&quot;},{&quot;family&quot;:&quot;Lee&quot;,&quot;given&quot;:&quot;Nayeon&quot;,&quot;parse-names&quot;:false,&quot;dropping-particle&quot;:&quot;&quot;,&quot;non-dropping-particle&quot;:&quot;&quot;},{&quot;family&quot;:&quot;Frieske&quot;,&quot;given&quot;:&quot;Rita&quot;,&quot;parse-names&quot;:false,&quot;dropping-particle&quot;:&quot;&quot;,&quot;non-dropping-particle&quot;:&quot;&quot;},{&quot;family&quot;:&quot;Yu&quot;,&quot;given&quot;:&quot;Tiezheng&quot;,&quot;parse-names&quot;:false,&quot;dropping-particle&quot;:&quot;&quot;,&quot;non-dropping-particle&quot;:&quot;&quot;},{&quot;family&quot;:&quot;Su&quot;,&quot;given&quot;:&quot;Dan&quot;,&quot;parse-names&quot;:false,&quot;dropping-particle&quot;:&quot;&quot;,&quot;non-dropping-particle&quot;:&quot;&quot;},{&quot;family&quot;:&quot;Xu&quot;,&quot;given&quot;:&quot;Yan&quot;,&quot;parse-names&quot;:false,&quot;dropping-particle&quot;:&quot;&quot;,&quot;non-dropping-particle&quot;:&quot;&quot;},{&quot;family&quot;:&quot;Ishii&quot;,&quot;given&quot;:&quot;Etsuko&quot;,&quot;parse-names&quot;:false,&quot;dropping-particle&quot;:&quot;&quot;,&quot;non-dropping-particle&quot;:&quot;&quot;},{&quot;family&quot;:&quot;Bang&quot;,&quot;given&quot;:&quot;Ye Jin&quot;,&quot;parse-names&quot;:false,&quot;dropping-particle&quot;:&quot;&quot;,&quot;non-dropping-particle&quot;:&quot;&quot;},{&quot;family&quot;:&quot;Madotto&quot;,&quot;given&quot;:&quot;Andrea&quot;,&quot;parse-names&quot;:false,&quot;dropping-particle&quot;:&quot;&quot;,&quot;non-dropping-particle&quot;:&quot;&quot;},{&quot;family&quot;:&quot;Fung&quot;,&quot;given&quot;:&quot;Pascale&quot;,&quot;parse-names&quot;:false,&quot;dropping-particle&quot;:&quot;&quot;,&quot;non-dropping-particle&quot;:&quot;&quot;}],&quot;container-title&quot;:&quot;ACM Computing Surveys&quot;,&quot;container-title-short&quot;:&quot;ACM Comput. Surv.&quot;,&quot;DOI&quot;:&quot;10.1145/3571730&quot;,&quot;ISSN&quot;:&quot;15577341&quot;,&quot;issued&quot;:{&quot;date-parts&quot;:[[2023,12,31]]},&quot;abstract&quot;:&quot;Natural Language Generation (NLG) has improved exponentially in recent years thanks to the development of sequence-to-sequence deep learning technologies such as Transformer-based language models. This advancement has led to more fluent and coherent NLG, leading to improved development in downstream tasks such as abstractive summarization, dialogue generation, and data-to-text generation. However, it is also apparent that deep learning based generation is prone to hallucinate unintended text, which degrades the system performance and fails to meet user expectations in many real-world scenarios. To address this issue, many studies have been presented in measuring and mitigating hallucinated texts, but these have never been reviewed in a comprehensive manner before.In this survey, we thus provide a broad overview of the research progress and challenges in the hallucination problem in NLG. The survey is organized into two parts: (1) a general overview of metrics, mitigation methods, and future directions, and (2) an overview of task-specific research progress on hallucinations in the following downstream tasks, namely abstractive summarization, dialogue generation, generative question answering, data-to-text generation, and machine translation. This survey serves to facilitate collaborative efforts among researchers in tackling the challenge of hallucinated texts in NLG.&quot;,&quot;publisher&quot;:&quot;Association for Computing Machinery&quot;,&quot;issue&quot;:&quot;12&quot;,&quot;volume&quot;:&quot;55&quot;},&quot;isTemporary&quot;:false,&quot;suppress-author&quot;:false,&quot;composite&quot;:false,&quot;author-only&quot;:false}]},{&quot;citationID&quot;:&quot;MENDELEY_CITATION_f5427b28-8aae-4d1e-941e-3e5693719317&quot;,&quot;properties&quot;:{&quot;noteIndex&quot;:0},&quot;isEdited&quot;:false,&quot;manualOverride&quot;:{&quot;isManuallyOverridden&quot;:false,&quot;citeprocText&quot;:&quot;(Reimers &amp;#38; Gurevych, 2020)&quot;,&quot;manualOverrideText&quot;:&quot;&quot;},&quot;citationTag&quot;:&quot;MENDELEY_CITATION_v3_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&quot;,&quot;citationItems&quot;:[{&quot;id&quot;:&quot;3b664dab-e5e3-3c34-8176-d287c9800145&quot;,&quot;itemData&quot;:{&quot;type&quot;:&quot;article-journal&quot;,&quot;id&quot;:&quot;3b664dab-e5e3-3c34-8176-d287c9800145&quot;,&quot;title&quot;:&quot;Making Monolingual Sentence Embeddings Multilingual using Knowledge Distillation&quot;,&quot;author&quot;:[{&quot;family&quot;:&quot;Reimers&quot;,&quot;given&quot;:&quot;Nils&quot;,&quot;parse-names&quot;:false,&quot;dropping-particle&quot;:&quot;&quot;,&quot;non-dropping-particle&quot;:&quot;&quot;},{&quot;family&quot;:&quot;Gurevych&quot;,&quot;given&quot;:&quot;Iryna&quot;,&quot;parse-names&quot;:false,&quot;dropping-particle&quot;:&quot;&quot;,&quot;non-dropping-particle&quot;:&quot;&quot;}],&quot;container-title&quot;:&quot;arXiv&quot;,&quot;URL&quot;:&quot;http://arxiv.org/abs/2004.09813&quot;,&quot;issued&quot;:{&quot;date-parts&quot;:[[2020,10,5]]},&quot;abstract&quot;:&quot;We present an easy and efficient method to extend existing sentence embedding models to new languages. This allows to create multilingual versions from previously monolingual models. The training is based on the idea that a translated sentence should be mapped to the same location in the vector space as the original sentence. We use the original (monolingual) model to generate sentence embeddings for the source language and then train a new system on translated sentences to mimic the original model. Compared to other methods for training multilingual sentence embeddings, this approach has several advantages: It is easy to extend existing models with relatively few samples to new languages, it is easier to ensure desired properties for the vector space, and the hardware requirements for training is lower. We demonstrate the effectiveness of our approach for 50+ languages from various language families. Code to extend sentence embeddings models to more than 400 languages is publicly available.&quot;,&quot;container-title-short&quot;:&quot;ArXiv&quot;},&quot;isTemporary&quot;:false,&quot;suppress-author&quot;:false,&quot;composite&quot;:false,&quot;author-only&quot;:false}]},{&quot;citationID&quot;:&quot;MENDELEY_CITATION_b5854a00-1449-45b9-b8d1-86dc5f2acaf7&quot;,&quot;properties&quot;:{&quot;noteIndex&quot;:0},&quot;isEdited&quot;:false,&quot;manualOverride&quot;:{&quot;isManuallyOverridden&quot;:false,&quot;citeprocText&quot;:&quot;(Chroma, 2026)&quot;,&quot;manualOverrideText&quot;:&quot;&quot;},&quot;citationTag&quot;:&quot;MENDELEY_CITATION_v3_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&quot;,&quot;citationItems&quot;:[{&quot;id&quot;:&quot;506a0d2b-d34f-3877-b68c-c6e99feeb445&quot;,&quot;itemData&quot;:{&quot;type&quot;:&quot;webpage&quot;,&quot;id&quot;:&quot;506a0d2b-d34f-3877-b68c-c6e99feeb445&quot;,&quot;title&quot;:&quot;ChromaDB&quot;,&quot;author&quot;:[{&quot;family&quot;:&quot;Chroma&quot;,&quot;given&quot;:&quot;&quot;,&quot;parse-names&quot;:false,&quot;dropping-particle&quot;:&quot;&quot;,&quot;non-dropping-particle&quot;:&quot;&quot;}],&quot;container-title&quot;:&quot;https://www.trychroma.com&quot;,&quot;accessed&quot;:{&quot;date-parts&quot;:[[2026,6,19]]},&quot;URL&quot;:&quot;https://www.trychroma.com&quot;,&quot;issued&quot;:{&quot;date-parts&quot;:[[2026]]},&quot;container-title-short&quot;:&quot;&quot;},&quot;isTemporary&quot;:false,&quot;suppress-author&quot;:false,&quot;composite&quot;:false,&quot;author-only&quot;:false}]},{&quot;citationID&quot;:&quot;MENDELEY_CITATION_d1fa0ab8-c009-4c3a-8204-37343af6809f&quot;,&quot;properties&quot;:{&quot;noteIndex&quot;:0},&quot;isEdited&quot;:false,&quot;manualOverride&quot;:{&quot;isManuallyOverridden&quot;:false,&quot;citeprocText&quot;:&quot;(Lewis et al., 2021)&quot;,&quot;manualOverrideText&quot;:&quot;&quot;},&quot;citationTag&quot;:&quot;MENDELEY_CITATION_v3_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&quot;,&quot;citationItems&quot;:[{&quot;id&quot;:&quot;c17640c0-00c5-3c79-b317-0cad260b3900&quot;,&quot;itemData&quot;:{&quot;type&quot;:&quot;article-journal&quot;,&quot;id&quot;:&quot;c17640c0-00c5-3c79-b317-0cad260b3900&quot;,&quot;title&quot;:&quot;Retrieval-Augmented Generation for Knowledge-Intensive NLP Tasks&quot;,&quot;author&quot;:[{&quot;family&quot;:&quot;Lewis&quot;,&quot;given&quot;:&quot;Patrick&quot;,&quot;parse-names&quot;:false,&quot;dropping-particle&quot;:&quot;&quot;,&quot;non-dropping-particle&quot;:&quot;&quot;},{&quot;family&quot;:&quot;Perez&quot;,&quot;given&quot;:&quot;Ethan&quot;,&quot;parse-names&quot;:false,&quot;dropping-particle&quot;:&quot;&quot;,&quot;non-dropping-particle&quot;:&quot;&quot;},{&quot;family&quot;:&quot;Piktus&quot;,&quot;given&quot;:&quot;Aleksandra&quot;,&quot;parse-names&quot;:false,&quot;dropping-particle&quot;:&quot;&quot;,&quot;non-dropping-particle&quot;:&quot;&quot;},{&quot;family&quot;:&quot;Petroni&quot;,&quot;given&quot;:&quot;Fabio&quot;,&quot;parse-names&quot;:false,&quot;dropping-particle&quot;:&quot;&quot;,&quot;non-dropping-particle&quot;:&quot;&quot;},{&quot;family&quot;:&quot;Karpukhin&quot;,&quot;given&quot;:&quot;Vladimir&quot;,&quot;parse-names&quot;:false,&quot;dropping-particle&quot;:&quot;&quot;,&quot;non-dropping-particle&quot;:&quot;&quot;},{&quot;family&quot;:&quot;Goyal&quot;,&quot;given&quot;:&quot;Naman&quot;,&quot;parse-names&quot;:false,&quot;dropping-particle&quot;:&quot;&quot;,&quot;non-dropping-particle&quot;:&quot;&quot;},{&quot;family&quot;:&quot;Küttler&quot;,&quot;given&quot;:&quot;Heinrich&quot;,&quot;parse-names&quot;:false,&quot;dropping-particle&quot;:&quot;&quot;,&quot;non-dropping-particle&quot;:&quot;&quot;},{&quot;family&quot;:&quot;Lewis&quot;,&quot;given&quot;:&quot;Mike&quot;,&quot;parse-names&quot;:false,&quot;dropping-particle&quot;:&quot;&quot;,&quot;non-dropping-particle&quot;:&quot;&quot;},{&quot;family&quot;:&quot;Yih&quot;,&quot;given&quot;:&quot;Wen-tau&quot;,&quot;parse-names&quot;:false,&quot;dropping-particle&quot;:&quot;&quot;,&quot;non-dropping-particle&quot;:&quot;&quot;},{&quot;family&quot;:&quot;Rocktäschel&quot;,&quot;given&quot;:&quot;Tim&quot;,&quot;parse-names&quot;:false,&quot;dropping-particle&quot;:&quot;&quot;,&quot;non-dropping-particle&quot;:&quot;&quot;},{&quot;family&quot;:&quot;Riedel&quot;,&quot;given&quot;:&quot;Sebastian&quot;,&quot;parse-names&quot;:false,&quot;dropping-particle&quot;:&quot;&quot;,&quot;non-dropping-particle&quot;:&quot;&quot;},{&quot;family&quot;:&quot;Kiela&quot;,&quot;given&quot;:&quot;Douwe&quot;,&quot;parse-names&quot;:false,&quot;dropping-particle&quot;:&quot;&quot;,&quot;non-dropping-particle&quot;:&quot;&quot;}],&quot;container-title&quot;:&quot;arXiv&quot;,&quot;URL&quot;:&quot;http://arxiv.org/abs/2005.11401&quot;,&quot;issued&quot;:{&quot;date-parts&quot;:[[2021,4,12]]},&quot;abstract&quot;:&quot;Large pre-trained language models have been shown to store factual knowledge in their parameters, and achieve state-of-the-art results when fine-tuned on downstream NLP tasks. However, their ability to access and precisely manipulate knowledge is still limited, and hence on knowledge-intensive tasks, their performance lags behind task-specific architectures. Additionally, providing provenance for their decisions and updating their world knowledge remain open research problems. Pre-trained models with a differentiable access mechanism to explicit non-parametric memory can overcome this issue, but have so far been only investigated for extractive downstream tasks. We explore a general-purpose fine-tuning recipe for retrieval-augmented generation (RAG) -- models which combine pre-trained parametric and non-parametric memory for language generation. We introduce RAG models where the parametric memory is a pre-trained seq2seq model and the non-parametric memory is a dense vector index of Wikipedia, accessed with a pre-trained neural retriever. We compare two RAG formulations, one which conditions on the same retrieved passages across the whole generated sequence, the other can use different passages per token. We fine-tune and evaluate our models on a wide range of knowledge-intensive NLP tasks and set the state-of-the-art on three open domain QA tasks, outperforming parametric seq2seq models and task-specific retrieve-and-extract architectures. For language generation tasks, we find that RAG models generate more specific, diverse and factual language than a state-of-the-art parametric-only seq2seq baseline.&quot;,&quot;container-title-short&quot;:&quot;ArXiv&quot;},&quot;isTemporary&quot;:false,&quot;suppress-author&quot;:false,&quot;composite&quot;:false,&quot;author-only&quot;:false}]},{&quot;citationID&quot;:&quot;MENDELEY_CITATION_b67d4862-0350-40c7-9b2f-9c8ae7742bdf&quot;,&quot;properties&quot;:{&quot;noteIndex&quot;:0},&quot;isEdited&quot;:false,&quot;manualOverride&quot;:{&quot;isManuallyOverridden&quot;:false,&quot;citeprocText&quot;:&quot;(Gao et al., 2024)&quot;,&quot;manualOverrideText&quot;:&quot;&quot;},&quot;citationTag&quot;:&quot;MENDELEY_CITATION_v3_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&quot;,&quot;citationItems&quot;:[{&quot;id&quot;:&quot;2c610d5d-4fc7-3c2e-ac6b-f900d827599b&quot;,&quot;itemData&quot;:{&quot;type&quot;:&quot;article-journal&quot;,&quot;id&quot;:&quot;2c610d5d-4fc7-3c2e-ac6b-f900d827599b&quot;,&quot;title&quot;:&quot;Retrieval-Augmented Generation for Large Language Models: A Survey&quot;,&quot;author&quot;:[{&quot;family&quot;:&quot;Gao&quot;,&quot;given&quot;:&quot;Yunfan&quot;,&quot;parse-names&quot;:false,&quot;dropping-particle&quot;:&quot;&quot;,&quot;non-dropping-particle&quot;:&quot;&quot;},{&quot;family&quot;:&quot;Xiong&quot;,&quot;given&quot;:&quot;Yun&quot;,&quot;parse-names&quot;:false,&quot;dropping-particle&quot;:&quot;&quot;,&quot;non-dropping-particle&quot;:&quot;&quot;},{&quot;family&quot;:&quot;Gao&quot;,&quot;given&quot;:&quot;Xinyu&quot;,&quot;parse-names&quot;:false,&quot;dropping-particle&quot;:&quot;&quot;,&quot;non-dropping-particle&quot;:&quot;&quot;},{&quot;family&quot;:&quot;Jia&quot;,&quot;given&quot;:&quot;Kangxiang&quot;,&quot;parse-names&quot;:false,&quot;dropping-particle&quot;:&quot;&quot;,&quot;non-dropping-particle&quot;:&quot;&quot;},{&quot;family&quot;:&quot;Pan&quot;,&quot;given&quot;:&quot;Jinliu&quot;,&quot;parse-names&quot;:false,&quot;dropping-particle&quot;:&quot;&quot;,&quot;non-dropping-particle&quot;:&quot;&quot;},{&quot;family&quot;:&quot;Bi&quot;,&quot;given&quot;:&quot;Yuxi&quot;,&quot;parse-names&quot;:false,&quot;dropping-particle&quot;:&quot;&quot;,&quot;non-dropping-particle&quot;:&quot;&quot;},{&quot;family&quot;:&quot;Dai&quot;,&quot;given&quot;:&quot;Yi&quot;,&quot;parse-names&quot;:false,&quot;dropping-particle&quot;:&quot;&quot;,&quot;non-dropping-particle&quot;:&quot;&quot;},{&quot;family&quot;:&quot;Sun&quot;,&quot;given&quot;:&quot;Jiawei&quot;,&quot;parse-names&quot;:false,&quot;dropping-particle&quot;:&quot;&quot;,&quot;non-dropping-particle&quot;:&quot;&quot;},{&quot;family&quot;:&quot;Wang&quot;,&quot;given&quot;:&quot;Meng&quot;,&quot;parse-names&quot;:false,&quot;dropping-particle&quot;:&quot;&quot;,&quot;non-dropping-particle&quot;:&quot;&quot;},{&quot;family&quot;:&quot;Wang&quot;,&quot;given&quot;:&quot;Haofen&quot;,&quot;parse-names&quot;:false,&quot;dropping-particle&quot;:&quot;&quot;,&quot;non-dropping-particle&quot;:&quot;&quot;}],&quot;container-title&quot;:&quot;arXiv&quot;,&quot;URL&quot;:&quot;http://arxiv.org/abs/2312.10997&quot;,&quot;issued&quot;:{&quot;date-parts&quot;:[[2024,3,27]]},&quot;abstract&quot;:&quot;Large Language Models (LLMs) showcase impressive capabilities but encounter challenges like hallucination, outdated knowledge, and non-transparent, untraceable reasoning processes. Retrieval-Augmented Generation (RAG) has emerged as a promising solution by incorporating knowledge from external databases. This enhances the accuracy and credibility of the generation, particularly for knowledge-intensive tasks, and allows for continuous knowledge updates and integration of domain-specific information. RAG synergistically merges LLMs' intrinsic knowledge with the vast, dynamic repositories of external databases. This comprehensive review paper offers a detailed examination of the progression of RAG paradigms, encompassing the Naive RAG, the Advanced RAG, and the Modular RAG. It meticulously scrutinizes the tripartite foundation of RAG frameworks, which includes the retrieval, the generation and the augmentation techniques. The paper highlights the state-of-the-art technologies embedded in each of these critical components, providing a profound understanding of the advancements in RAG systems. Furthermore, this paper introduces up-to-date evaluation framework and benchmark. At the end, this article delineates the challenges currently faced and points out prospective avenues for research and development.&quot;,&quot;container-title-short&quot;:&quot;ArXiv&quot;},&quot;isTemporary&quot;:false,&quot;suppress-author&quot;:false,&quot;composite&quot;:false,&quot;author-only&quot;:false}]},{&quot;citationID&quot;:&quot;MENDELEY_CITATION_811712d9-0469-4c2d-83d7-d8e36eec2967&quot;,&quot;properties&quot;:{&quot;noteIndex&quot;:0},&quot;isEdited&quot;:false,&quot;manualOverride&quot;:{&quot;isManuallyOverridden&quot;:false,&quot;citeprocText&quot;:&quot;(Es et al., 2025)&quot;,&quot;manualOverrideText&quot;:&quot;&quot;},&quot;citationTag&quot;:&quot;MENDELEY_CITATION_v3_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&quot;,&quot;citationItems&quot;:[{&quot;id&quot;:&quot;8903c6d9-381b-3dfb-a64b-adebf14ce648&quot;,&quot;itemData&quot;:{&quot;type&quot;:&quot;article-journal&quot;,&quot;id&quot;:&quot;8903c6d9-381b-3dfb-a64b-adebf14ce648&quot;,&quot;title&quot;:&quot;Ragas: Automated Evaluation of Retrieval Augmented Generation&quot;,&quot;author&quot;:[{&quot;family&quot;:&quot;Es&quot;,&quot;given&quot;:&quot;Shahul&quot;,&quot;parse-names&quot;:false,&quot;dropping-particle&quot;:&quot;&quot;,&quot;non-dropping-particle&quot;:&quot;&quot;},{&quot;family&quot;:&quot;James&quot;,&quot;given&quot;:&quot;Jithin&quot;,&quot;parse-names&quot;:false,&quot;dropping-particle&quot;:&quot;&quot;,&quot;non-dropping-particle&quot;:&quot;&quot;},{&quot;family&quot;:&quot;Espinosa-Anke&quot;,&quot;given&quot;:&quot;Luis&quot;,&quot;parse-names&quot;:false,&quot;dropping-particle&quot;:&quot;&quot;,&quot;non-dropping-particle&quot;:&quot;&quot;},{&quot;family&quot;:&quot;Schockaert&quot;,&quot;given&quot;:&quot;Steven&quot;,&quot;parse-names&quot;:false,&quot;dropping-particle&quot;:&quot;&quot;,&quot;non-dropping-particle&quot;:&quot;&quot;}],&quot;container-title&quot;:&quot;arXiv&quot;,&quot;URL&quot;:&quot;http://arxiv.org/abs/2309.15217&quot;,&quot;issued&quot;:{&quot;date-parts&quot;:[[2025,4,28]]},&quot;abstract&quot;:&quot;We introduce Ragas (Retrieval Augmented Generation Assessment), a framework for reference-free evaluation of Retrieval Augmented Generation (RAG) pipelines. RAG systems are composed of a retrieval and an LLM based generation module, and provide LLMs with knowledge from a reference textual database, which enables them to act as a natural language layer between a user and textual databases, reducing the risk of hallucinations. Evaluating RAG architectures is, however, challenging because there are several dimensions to consider: the ability of the retrieval system to identify relevant and focused context passages, the ability of the LLM to exploit such passages in a faithful way, or the quality of the generation itself. With Ragas, we put forward a suite of metrics which can be used to evaluate these different dimensions \\textit{without having to rely on ground truth human annotations}. We posit that such a framework can crucially contribute to faster evaluation cycles of RAG architectures, which is especially important given the fast adoption of LLMs.&quot;,&quot;container-title-short&quot;:&quot;ArXiv&quot;},&quot;isTemporary&quot;:false,&quot;suppress-author&quot;:false,&quot;composite&quot;:false,&quot;author-only&quot;:false}]},{&quot;citationID&quot;:&quot;MENDELEY_CITATION_373e6968-7989-4087-85bf-e81eb5d5ea0c&quot;,&quot;properties&quot;:{&quot;noteIndex&quot;:0},&quot;isEdited&quot;:false,&quot;manualOverride&quot;:{&quot;isManuallyOverridden&quot;:false,&quot;citeprocText&quot;:&quot;(Ong et al., 2025)&quot;,&quot;manualOverrideText&quot;:&quot;&quot;},&quot;citationTag&quot;:&quot;MENDELEY_CITATION_v3_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&quot;,&quot;citationItems&quot;:[{&quot;id&quot;:&quot;8579ae18-5d69-3b9b-850d-e6fba1a25bd9&quot;,&quot;itemData&quot;:{&quot;type&quot;:&quot;article-journal&quot;,&quot;id&quot;:&quot;8579ae18-5d69-3b9b-850d-e6fba1a25bd9&quot;,&quot;title&quot;:&quot;RouteLLM: Learning to Route LLMs with Preference Data&quot;,&quot;author&quot;:[{&quot;family&quot;:&quot;Ong&quot;,&quot;given&quot;:&quot;Isaac&quot;,&quot;parse-names&quot;:false,&quot;dropping-particle&quot;:&quot;&quot;,&quot;non-dropping-particle&quot;:&quot;&quot;},{&quot;family&quot;:&quot;Almahairi&quot;,&quot;given&quot;:&quot;Amjad&quot;,&quot;parse-names&quot;:false,&quot;dropping-particle&quot;:&quot;&quot;,&quot;non-dropping-particle&quot;:&quot;&quot;},{&quot;family&quot;:&quot;Wu&quot;,&quot;given&quot;:&quot;Vincent&quot;,&quot;parse-names&quot;:false,&quot;dropping-particle&quot;:&quot;&quot;,&quot;non-dropping-particle&quot;:&quot;&quot;},{&quot;family&quot;:&quot;Chiang&quot;,&quot;given&quot;:&quot;Wei-Lin&quot;,&quot;parse-names&quot;:false,&quot;dropping-particle&quot;:&quot;&quot;,&quot;non-dropping-particle&quot;:&quot;&quot;},{&quot;family&quot;:&quot;Wu&quot;,&quot;given&quot;:&quot;Tianhao&quot;,&quot;parse-names&quot;:false,&quot;dropping-particle&quot;:&quot;&quot;,&quot;non-dropping-particle&quot;:&quot;&quot;},{&quot;family&quot;:&quot;Gonzalez&quot;,&quot;given&quot;:&quot;Joseph E.&quot;,&quot;parse-names&quot;:false,&quot;dropping-particle&quot;:&quot;&quot;,&quot;non-dropping-particle&quot;:&quot;&quot;},{&quot;family&quot;:&quot;Kadous&quot;,&quot;given&quot;:&quot;M Waleed&quot;,&quot;parse-names&quot;:false,&quot;dropping-particle&quot;:&quot;&quot;,&quot;non-dropping-particle&quot;:&quot;&quot;},{&quot;family&quot;:&quot;Stoica&quot;,&quot;given&quot;:&quot;Ion&quot;,&quot;parse-names&quot;:false,&quot;dropping-particle&quot;:&quot;&quot;,&quot;non-dropping-particle&quot;:&quot;&quot;}],&quot;URL&quot;:&quot;http://arxiv.org/abs/2406.18665&quot;,&quot;issued&quot;:{&quot;date-parts&quot;:[[2025,2,23]]},&quot;abstract&quot;:&quot;Large language models (LLMs) exhibit impressive capabilities across a wide range of tasks, yet the choice of which model to use often involves a trade-off between performance and cost. More powerful models, though effective, come with higher expenses, while less capable models are more cost-effective. To address this dilemma, we propose several efficient router models that dynamically select between a stronger and a weaker LLM during inference, aiming to optimize the balance between cost and response quality. We develop a training framework for these routers leveraging human preference data and data augmentation techniques to enhance performance. Our evaluation on widely-recognized benchmarks shows that our approach significantly reduces costs-by over 2 times in certain cases-without compromising the quality of responses. Interestingly, our router models also demonstrate significant transfer learning capabilities, maintaining their performance even when the strong and weak models are changed at test time. This highlights the potential of these routers to provide a cost-effective yet high-performance solution for deploying LLMs.&quot;,&quot;container-title-short&quot;:&quot;&quot;},&quot;isTemporary&quot;:false,&quot;suppress-author&quot;:false,&quot;composite&quot;:false,&quot;author-only&quot;:false}]},{&quot;citationID&quot;:&quot;MENDELEY_CITATION_e2020359-1850-40ef-bd1d-7f16dce79190&quot;,&quot;properties&quot;:{&quot;noteIndex&quot;:0},&quot;isEdited&quot;:false,&quot;manualOverride&quot;:{&quot;isManuallyOverridden&quot;:false,&quot;citeprocText&quot;:&quot;(Aras et al., 2024)&quot;,&quot;manualOverrideText&quot;:&quot;&quot;},&quot;citationTag&quot;:&quot;MENDELEY_CITATION_v3_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&quot;,&quot;citationItems&quot;:[{&quot;id&quot;:&quot;18576c86-dcd7-3810-8d80-015211001143&quot;,&quot;itemData&quot;:{&quot;type&quot;:&quot;article-journal&quot;,&quot;id&quot;:&quot;18576c86-dcd7-3810-8d80-015211001143&quot;,&quot;title&quot;:&quot;Sentiment Analysis on Shopee Product Reviews Using IndoBERT&quot;,&quot;author&quot;:[{&quot;family&quot;:&quot;Aras&quot;,&quot;given&quot;:&quot;Suhardi&quot;,&quot;parse-names&quot;:false,&quot;dropping-particle&quot;:&quot;&quot;,&quot;non-dropping-particle&quot;:&quot;&quot;},{&quot;family&quot;:&quot;Yusuf&quot;,&quot;given&quot;:&quot;Muhammad&quot;,&quot;parse-names&quot;:false,&quot;dropping-particle&quot;:&quot;&quot;,&quot;non-dropping-particle&quot;:&quot;&quot;},{&quot;family&quot;:&quot;Ruimassa&quot;,&quot;given&quot;:&quot;Reinhard Yohanis&quot;,&quot;parse-names&quot;:false,&quot;dropping-particle&quot;:&quot;&quot;,&quot;non-dropping-particle&quot;:&quot;&quot;},{&quot;family&quot;:&quot;Wambrauw&quot;,&quot;given&quot;:&quot;Elli Agustinus Billi&quot;,&quot;parse-names&quot;:false,&quot;dropping-particle&quot;:&quot;&quot;,&quot;non-dropping-particle&quot;:&quot;&quot;},{&quot;family&quot;:&quot;Pala'langan&quot;,&quot;given&quot;:&quot;Elsa Bura&quot;,&quot;parse-names&quot;:false,&quot;dropping-particle&quot;:&quot;&quot;,&quot;non-dropping-particle&quot;:&quot;&quot;}],&quot;container-title&quot;:&quot;Journal of Information Systems and Informatics&quot;,&quot;accessed&quot;:{&quot;date-parts&quot;:[[2026,6,19]]},&quot;DOI&quot;:&quot;10.51519/journalisi.v6i3.814&quot;,&quot;ISSN&quot;:&quot;2656-5935&quot;,&quot;URL&quot;:&quot;https://doi.org/10.51519/journalisi.v6i3.814&quot;,&quot;issued&quot;:{&quot;date-parts&quot;:[[2024,9,17]]},&quot;page&quot;:&quot;1616-1627&quot;,&quot;abstract&quot;:&quot;A marketplace is a place in cyberspace where there are commercial activities between buyers and sellers. Products offered from the marketplace have reviews to review. Shopee is the most visited marketplace by people and offers various products. Product reviews can provide benefits for other consumers in assessing the products offered. By utilizing NLP technology in particular, this study can classify positive sentiment and negative sentiment in product review data. The IndoBERT model is a model that can be used in NLP technology by utilizing the relationship between each input and output element as well as the weights to be calculated simultaneously. By utilizing this technology, sentiment analysis on Shopee product reviews provides maximum accuracy until 93% with different training conditions. This provide that IndoBERT model can show that the performance of the indoBERT model in this research is very good.&quot;,&quot;publisher&quot;:&quot;Asosiasi Doktor Sistem Informasi Indonesia&quot;,&quot;issue&quot;:&quot;3&quot;,&quot;volume&quot;:&quot;6&quot;,&quot;container-title-short&quot;:&quot;&quot;},&quot;isTemporary&quot;:false,&quot;suppress-author&quot;:false,&quot;composite&quot;:false,&quot;author-only&quot;:false}]},{&quot;citationID&quot;:&quot;MENDELEY_CITATION_44179647-def9-4630-adf6-99beecb1039b&quot;,&quot;properties&quot;:{&quot;noteIndex&quot;:0},&quot;isEdited&quot;:false,&quot;manualOverride&quot;:{&quot;isManuallyOverridden&quot;:false,&quot;citeprocText&quot;:&quot;(Lewis et al., 2021)&quot;,&quot;manualOverrideText&quot;:&quot;&quot;},&quot;citationTag&quot;:&quot;MENDELEY_CITATION_v3_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&quot;,&quot;citationItems&quot;:[{&quot;id&quot;:&quot;c17640c0-00c5-3c79-b317-0cad260b3900&quot;,&quot;itemData&quot;:{&quot;type&quot;:&quot;article-journal&quot;,&quot;id&quot;:&quot;c17640c0-00c5-3c79-b317-0cad260b3900&quot;,&quot;title&quot;:&quot;Retrieval-Augmented Generation for Knowledge-Intensive NLP Tasks&quot;,&quot;author&quot;:[{&quot;family&quot;:&quot;Lewis&quot;,&quot;given&quot;:&quot;Patrick&quot;,&quot;parse-names&quot;:false,&quot;dropping-particle&quot;:&quot;&quot;,&quot;non-dropping-particle&quot;:&quot;&quot;},{&quot;family&quot;:&quot;Perez&quot;,&quot;given&quot;:&quot;Ethan&quot;,&quot;parse-names&quot;:false,&quot;dropping-particle&quot;:&quot;&quot;,&quot;non-dropping-particle&quot;:&quot;&quot;},{&quot;family&quot;:&quot;Piktus&quot;,&quot;given&quot;:&quot;Aleksandra&quot;,&quot;parse-names&quot;:false,&quot;dropping-particle&quot;:&quot;&quot;,&quot;non-dropping-particle&quot;:&quot;&quot;},{&quot;family&quot;:&quot;Petroni&quot;,&quot;given&quot;:&quot;Fabio&quot;,&quot;parse-names&quot;:false,&quot;dropping-particle&quot;:&quot;&quot;,&quot;non-dropping-particle&quot;:&quot;&quot;},{&quot;family&quot;:&quot;Karpukhin&quot;,&quot;given&quot;:&quot;Vladimir&quot;,&quot;parse-names&quot;:false,&quot;dropping-particle&quot;:&quot;&quot;,&quot;non-dropping-particle&quot;:&quot;&quot;},{&quot;family&quot;:&quot;Goyal&quot;,&quot;given&quot;:&quot;Naman&quot;,&quot;parse-names&quot;:false,&quot;dropping-particle&quot;:&quot;&quot;,&quot;non-dropping-particle&quot;:&quot;&quot;},{&quot;family&quot;:&quot;Küttler&quot;,&quot;given&quot;:&quot;Heinrich&quot;,&quot;parse-names&quot;:false,&quot;dropping-particle&quot;:&quot;&quot;,&quot;non-dropping-particle&quot;:&quot;&quot;},{&quot;family&quot;:&quot;Lewis&quot;,&quot;given&quot;:&quot;Mike&quot;,&quot;parse-names&quot;:false,&quot;dropping-particle&quot;:&quot;&quot;,&quot;non-dropping-particle&quot;:&quot;&quot;},{&quot;family&quot;:&quot;Yih&quot;,&quot;given&quot;:&quot;Wen-tau&quot;,&quot;parse-names&quot;:false,&quot;dropping-particle&quot;:&quot;&quot;,&quot;non-dropping-particle&quot;:&quot;&quot;},{&quot;family&quot;:&quot;Rocktäschel&quot;,&quot;given&quot;:&quot;Tim&quot;,&quot;parse-names&quot;:false,&quot;dropping-particle&quot;:&quot;&quot;,&quot;non-dropping-particle&quot;:&quot;&quot;},{&quot;family&quot;:&quot;Riedel&quot;,&quot;given&quot;:&quot;Sebastian&quot;,&quot;parse-names&quot;:false,&quot;dropping-particle&quot;:&quot;&quot;,&quot;non-dropping-particle&quot;:&quot;&quot;},{&quot;family&quot;:&quot;Kiela&quot;,&quot;given&quot;:&quot;Douwe&quot;,&quot;parse-names&quot;:false,&quot;dropping-particle&quot;:&quot;&quot;,&quot;non-dropping-particle&quot;:&quot;&quot;}],&quot;container-title&quot;:&quot;arXiv&quot;,&quot;URL&quot;:&quot;http://arxiv.org/abs/2005.11401&quot;,&quot;issued&quot;:{&quot;date-parts&quot;:[[2021,4,12]]},&quot;abstract&quot;:&quot;Large pre-trained language models have been shown to store factual knowledge in their parameters, and achieve state-of-the-art results when fine-tuned on downstream NLP tasks. However, their ability to access and precisely manipulate knowledge is still limited, and hence on knowledge-intensive tasks, their performance lags behind task-specific architectures. Additionally, providing provenance for their decisions and updating their world knowledge remain open research problems. Pre-trained models with a differentiable access mechanism to explicit non-parametric memory can overcome this issue, but have so far been only investigated for extractive downstream tasks. We explore a general-purpose fine-tuning recipe for retrieval-augmented generation (RAG) -- models which combine pre-trained parametric and non-parametric memory for language generation. We introduce RAG models where the parametric memory is a pre-trained seq2seq model and the non-parametric memory is a dense vector index of Wikipedia, accessed with a pre-trained neural retriever. We compare two RAG formulations, one which conditions on the same retrieved passages across the whole generated sequence, the other can use different passages per token. We fine-tune and evaluate our models on a wide range of knowledge-intensive NLP tasks and set the state-of-the-art on three open domain QA tasks, outperforming parametric seq2seq models and task-specific retrieve-and-extract architectures. For language generation tasks, we find that RAG models generate more specific, diverse and factual language than a state-of-the-art parametric-only seq2seq baseline.&quot;,&quot;container-title-short&quot;:&quot;ArXiv&quot;},&quot;isTemporary&quot;:false,&quot;suppress-author&quot;:false,&quot;composite&quot;:false,&quot;author-only&quot;:false}]},{&quot;citationID&quot;:&quot;MENDELEY_CITATION_19ee2018-d570-4550-8592-24f09784c64a&quot;,&quot;properties&quot;:{&quot;noteIndex&quot;:0},&quot;isEdited&quot;:false,&quot;manualOverride&quot;:{&quot;isManuallyOverridden&quot;:false,&quot;citeprocText&quot;:&quot;(Gao et al., 2024)&quot;,&quot;manualOverrideText&quot;:&quot;&quot;},&quot;citationTag&quot;:&quot;MENDELEY_CITATION_v3_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&quot;,&quot;citationItems&quot;:[{&quot;id&quot;:&quot;2c610d5d-4fc7-3c2e-ac6b-f900d827599b&quot;,&quot;itemData&quot;:{&quot;type&quot;:&quot;article-journal&quot;,&quot;id&quot;:&quot;2c610d5d-4fc7-3c2e-ac6b-f900d827599b&quot;,&quot;title&quot;:&quot;Retrieval-Augmented Generation for Large Language Models: A Survey&quot;,&quot;author&quot;:[{&quot;family&quot;:&quot;Gao&quot;,&quot;given&quot;:&quot;Yunfan&quot;,&quot;parse-names&quot;:false,&quot;dropping-particle&quot;:&quot;&quot;,&quot;non-dropping-particle&quot;:&quot;&quot;},{&quot;family&quot;:&quot;Xiong&quot;,&quot;given&quot;:&quot;Yun&quot;,&quot;parse-names&quot;:false,&quot;dropping-particle&quot;:&quot;&quot;,&quot;non-dropping-particle&quot;:&quot;&quot;},{&quot;family&quot;:&quot;Gao&quot;,&quot;given&quot;:&quot;Xinyu&quot;,&quot;parse-names&quot;:false,&quot;dropping-particle&quot;:&quot;&quot;,&quot;non-dropping-particle&quot;:&quot;&quot;},{&quot;family&quot;:&quot;Jia&quot;,&quot;given&quot;:&quot;Kangxiang&quot;,&quot;parse-names&quot;:false,&quot;dropping-particle&quot;:&quot;&quot;,&quot;non-dropping-particle&quot;:&quot;&quot;},{&quot;family&quot;:&quot;Pan&quot;,&quot;given&quot;:&quot;Jinliu&quot;,&quot;parse-names&quot;:false,&quot;dropping-particle&quot;:&quot;&quot;,&quot;non-dropping-particle&quot;:&quot;&quot;},{&quot;family&quot;:&quot;Bi&quot;,&quot;given&quot;:&quot;Yuxi&quot;,&quot;parse-names&quot;:false,&quot;dropping-particle&quot;:&quot;&quot;,&quot;non-dropping-particle&quot;:&quot;&quot;},{&quot;family&quot;:&quot;Dai&quot;,&quot;given&quot;:&quot;Yi&quot;,&quot;parse-names&quot;:false,&quot;dropping-particle&quot;:&quot;&quot;,&quot;non-dropping-particle&quot;:&quot;&quot;},{&quot;family&quot;:&quot;Sun&quot;,&quot;given&quot;:&quot;Jiawei&quot;,&quot;parse-names&quot;:false,&quot;dropping-particle&quot;:&quot;&quot;,&quot;non-dropping-particle&quot;:&quot;&quot;},{&quot;family&quot;:&quot;Wang&quot;,&quot;given&quot;:&quot;Meng&quot;,&quot;parse-names&quot;:false,&quot;dropping-particle&quot;:&quot;&quot;,&quot;non-dropping-particle&quot;:&quot;&quot;},{&quot;family&quot;:&quot;Wang&quot;,&quot;given&quot;:&quot;Haofen&quot;,&quot;parse-names&quot;:false,&quot;dropping-particle&quot;:&quot;&quot;,&quot;non-dropping-particle&quot;:&quot;&quot;}],&quot;container-title&quot;:&quot;arXiv&quot;,&quot;URL&quot;:&quot;http://arxiv.org/abs/2312.10997&quot;,&quot;issued&quot;:{&quot;date-parts&quot;:[[2024,3,27]]},&quot;abstract&quot;:&quot;Large Language Models (LLMs) showcase impressive capabilities but encounter challenges like hallucination, outdated knowledge, and non-transparent, untraceable reasoning processes. Retrieval-Augmented Generation (RAG) has emerged as a promising solution by incorporating knowledge from external databases. This enhances the accuracy and credibility of the generation, particularly for knowledge-intensive tasks, and allows for continuous knowledge updates and integration of domain-specific information. RAG synergistically merges LLMs' intrinsic knowledge with the vast, dynamic repositories of external databases. This comprehensive review paper offers a detailed examination of the progression of RAG paradigms, encompassing the Naive RAG, the Advanced RAG, and the Modular RAG. It meticulously scrutinizes the tripartite foundation of RAG frameworks, which includes the retrieval, the generation and the augmentation techniques. The paper highlights the state-of-the-art technologies embedded in each of these critical components, providing a profound understanding of the advancements in RAG systems. Furthermore, this paper introduces up-to-date evaluation framework and benchmark. At the end, this article delineates the challenges currently faced and points out prospective avenues for research and development.&quot;,&quot;container-title-short&quot;:&quot;ArXiv&quot;},&quot;isTemporary&quot;:false,&quot;suppress-author&quot;:false,&quot;composite&quot;:false,&quot;author-only&quot;:false}]},{&quot;citationID&quot;:&quot;MENDELEY_CITATION_f4f9defd-5dbd-4cb6-b0a5-78482939c0e9&quot;,&quot;properties&quot;:{&quot;noteIndex&quot;:0},&quot;isEdited&quot;:false,&quot;manualOverride&quot;:{&quot;isManuallyOverridden&quot;:false,&quot;citeprocText&quot;:&quot;(Abo El-Enen et al., 2025)&quot;,&quot;manualOverrideText&quot;:&quot;&quot;},&quot;citationTag&quot;:&quot;MENDELEY_CITATION_v3_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&quot;,&quot;citationItems&quot;:[{&quot;id&quot;:&quot;a6207ba7-8dfe-3ab4-9c04-4c0bb47f1eb1&quot;,&quot;itemData&quot;:{&quot;type&quot;:&quot;article-journal&quot;,&quot;id&quot;:&quot;a6207ba7-8dfe-3ab4-9c04-4c0bb47f1eb1&quot;,&quot;title&quot;:&quot;A survey on retrieval-augmentation generation (RAG) models for healthcare applications&quot;,&quot;author&quot;:[{&quot;family&quot;:&quot;Abo El-Enen&quot;,&quot;given&quot;:&quot;Mohamed&quot;,&quot;parse-names&quot;:false,&quot;dropping-particle&quot;:&quot;&quot;,&quot;non-dropping-particle&quot;:&quot;&quot;},{&quot;family&quot;:&quot;Saad&quot;,&quot;given&quot;:&quot;Sally&quot;,&quot;parse-names&quot;:false,&quot;dropping-particle&quot;:&quot;&quot;,&quot;non-dropping-particle&quot;:&quot;&quot;},{&quot;family&quot;:&quot;Nazmy&quot;,&quot;given&quot;:&quot;Taymoor&quot;,&quot;parse-names&quot;:false,&quot;dropping-particle&quot;:&quot;&quot;,&quot;non-dropping-particle&quot;:&quot;&quot;}],&quot;container-title&quot;:&quot;Neural Computing and Applications&quot;,&quot;container-title-short&quot;:&quot;Neural Comput. Appl.&quot;,&quot;DOI&quot;:&quot;10.1007/s00521-025-11666-9&quot;,&quot;ISSN&quot;:&quot;14333058&quot;,&quot;issued&quot;:{&quot;date-parts&quot;:[[2025,11,1]]},&quot;page&quot;:&quot;28191-28267&quot;,&quot;abstract&quot;:&quot;Retrieval-augmented generation (RAG) models have become crucial in healthcare applications, significantly enhancing the relevance and reliability of AI-driven insights by combining the generative capabilities of large language models (LLMs) with retrieval-based methods. As healthcare data demand precision and accountability, RAG models address critical limitations of LLMs, such as the tendency to “hallucinate” or produce inaccurate information—by incorporating real-time retrieval from trusted medical knowledge bases and clinical literature. This dual process of retrieving and generating ensures that responses are both contextually accurate and aligned with the latest clinical evidence, making RAG models especially valuable for medical question answering, diagnostics, and treatment planning. This paper presents an in-depth exploration of RAG models and LLMs, specifically within healthcare contexts, to meet the unique demands of medical data processing and decision support. It reviews various RAG architectures, including Naive, Advanced, and Modular RAG approaches, discussing how each framework optimizes retrieval depth, response quality, and computational efficiency. By reducing errors in patient-care recommendations, RAG models play an essential role in scenarios that require high precision and accountability. Additionally, this survey addresses the ethical considerations and transparency requirements for deploying RAG models in healthcare, identifying current challenges and future directions, such as enhancing source interpretability and adapting RAG frameworks for specialized medical fields. By systematically analyzing RAG techniques, this paper provides a comprehensive guide to the state-of-the-art in RAG applications within healthcare, positioning RAG models as a transformative tool for advancing AI-supported healthcare outcomes.&quot;,&quot;publisher&quot;:&quot;Springer Science and Business Media Deutschland GmbH&quot;,&quot;issue&quot;:&quot;33&quot;,&quot;volume&quot;:&quot;37&quot;},&quot;isTemporary&quot;:false,&quot;suppress-author&quot;:false,&quot;composite&quot;:false,&quot;author-only&quot;:false}]},{&quot;citationID&quot;:&quot;MENDELEY_CITATION_f76b3ab6-d173-4f46-a7aa-c7afe0e799c2&quot;,&quot;properties&quot;:{&quot;noteIndex&quot;:0},&quot;isEdited&quot;:false,&quot;manualOverride&quot;:{&quot;isManuallyOverridden&quot;:false,&quot;citeprocText&quot;:&quot;(Wang et al., 2024)&quot;,&quot;manualOverrideText&quot;:&quot;&quot;},&quot;citationTag&quot;:&quot;MENDELEY_CITATION_v3_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&quot;,&quot;citationItems&quot;:[{&quot;id&quot;:&quot;69bf527a-fd15-32d6-9065-543e5fd5fd95&quot;,&quot;itemData&quot;:{&quot;type&quot;:&quot;article-journal&quot;,&quot;id&quot;:&quot;69bf527a-fd15-32d6-9065-543e5fd5fd95&quot;,&quot;title&quot;:&quot;LLM for Sentiment Analysis in E-commerce: A Deep Dive into Customer Feedback&quot;,&quot;author&quot;:[{&quot;family&quot;:&quot;Wang&quot;,&quot;given&quot;:&quot;Zeyue&quot;,&quot;parse-names&quot;:false,&quot;dropping-particle&quot;:&quot;&quot;,&quot;non-dropping-particle&quot;:&quot;&quot;},{&quot;family&quot;:&quot;Zhu&quot;,&quot;given&quot;:&quot;Yue&quot;,&quot;parse-names&quot;:false,&quot;dropping-particle&quot;:&quot;&quot;,&quot;non-dropping-particle&quot;:&quot;&quot;},{&quot;family&quot;:&quot;He&quot;,&quot;given&quot;:&quot;Shuyao&quot;,&quot;parse-names&quot;:false,&quot;dropping-particle&quot;:&quot;&quot;,&quot;non-dropping-particle&quot;:&quot;&quot;},{&quot;family&quot;:&quot;Yan&quot;,&quot;given&quot;:&quot;Hao&quot;,&quot;parse-names&quot;:false,&quot;dropping-particle&quot;:&quot;&quot;,&quot;non-dropping-particle&quot;:&quot;&quot;},{&quot;family&quot;:&quot;Zhu&quot;,&quot;given&quot;:&quot;Ziyi&quot;,&quot;parse-names&quot;:false,&quot;dropping-particle&quot;:&quot;&quot;,&quot;non-dropping-particle&quot;:&quot;&quot;}],&quot;container-title&quot;:&quot;Applied Science &amp; Engineering Journal for Advanced Research Peer Reviewed and Refereed Journal ISSN&quot;,&quot;DOI&quot;:&quot;10.5281/zenodo.12730477&quot;,&quot;issued&quot;:{&quot;date-parts&quot;:[[2024]]},&quot;page&quot;:&quot;8-13&quot;,&quot;abstract&quot;:&quot;With the rise of online shopping becoming an integral part of daily life, it has brought unparalleled convenience, allowing us to purchase anything from daily necessities to luxury items with ease. On platforms like Amazon[1], customer feedback mechanisms play a crucial role in shaping user behavior and business practices. These mechanisms include the Star Rate (1-5) and detailed reviews. The star rating provides a quick and intuitive way for customers to score a product, while reviews offer comprehensive descriptions and shopping experiences. These feedback systems influence other customers' purchasing decisions and provide valuable insights for businesses to improve their products. In our study, we explore the impact of time on user behavior by combining three datasets for analysis. We observe a macro trend of increasing online shopping activity and customer satisfaction over time, with a growing tendency for customers to leave feedback. From a micro perspective, we conduct time series analysis and establish that customer star ratings vary over time, forming a column relationship, which we model using the ARIMA[2] technique to predict future trends. Furthermore, we investigate the influence of reviews on customer responses, finding that negative reviews spread rapidly and widely through social networks, akin to a viral phenomenon. Utilizing the SIR virus model as a text-based network propagation model, we demonstrate the significant impact of negative reviews on consumption patterns.[3] Lastly, we employ advanced deep learning models such as BERT, LLM, and GPT for natural language processing (NLP) to analyze the sentiment in customer reviews. By leveraging word vectors through classification functions, we distinguish between pessimistic and optimistic emotions. Our findings reveal a higher-order functional relationship[4] between star ratings and these emotions, providing deeper insights into customer sentiment and product perception.&quot;,&quot;container-title-short&quot;:&quot;&quot;},&quot;isTemporary&quot;:false,&quot;suppress-author&quot;:false,&quot;composite&quot;:false,&quot;author-only&quot;:false}]},{&quot;citationID&quot;:&quot;MENDELEY_CITATION_9cc8e783-306e-4738-b9dc-41ebc741f2d2&quot;,&quot;properties&quot;:{&quot;noteIndex&quot;:0},&quot;isEdited&quot;:false,&quot;manualOverride&quot;:{&quot;isManuallyOverridden&quot;:false,&quot;citeprocText&quot;:&quot;(Asai et al., 2023)&quot;,&quot;manualOverrideText&quot;:&quot;&quot;},&quot;citationTag&quot;:&quot;MENDELEY_CITATION_v3_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&quot;,&quot;citationItems&quot;:[{&quot;id&quot;:&quot;9ee5f522-3ec1-3996-9c65-38443eef86ce&quot;,&quot;itemData&quot;:{&quot;type&quot;:&quot;article-journal&quot;,&quot;id&quot;:&quot;9ee5f522-3ec1-3996-9c65-38443eef86ce&quot;,&quot;title&quot;:&quot;Self-RAG: Learning to Retrieve, Generate, and Critique through Self-Reflection&quot;,&quot;author&quot;:[{&quot;family&quot;:&quot;Asai&quot;,&quot;given&quot;:&quot;Akari&quot;,&quot;parse-names&quot;:false,&quot;dropping-particle&quot;:&quot;&quot;,&quot;non-dropping-particle&quot;:&quot;&quot;},{&quot;family&quot;:&quot;Wu&quot;,&quot;given&quot;:&quot;Zeqiu&quot;,&quot;parse-names&quot;:false,&quot;dropping-particle&quot;:&quot;&quot;,&quot;non-dropping-particle&quot;:&quot;&quot;},{&quot;family&quot;:&quot;Wang&quot;,&quot;given&quot;:&quot;Yizhong&quot;,&quot;parse-names&quot;:false,&quot;dropping-particle&quot;:&quot;&quot;,&quot;non-dropping-particle&quot;:&quot;&quot;},{&quot;family&quot;:&quot;Sil&quot;,&quot;given&quot;:&quot;Avirup&quot;,&quot;parse-names&quot;:false,&quot;dropping-particle&quot;:&quot;&quot;,&quot;non-dropping-particle&quot;:&quot;&quot;},{&quot;family&quot;:&quot;Hajishirzi&quot;,&quot;given&quot;:&quot;Hannaneh&quot;,&quot;parse-names&quot;:false,&quot;dropping-particle&quot;:&quot;&quot;,&quot;non-dropping-particle&quot;:&quot;&quot;}],&quot;container-title&quot;:&quot;arXiv&quot;,&quot;URL&quot;:&quot;http://arxiv.org/abs/2310.11511&quot;,&quot;issued&quot;:{&quot;date-parts&quot;:[[2023,10,17]]},&quot;abstract&quot;:&quot;Despite their remarkable capabilities, large language models (LLMs) often produce responses containing factual inaccuracies due to their sole reliance on the parametric knowledge they encapsulate. Retrieval-Augmented Generation (RAG), an ad hoc approach that augments LMs with retrieval of relevant knowledge, decreases such issues. However, indiscriminately retrieving and incorporating a fixed number of retrieved passages, regardless of whether retrieval is necessary, or passages are relevant, diminishes LM versatility or can lead to unhelpful response generation. We introduce a new framework called Self-Reflective Retrieval-Augmented Generation (Self-RAG) that enhances an LM's quality and factuality through retrieval and self-reflection. Our framework trains a single arbitrary LM that adaptively retrieves passages on-demand, and generates and reflects on retrieved passages and its own generations using special tokens, called reflection tokens. Generating reflection tokens makes the LM controllable during the inference phase, enabling it to tailor its behavior to diverse task requirements. Experiments show that Self-RAG (7B and 13B parameters) significantly outperforms state-of-the-art LLMs and retrieval-augmented models on a diverse set of tasks. Specifically, Self-RAG outperforms ChatGPT and retrieval-augmented Llama2-chat on Open-domain QA, reasoning and fact verification tasks, and it shows significant gains in improving factuality and citation accuracy for long-form generations relative to these models.&quot;,&quot;container-title-short&quot;:&quot;ArXiv&quot;},&quot;isTemporary&quot;:false,&quot;suppress-author&quot;:false,&quot;composite&quot;:false,&quot;author-only&quot;:false}]},{&quot;citationID&quot;:&quot;MENDELEY_CITATION_45dad333-780f-4b0b-9d0e-dc06170dc0a0&quot;,&quot;properties&quot;:{&quot;noteIndex&quot;:0},&quot;isEdited&quot;:false,&quot;manualOverride&quot;:{&quot;isManuallyOverridden&quot;:false,&quot;citeprocText&quot;:&quot;(Asai et al., 2023)&quot;,&quot;manualOverrideText&quot;:&quot;&quot;},&quot;citationTag&quot;:&quot;MENDELEY_CITATION_v3_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&quot;,&quot;citationItems&quot;:[{&quot;id&quot;:&quot;9ee5f522-3ec1-3996-9c65-38443eef86ce&quot;,&quot;itemData&quot;:{&quot;type&quot;:&quot;article-journal&quot;,&quot;id&quot;:&quot;9ee5f522-3ec1-3996-9c65-38443eef86ce&quot;,&quot;title&quot;:&quot;Self-RAG: Learning to Retrieve, Generate, and Critique through Self-Reflection&quot;,&quot;author&quot;:[{&quot;family&quot;:&quot;Asai&quot;,&quot;given&quot;:&quot;Akari&quot;,&quot;parse-names&quot;:false,&quot;dropping-particle&quot;:&quot;&quot;,&quot;non-dropping-particle&quot;:&quot;&quot;},{&quot;family&quot;:&quot;Wu&quot;,&quot;given&quot;:&quot;Zeqiu&quot;,&quot;parse-names&quot;:false,&quot;dropping-particle&quot;:&quot;&quot;,&quot;non-dropping-particle&quot;:&quot;&quot;},{&quot;family&quot;:&quot;Wang&quot;,&quot;given&quot;:&quot;Yizhong&quot;,&quot;parse-names&quot;:false,&quot;dropping-particle&quot;:&quot;&quot;,&quot;non-dropping-particle&quot;:&quot;&quot;},{&quot;family&quot;:&quot;Sil&quot;,&quot;given&quot;:&quot;Avirup&quot;,&quot;parse-names&quot;:false,&quot;dropping-particle&quot;:&quot;&quot;,&quot;non-dropping-particle&quot;:&quot;&quot;},{&quot;family&quot;:&quot;Hajishirzi&quot;,&quot;given&quot;:&quot;Hannaneh&quot;,&quot;parse-names&quot;:false,&quot;dropping-particle&quot;:&quot;&quot;,&quot;non-dropping-particle&quot;:&quot;&quot;}],&quot;container-title&quot;:&quot;arXiv&quot;,&quot;URL&quot;:&quot;http://arxiv.org/abs/2310.11511&quot;,&quot;issued&quot;:{&quot;date-parts&quot;:[[2023,10,17]]},&quot;abstract&quot;:&quot;Despite their remarkable capabilities, large language models (LLMs) often produce responses containing factual inaccuracies due to their sole reliance on the parametric knowledge they encapsulate. Retrieval-Augmented Generation (RAG), an ad hoc approach that augments LMs with retrieval of relevant knowledge, decreases such issues. However, indiscriminately retrieving and incorporating a fixed number of retrieved passages, regardless of whether retrieval is necessary, or passages are relevant, diminishes LM versatility or can lead to unhelpful response generation. We introduce a new framework called Self-Reflective Retrieval-Augmented Generation (Self-RAG) that enhances an LM's quality and factuality through retrieval and self-reflection. Our framework trains a single arbitrary LM that adaptively retrieves passages on-demand, and generates and reflects on retrieved passages and its own generations using special tokens, called reflection tokens. Generating reflection tokens makes the LM controllable during the inference phase, enabling it to tailor its behavior to diverse task requirements. Experiments show that Self-RAG (7B and 13B parameters) significantly outperforms state-of-the-art LLMs and retrieval-augmented models on a diverse set of tasks. Specifically, Self-RAG outperforms ChatGPT and retrieval-augmented Llama2-chat on Open-domain QA, reasoning and fact verification tasks, and it shows significant gains in improving factuality and citation accuracy for long-form generations relative to these models.&quot;,&quot;container-title-short&quot;:&quot;ArXiv&quot;},&quot;isTemporary&quot;:false,&quot;suppress-author&quot;:false,&quot;composite&quot;:false,&quot;author-only&quot;:false}]},{&quot;citationID&quot;:&quot;MENDELEY_CITATION_462ea793-3754-4c45-a692-5ec24c0b02c3&quot;,&quot;properties&quot;:{&quot;noteIndex&quot;:0},&quot;isEdited&quot;:false,&quot;manualOverride&quot;:{&quot;isManuallyOverridden&quot;:false,&quot;citeprocText&quot;:&quot;(Jiang et al., 2023)&quot;,&quot;manualOverrideText&quot;:&quot;&quot;},&quot;citationTag&quot;:&quot;MENDELEY_CITATION_v3_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&quot;,&quot;citationItems&quot;:[{&quot;id&quot;:&quot;8b69d577-53c8-3366-80b1-fd3f939bc3d7&quot;,&quot;itemData&quot;:{&quot;type&quot;:&quot;report&quot;,&quot;id&quot;:&quot;8b69d577-53c8-3366-80b1-fd3f939bc3d7&quot;,&quot;title&quot;:&quot;Active Retrieval Augmented Generation&quot;,&quot;author&quot;:[{&quot;family&quot;:&quot;Jiang&quot;,&quot;given&quot;:&quot;Zhengbao&quot;,&quot;parse-names&quot;:false,&quot;dropping-particle&quot;:&quot;&quot;,&quot;non-dropping-particle&quot;:&quot;&quot;},{&quot;family&quot;:&quot;Xu&quot;,&quot;given&quot;:&quot;Frank F&quot;,&quot;parse-names&quot;:false,&quot;dropping-particle&quot;:&quot;&quot;,&quot;non-dropping-particle&quot;:&quot;&quot;},{&quot;family&quot;:&quot;Gao&quot;,&quot;given&quot;:&quot;Luyu&quot;,&quot;parse-names&quot;:false,&quot;dropping-particle&quot;:&quot;&quot;,&quot;non-dropping-particle&quot;:&quot;&quot;},{&quot;family&quot;:&quot;Sun&quot;,&quot;given&quot;:&quot;Zhiqing&quot;,&quot;parse-names&quot;:false,&quot;dropping-particle&quot;:&quot;&quot;,&quot;non-dropping-particle&quot;:&quot;&quot;},{&quot;family&quot;:&quot;Liu&quot;,&quot;given&quot;:&quot;Qian&quot;,&quot;parse-names&quot;:false,&quot;dropping-particle&quot;:&quot;&quot;,&quot;non-dropping-particle&quot;:&quot;&quot;},{&quot;family&quot;:&quot;Dwivedi-Yu&quot;,&quot;given&quot;:&quot;Jane&quot;,&quot;parse-names&quot;:false,&quot;dropping-particle&quot;:&quot;&quot;,&quot;non-dropping-particle&quot;:&quot;&quot;},{&quot;family&quot;:&quot;Yang&quot;,&quot;given&quot;:&quot;Yiming&quot;,&quot;parse-names&quot;:false,&quot;dropping-particle&quot;:&quot;&quot;,&quot;non-dropping-particle&quot;:&quot;&quot;},{&quot;family&quot;:&quot;Callan&quot;,&quot;given&quot;:&quot;Jamie&quot;,&quot;parse-names&quot;:false,&quot;dropping-particle&quot;:&quot;&quot;,&quot;non-dropping-particle&quot;:&quot;&quot;},{&quot;family&quot;:&quot;Neubig&quot;,&quot;given&quot;:&quot;Graham&quot;,&quot;parse-names&quot;:false,&quot;dropping-particle&quot;:&quot;&quot;,&quot;non-dropping-particle&quot;:&quot;&quot;}],&quot;accessed&quot;:{&quot;date-parts&quot;:[[2026,6,21]]},&quot;DOI&quot;:&quot;10.18653/v1/2023.emnlp-main.495&quot;,&quot;URL&quot;:&quot;https://aclanthology.org/2023.emnlp-main.495/&quot;,&quot;issued&quot;:{&quot;date-parts&quot;:[[2023,12]]},&quot;number-of-pages&quot;:&quot;7969-7992&quot;,&quot;abstract&quot;:&quot;Despite the remarkable ability of large language models (LMs) to comprehend and generate language, they have a tendency to hal-lucinate and create factually inaccurate output. Augmenting LMs by retrieving information from external knowledge resources is one promising solution. Most existing retrieval augmented LMs employ a retrieve-and-generate setup that only retrieves information once based on the input. This is limiting, however, in more general scenarios involving generation of long texts, where continually gathering information throughout generation is essential. In this work, we provide a generalized view of active retrieval augmented generation, methods that actively decide when and what to retrieve across the course of the generation. We propose Forward-Looking Active REtrieval augmented generation (FLARE), a generic method which iteratively uses a prediction of the upcoming sentence to anticipate future content, which is then utilized as a query to retrieve relevant documents to regenerate the sentence if it contains low-confidence tokens. We test FLARE along with baselines comprehensively over 4 long-form knowledge-intensive generation tasks/-datasets. FLARE achieves superior or competitive performance on all tasks, demonstrating the effectiveness of our method. 1&quot;,&quot;container-title-short&quot;:&quot;&quot;},&quot;isTemporary&quot;:false,&quot;suppress-author&quot;:false,&quot;composite&quot;:false,&quot;author-only&quot;:false}]},{&quot;citationID&quot;:&quot;MENDELEY_CITATION_729c6b8c-f7c2-4df9-b273-d11e99ba2031&quot;,&quot;properties&quot;:{&quot;noteIndex&quot;:0},&quot;isEdited&quot;:false,&quot;manualOverride&quot;:{&quot;isManuallyOverridden&quot;:false,&quot;citeprocText&quot;:&quot;(Jiang et al., 2023)&quot;,&quot;manualOverrideText&quot;:&quot;&quot;},&quot;citationTag&quot;:&quot;MENDELEY_CITATION_v3_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&quot;,&quot;citationItems&quot;:[{&quot;id&quot;:&quot;8b69d577-53c8-3366-80b1-fd3f939bc3d7&quot;,&quot;itemData&quot;:{&quot;type&quot;:&quot;report&quot;,&quot;id&quot;:&quot;8b69d577-53c8-3366-80b1-fd3f939bc3d7&quot;,&quot;title&quot;:&quot;Active Retrieval Augmented Generation&quot;,&quot;author&quot;:[{&quot;family&quot;:&quot;Jiang&quot;,&quot;given&quot;:&quot;Zhengbao&quot;,&quot;parse-names&quot;:false,&quot;dropping-particle&quot;:&quot;&quot;,&quot;non-dropping-particle&quot;:&quot;&quot;},{&quot;family&quot;:&quot;Xu&quot;,&quot;given&quot;:&quot;Frank F&quot;,&quot;parse-names&quot;:false,&quot;dropping-particle&quot;:&quot;&quot;,&quot;non-dropping-particle&quot;:&quot;&quot;},{&quot;family&quot;:&quot;Gao&quot;,&quot;given&quot;:&quot;Luyu&quot;,&quot;parse-names&quot;:false,&quot;dropping-particle&quot;:&quot;&quot;,&quot;non-dropping-particle&quot;:&quot;&quot;},{&quot;family&quot;:&quot;Sun&quot;,&quot;given&quot;:&quot;Zhiqing&quot;,&quot;parse-names&quot;:false,&quot;dropping-particle&quot;:&quot;&quot;,&quot;non-dropping-particle&quot;:&quot;&quot;},{&quot;family&quot;:&quot;Liu&quot;,&quot;given&quot;:&quot;Qian&quot;,&quot;parse-names&quot;:false,&quot;dropping-particle&quot;:&quot;&quot;,&quot;non-dropping-particle&quot;:&quot;&quot;},{&quot;family&quot;:&quot;Dwivedi-Yu&quot;,&quot;given&quot;:&quot;Jane&quot;,&quot;parse-names&quot;:false,&quot;dropping-particle&quot;:&quot;&quot;,&quot;non-dropping-particle&quot;:&quot;&quot;},{&quot;family&quot;:&quot;Yang&quot;,&quot;given&quot;:&quot;Yiming&quot;,&quot;parse-names&quot;:false,&quot;dropping-particle&quot;:&quot;&quot;,&quot;non-dropping-particle&quot;:&quot;&quot;},{&quot;family&quot;:&quot;Callan&quot;,&quot;given&quot;:&quot;Jamie&quot;,&quot;parse-names&quot;:false,&quot;dropping-particle&quot;:&quot;&quot;,&quot;non-dropping-particle&quot;:&quot;&quot;},{&quot;family&quot;:&quot;Neubig&quot;,&quot;given&quot;:&quot;Graham&quot;,&quot;parse-names&quot;:false,&quot;dropping-particle&quot;:&quot;&quot;,&quot;non-dropping-particle&quot;:&quot;&quot;}],&quot;accessed&quot;:{&quot;date-parts&quot;:[[2026,6,21]]},&quot;DOI&quot;:&quot;10.18653/v1/2023.emnlp-main.495&quot;,&quot;URL&quot;:&quot;https://aclanthology.org/2023.emnlp-main.495/&quot;,&quot;issued&quot;:{&quot;date-parts&quot;:[[2023,12]]},&quot;number-of-pages&quot;:&quot;7969-7992&quot;,&quot;abstract&quot;:&quot;Despite the remarkable ability of large language models (LMs) to comprehend and generate language, they have a tendency to hal-lucinate and create factually inaccurate output. Augmenting LMs by retrieving information from external knowledge resources is one promising solution. Most existing retrieval augmented LMs employ a retrieve-and-generate setup that only retrieves information once based on the input. This is limiting, however, in more general scenarios involving generation of long texts, where continually gathering information throughout generation is essential. In this work, we provide a generalized view of active retrieval augmented generation, methods that actively decide when and what to retrieve across the course of the generation. We propose Forward-Looking Active REtrieval augmented generation (FLARE), a generic method which iteratively uses a prediction of the upcoming sentence to anticipate future content, which is then utilized as a query to retrieve relevant documents to regenerate the sentence if it contains low-confidence tokens. We test FLARE along with baselines comprehensively over 4 long-form knowledge-intensive generation tasks/-datasets. FLARE achieves superior or competitive performance on all tasks, demonstrating the effectiveness of our method. 1&quot;,&quot;container-title-short&quot;:&quot;&quot;},&quot;isTemporary&quot;:false,&quot;suppress-author&quot;:false,&quot;composite&quot;:false,&quot;author-only&quot;:false}]},{&quot;citationID&quot;:&quot;MENDELEY_CITATION_6e4ed5a5-762d-4788-985a-18e8c0aac584&quot;,&quot;properties&quot;:{&quot;noteIndex&quot;:0},&quot;isEdited&quot;:false,&quot;manualOverride&quot;:{&quot;isManuallyOverridden&quot;:false,&quot;citeprocText&quot;:&quot;(Zeng et al., 2024)&quot;,&quot;manualOverrideText&quot;:&quot;&quot;},&quot;citationTag&quot;:&quot;MENDELEY_CITATION_v3_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&quot;,&quot;citationItems&quot;:[{&quot;id&quot;:&quot;62e1ad6f-03c1-365b-a5d1-7d9ce4fb7daf&quot;,&quot;itemData&quot;:{&quot;type&quot;:&quot;article-journal&quot;,&quot;id&quot;:&quot;62e1ad6f-03c1-365b-a5d1-7d9ce4fb7daf&quot;,&quot;title&quot;:&quot;The Good and The Bad: Exploring Privacy Issues in Retrieval-Augmented Generation (RAG)&quot;,&quot;author&quot;:[{&quot;family&quot;:&quot;Zeng&quot;,&quot;given&quot;:&quot;Shenglai&quot;,&quot;parse-names&quot;:false,&quot;dropping-particle&quot;:&quot;&quot;,&quot;non-dropping-particle&quot;:&quot;&quot;},{&quot;family&quot;:&quot;Zhang&quot;,&quot;given&quot;:&quot;Jiankun&quot;,&quot;parse-names&quot;:false,&quot;dropping-particle&quot;:&quot;&quot;,&quot;non-dropping-particle&quot;:&quot;&quot;},{&quot;family&quot;:&quot;He&quot;,&quot;given&quot;:&quot;Pengfei&quot;,&quot;parse-names&quot;:false,&quot;dropping-particle&quot;:&quot;&quot;,&quot;non-dropping-particle&quot;:&quot;&quot;},{&quot;family&quot;:&quot;Xing&quot;,&quot;given&quot;:&quot;Yue&quot;,&quot;parse-names&quot;:false,&quot;dropping-particle&quot;:&quot;&quot;,&quot;non-dropping-particle&quot;:&quot;&quot;},{&quot;family&quot;:&quot;Liu&quot;,&quot;given&quot;:&quot;Yiding&quot;,&quot;parse-names&quot;:false,&quot;dropping-particle&quot;:&quot;&quot;,&quot;non-dropping-particle&quot;:&quot;&quot;},{&quot;family&quot;:&quot;Xu&quot;,&quot;given&quot;:&quot;Han&quot;,&quot;parse-names&quot;:false,&quot;dropping-particle&quot;:&quot;&quot;,&quot;non-dropping-particle&quot;:&quot;&quot;},{&quot;family&quot;:&quot;Ren&quot;,&quot;given&quot;:&quot;Jie&quot;,&quot;parse-names&quot;:false,&quot;dropping-particle&quot;:&quot;&quot;,&quot;non-dropping-particle&quot;:&quot;&quot;},{&quot;family&quot;:&quot;Wang&quot;,&quot;given&quot;:&quot;Shuaiqiang&quot;,&quot;parse-names&quot;:false,&quot;dropping-particle&quot;:&quot;&quot;,&quot;non-dropping-particle&quot;:&quot;&quot;},{&quot;family&quot;:&quot;Yin&quot;,&quot;given&quot;:&quot;Dawei&quot;,&quot;parse-names&quot;:false,&quot;dropping-particle&quot;:&quot;&quot;,&quot;non-dropping-particle&quot;:&quot;&quot;},{&quot;family&quot;:&quot;Chang&quot;,&quot;given&quot;:&quot;Yi&quot;,&quot;parse-names&quot;:false,&quot;dropping-particle&quot;:&quot;&quot;,&quot;non-dropping-particle&quot;:&quot;&quot;},{&quot;family&quot;:&quot;Tang&quot;,&quot;given&quot;:&quot;Jiliang&quot;,&quot;parse-names&quot;:false,&quot;dropping-particle&quot;:&quot;&quot;,&quot;non-dropping-particle&quot;:&quot;&quot;}],&quot;container-title&quot;:&quot;arXiv&quot;,&quot;URL&quot;:&quot;http://arxiv.org/abs/2402.16893&quot;,&quot;issued&quot;:{&quot;date-parts&quot;:[[2024,2,23]]},&quot;abstract&quot;:&quot;Retrieval-augmented generation (RAG) is a powerful technique to facilitate language model with proprietary and private data, where data privacy is a pivotal concern. Whereas extensive research has demonstrated the privacy risks of large language models (LLMs), the RAG technique could potentially reshape the inherent behaviors of LLM generation, posing new privacy issues that are currently under-explored. In this work, we conduct extensive empirical studies with novel attack methods, which demonstrate the vulnerability of RAG systems on leaking the private retrieval database. Despite the new risk brought by RAG on the retrieval data, we further reveal that RAG can mitigate the leakage of the LLMs' training data. Overall, we provide new insights in this paper for privacy protection of retrieval-augmented LLMs, which benefit both LLMs and RAG systems builders. Our code is available at https://github.com/phycholosogy/RAG-privacy.&quot;,&quot;container-title-short&quot;:&quot;ArXiv&quot;},&quot;isTemporary&quot;:false,&quot;suppress-author&quot;:false,&quot;composite&quot;:false,&quot;author-only&quot;:false}]},{&quot;citationID&quot;:&quot;MENDELEY_CITATION_7799da6f-e7d8-4f9b-ba8e-8d029c12ebd4&quot;,&quot;properties&quot;:{&quot;noteIndex&quot;:0},&quot;isEdited&quot;:false,&quot;manualOverride&quot;:{&quot;isManuallyOverridden&quot;:false,&quot;citeprocText&quot;:&quot;(Zeng et al., 2024)&quot;,&quot;manualOverrideText&quot;:&quot;&quot;},&quot;citationTag&quot;:&quot;MENDELEY_CITATION_v3_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&quot;,&quot;citationItems&quot;:[{&quot;id&quot;:&quot;62e1ad6f-03c1-365b-a5d1-7d9ce4fb7daf&quot;,&quot;itemData&quot;:{&quot;type&quot;:&quot;article-journal&quot;,&quot;id&quot;:&quot;62e1ad6f-03c1-365b-a5d1-7d9ce4fb7daf&quot;,&quot;title&quot;:&quot;The Good and The Bad: Exploring Privacy Issues in Retrieval-Augmented Generation (RAG)&quot;,&quot;author&quot;:[{&quot;family&quot;:&quot;Zeng&quot;,&quot;given&quot;:&quot;Shenglai&quot;,&quot;parse-names&quot;:false,&quot;dropping-particle&quot;:&quot;&quot;,&quot;non-dropping-particle&quot;:&quot;&quot;},{&quot;family&quot;:&quot;Zhang&quot;,&quot;given&quot;:&quot;Jiankun&quot;,&quot;parse-names&quot;:false,&quot;dropping-particle&quot;:&quot;&quot;,&quot;non-dropping-particle&quot;:&quot;&quot;},{&quot;family&quot;:&quot;He&quot;,&quot;given&quot;:&quot;Pengfei&quot;,&quot;parse-names&quot;:false,&quot;dropping-particle&quot;:&quot;&quot;,&quot;non-dropping-particle&quot;:&quot;&quot;},{&quot;family&quot;:&quot;Xing&quot;,&quot;given&quot;:&quot;Yue&quot;,&quot;parse-names&quot;:false,&quot;dropping-particle&quot;:&quot;&quot;,&quot;non-dropping-particle&quot;:&quot;&quot;},{&quot;family&quot;:&quot;Liu&quot;,&quot;given&quot;:&quot;Yiding&quot;,&quot;parse-names&quot;:false,&quot;dropping-particle&quot;:&quot;&quot;,&quot;non-dropping-particle&quot;:&quot;&quot;},{&quot;family&quot;:&quot;Xu&quot;,&quot;given&quot;:&quot;Han&quot;,&quot;parse-names&quot;:false,&quot;dropping-particle&quot;:&quot;&quot;,&quot;non-dropping-particle&quot;:&quot;&quot;},{&quot;family&quot;:&quot;Ren&quot;,&quot;given&quot;:&quot;Jie&quot;,&quot;parse-names&quot;:false,&quot;dropping-particle&quot;:&quot;&quot;,&quot;non-dropping-particle&quot;:&quot;&quot;},{&quot;family&quot;:&quot;Wang&quot;,&quot;given&quot;:&quot;Shuaiqiang&quot;,&quot;parse-names&quot;:false,&quot;dropping-particle&quot;:&quot;&quot;,&quot;non-dropping-particle&quot;:&quot;&quot;},{&quot;family&quot;:&quot;Yin&quot;,&quot;given&quot;:&quot;Dawei&quot;,&quot;parse-names&quot;:false,&quot;dropping-particle&quot;:&quot;&quot;,&quot;non-dropping-particle&quot;:&quot;&quot;},{&quot;family&quot;:&quot;Chang&quot;,&quot;given&quot;:&quot;Yi&quot;,&quot;parse-names&quot;:false,&quot;dropping-particle&quot;:&quot;&quot;,&quot;non-dropping-particle&quot;:&quot;&quot;},{&quot;family&quot;:&quot;Tang&quot;,&quot;given&quot;:&quot;Jiliang&quot;,&quot;parse-names&quot;:false,&quot;dropping-particle&quot;:&quot;&quot;,&quot;non-dropping-particle&quot;:&quot;&quot;}],&quot;container-title&quot;:&quot;arXiv&quot;,&quot;URL&quot;:&quot;http://arxiv.org/abs/2402.16893&quot;,&quot;issued&quot;:{&quot;date-parts&quot;:[[2024,2,23]]},&quot;abstract&quot;:&quot;Retrieval-augmented generation (RAG) is a powerful technique to facilitate language model with proprietary and private data, where data privacy is a pivotal concern. Whereas extensive research has demonstrated the privacy risks of large language models (LLMs), the RAG technique could potentially reshape the inherent behaviors of LLM generation, posing new privacy issues that are currently under-explored. In this work, we conduct extensive empirical studies with novel attack methods, which demonstrate the vulnerability of RAG systems on leaking the private retrieval database. Despite the new risk brought by RAG on the retrieval data, we further reveal that RAG can mitigate the leakage of the LLMs' training data. Overall, we provide new insights in this paper for privacy protection of retrieval-augmented LLMs, which benefit both LLMs and RAG systems builders. Our code is available at https://github.com/phycholosogy/RAG-privacy.&quot;,&quot;container-title-short&quot;:&quot;ArXiv&quot;},&quot;isTemporary&quot;:false,&quot;suppress-author&quot;:false,&quot;composite&quot;:false,&quot;author-only&quot;:false}]},{&quot;citationID&quot;:&quot;MENDELEY_CITATION_dab5a274-d91f-49b1-b7d1-c3c8c29f7ffa&quot;,&quot;properties&quot;:{&quot;noteIndex&quot;:0},&quot;isEdited&quot;:false,&quot;manualOverride&quot;:{&quot;isManuallyOverridden&quot;:false,&quot;citeprocText&quot;:&quot;(Zeng et al., 2024)&quot;,&quot;manualOverrideText&quot;:&quot;&quot;},&quot;citationTag&quot;:&quot;MENDELEY_CITATION_v3_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&quot;,&quot;citationItems&quot;:[{&quot;id&quot;:&quot;62e1ad6f-03c1-365b-a5d1-7d9ce4fb7daf&quot;,&quot;itemData&quot;:{&quot;type&quot;:&quot;article-journal&quot;,&quot;id&quot;:&quot;62e1ad6f-03c1-365b-a5d1-7d9ce4fb7daf&quot;,&quot;title&quot;:&quot;The Good and The Bad: Exploring Privacy Issues in Retrieval-Augmented Generation (RAG)&quot;,&quot;author&quot;:[{&quot;family&quot;:&quot;Zeng&quot;,&quot;given&quot;:&quot;Shenglai&quot;,&quot;parse-names&quot;:false,&quot;dropping-particle&quot;:&quot;&quot;,&quot;non-dropping-particle&quot;:&quot;&quot;},{&quot;family&quot;:&quot;Zhang&quot;,&quot;given&quot;:&quot;Jiankun&quot;,&quot;parse-names&quot;:false,&quot;dropping-particle&quot;:&quot;&quot;,&quot;non-dropping-particle&quot;:&quot;&quot;},{&quot;family&quot;:&quot;He&quot;,&quot;given&quot;:&quot;Pengfei&quot;,&quot;parse-names&quot;:false,&quot;dropping-particle&quot;:&quot;&quot;,&quot;non-dropping-particle&quot;:&quot;&quot;},{&quot;family&quot;:&quot;Xing&quot;,&quot;given&quot;:&quot;Yue&quot;,&quot;parse-names&quot;:false,&quot;dropping-particle&quot;:&quot;&quot;,&quot;non-dropping-particle&quot;:&quot;&quot;},{&quot;family&quot;:&quot;Liu&quot;,&quot;given&quot;:&quot;Yiding&quot;,&quot;parse-names&quot;:false,&quot;dropping-particle&quot;:&quot;&quot;,&quot;non-dropping-particle&quot;:&quot;&quot;},{&quot;family&quot;:&quot;Xu&quot;,&quot;given&quot;:&quot;Han&quot;,&quot;parse-names&quot;:false,&quot;dropping-particle&quot;:&quot;&quot;,&quot;non-dropping-particle&quot;:&quot;&quot;},{&quot;family&quot;:&quot;Ren&quot;,&quot;given&quot;:&quot;Jie&quot;,&quot;parse-names&quot;:false,&quot;dropping-particle&quot;:&quot;&quot;,&quot;non-dropping-particle&quot;:&quot;&quot;},{&quot;family&quot;:&quot;Wang&quot;,&quot;given&quot;:&quot;Shuaiqiang&quot;,&quot;parse-names&quot;:false,&quot;dropping-particle&quot;:&quot;&quot;,&quot;non-dropping-particle&quot;:&quot;&quot;},{&quot;family&quot;:&quot;Yin&quot;,&quot;given&quot;:&quot;Dawei&quot;,&quot;parse-names&quot;:false,&quot;dropping-particle&quot;:&quot;&quot;,&quot;non-dropping-particle&quot;:&quot;&quot;},{&quot;family&quot;:&quot;Chang&quot;,&quot;given&quot;:&quot;Yi&quot;,&quot;parse-names&quot;:false,&quot;dropping-particle&quot;:&quot;&quot;,&quot;non-dropping-particle&quot;:&quot;&quot;},{&quot;family&quot;:&quot;Tang&quot;,&quot;given&quot;:&quot;Jiliang&quot;,&quot;parse-names&quot;:false,&quot;dropping-particle&quot;:&quot;&quot;,&quot;non-dropping-particle&quot;:&quot;&quot;}],&quot;container-title&quot;:&quot;arXiv&quot;,&quot;URL&quot;:&quot;http://arxiv.org/abs/2402.16893&quot;,&quot;issued&quot;:{&quot;date-parts&quot;:[[2024,2,23]]},&quot;abstract&quot;:&quot;Retrieval-augmented generation (RAG) is a powerful technique to facilitate language model with proprietary and private data, where data privacy is a pivotal concern. Whereas extensive research has demonstrated the privacy risks of large language models (LLMs), the RAG technique could potentially reshape the inherent behaviors of LLM generation, posing new privacy issues that are currently under-explored. In this work, we conduct extensive empirical studies with novel attack methods, which demonstrate the vulnerability of RAG systems on leaking the private retrieval database. Despite the new risk brought by RAG on the retrieval data, we further reveal that RAG can mitigate the leakage of the LLMs' training data. Overall, we provide new insights in this paper for privacy protection of retrieval-augmented LLMs, which benefit both LLMs and RAG systems builders. Our code is available at https://github.com/phycholosogy/RAG-privacy.&quot;,&quot;container-title-short&quot;:&quot;ArXiv&quot;},&quot;isTemporary&quot;:false,&quot;suppress-author&quot;:false,&quot;composite&quot;:false,&quot;author-only&quot;:false}]}]"/>
+    <we:property name="MENDELEY_BIBLIOGRAPHY_LAST_MODIFIED" value="1782200615394"/>
+    <we:property name="MENDELEY_CITATIONS" value="[{&quot;citationID&quot;:&quot;MENDELEY_CITATION_4fb038a5-657a-4eb5-b9db-24e76a96fa25&quot;,&quot;properties&quot;:{&quot;noteIndex&quot;:0},&quot;isEdited&quot;:false,&quot;manualOverride&quot;:{&quot;isManuallyOverridden&quot;:false,&quot;citeprocText&quot;:&quot;(APJII, 2025)&quot;,&quot;manualOverrideText&quot;:&quot;&quot;},&quot;citationTag&quot;:&quot;MENDELEY_CITATION_v3_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&quot;,&quot;citationItems&quot;:[{&quot;id&quot;:&quot;1570d975-ad4f-38fc-bb99-0e326d41ac7d&quot;,&quot;itemData&quot;:{&quot;type&quot;:&quot;report&quot;,&quot;id&quot;:&quot;1570d975-ad4f-38fc-bb99-0e326d41ac7d&quot;,&quot;title&quot;:&quot;Survei Penetrasi Internet dan Perilaku Pengunaan Internet 2025&quot;,&quot;author&quot;:[{&quot;family&quot;:&quot;APJII&quot;,&quot;given&quot;:&quot;&quot;,&quot;parse-names&quot;:false,&quot;dropping-particle&quot;:&quot;&quot;,&quot;non-dropping-particle&quot;:&quot;&quot;}],&quot;accessed&quot;:{&quot;date-parts&quot;:[[2026,6,16]]},&quot;URL&quot;:&quot;https://survei.apjii.or.id/survei&quot;,&quot;issued&quot;:{&quot;date-parts&quot;:[[2025]]},&quot;container-title-short&quot;:&quot;&quot;},&quot;isTemporary&quot;:false,&quot;suppress-author&quot;:false,&quot;composite&quot;:false,&quot;author-only&quot;:false}]},{&quot;citationID&quot;:&quot;MENDELEY_CITATION_5ed71e6b-64d2-4ea0-8ada-24a5893b8683&quot;,&quot;properties&quot;:{&quot;noteIndex&quot;:0},&quot;isEdited&quot;:false,&quot;manualOverride&quot;:{&quot;isManuallyOverridden&quot;:false,&quot;citeprocText&quot;:&quot;(Brysbaert, 2019)&quot;,&quot;manualOverrideText&quot;:&quot;&quot;},&quot;citationTag&quot;:&quot;MENDELEY_CITATION_v3_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&quot;,&quot;citationItems&quot;:[{&quot;id&quot;:&quot;c251f3ef-0c70-3fbc-ac66-573b0dbd815d&quot;,&quot;itemData&quot;:{&quot;type&quot;:&quot;article-journal&quot;,&quot;id&quot;:&quot;c251f3ef-0c70-3fbc-ac66-573b0dbd815d&quot;,&quot;title&quot;:&quot;How many words do we read per minute? A review and meta-analysis of reading rate&quot;,&quot;author&quot;:[{&quot;family&quot;:&quot;Brysbaert&quot;,&quot;given&quot;:&quot;Marc&quot;,&quot;parse-names&quot;:false,&quot;dropping-particle&quot;:&quot;&quot;,&quot;non-dropping-particle&quot;:&quot;&quot;}],&quot;container-title&quot;:&quot;Journal of Memory and Language&quot;,&quot;container-title-short&quot;:&quot;J. Mem. Lang.&quot;,&quot;DOI&quot;:&quot;10.1016/j.jml.2019.104047&quot;,&quot;ISSN&quot;:&quot;0749596X&quot;,&quot;URL&quot;:&quot;https://linkinghub.elsevier.com/retrieve/pii/S0749596X19300786&quot;,&quot;issued&quot;:{&quot;date-parts&quot;:[[2019,12,1]]},&quot;page&quot;:&quot;104047&quot;,&quot;abstract&quot;:&quot;Based on the analysis of 190 studies (18,573 participants), we estimate that the average silent reading rate for adults in English is 238 words per minute (wpm) for non-fiction and 260 wpm for fiction. The difference can be predicted by taking into account the length of the words, with longer words in non-fiction than in fiction. The estimates are lower than the numbers often cited in scientific and popular writings. The reasons for the overestimates are reviewed. The average oral reading rate (based on 77 studies and 5965 participants) is 183 wpm. Reading rates are lower for children, old adults, and readers with English as second language. The reading rates are in line with maximum listening speed and do not require the assumption of reading-specific language processing. Within each group/task there are reliable individual differences, which are not yet fully understood. For silent reading of English non-fiction most adults fall in the range of 175–300 wpm; for fiction the range is 200–320 wpm. Reading rates in other languages can be predicted reasonably well by taking into account the number of words these languages require to convey the same message as in English.&quot;,&quot;publisher&quot;:&quot;Academic Press Inc.&quot;,&quot;volume&quot;:&quot;109&quot;},&quot;isTemporary&quot;:false,&quot;suppress-author&quot;:false,&quot;composite&quot;:false,&quot;author-only&quot;:false}]},{&quot;citationID&quot;:&quot;MENDELEY_CITATION_29dc3a58-1bf5-47c8-8314-1ef48fea737e&quot;,&quot;properties&quot;:{&quot;noteIndex&quot;:0},&quot;isEdited&quot;:false,&quot;manualOverride&quot;:{&quot;isManuallyOverridden&quot;:false,&quot;citeprocText&quot;:&quot;(Chen et al., 2022)&quot;,&quot;manualOverrideText&quot;:&quot;&quot;},&quot;citationTag&quot;:&quot;MENDELEY_CITATION_v3_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&quot;,&quot;citationItems&quot;:[{&quot;id&quot;:&quot;223f0e0a-8e0c-36c0-a949-357b52eb612a&quot;,&quot;itemData&quot;:{&quot;type&quot;:&quot;article-journal&quot;,&quot;id&quot;:&quot;223f0e0a-8e0c-36c0-a949-357b52eb612a&quot;,&quot;title&quot;:&quot;The Impact of Online Reviews on Consumers’ Purchasing Decisions: Evidence From an Eye-Tracking Study&quot;,&quot;author&quot;:[{&quot;family&quot;:&quot;Chen&quot;,&quot;given&quot;:&quot;Tao&quot;,&quot;parse-names&quot;:false,&quot;dropping-particle&quot;:&quot;&quot;,&quot;non-dropping-particle&quot;:&quot;&quot;},{&quot;family&quot;:&quot;Samaranayake&quot;,&quot;given&quot;:&quot;Premaratne&quot;,&quot;parse-names&quot;:false,&quot;dropping-particle&quot;:&quot;&quot;,&quot;non-dropping-particle&quot;:&quot;&quot;},{&quot;family&quot;:&quot;Cen&quot;,&quot;given&quot;:&quot;XiongYing&quot;,&quot;parse-names&quot;:false,&quot;dropping-particle&quot;:&quot;&quot;,&quot;non-dropping-particle&quot;:&quot;&quot;},{&quot;family&quot;:&quot;Qi&quot;,&quot;given&quot;:&quot;Meng&quot;,&quot;parse-names&quot;:false,&quot;dropping-particle&quot;:&quot;&quot;,&quot;non-dropping-particle&quot;:&quot;&quot;},{&quot;family&quot;:&quot;Lan&quot;,&quot;given&quot;:&quot;Yi-Chen&quot;,&quot;parse-names&quot;:false,&quot;dropping-particle&quot;:&quot;&quot;,&quot;non-dropping-particle&quot;:&quot;&quot;}],&quot;container-title&quot;:&quot;Frontiers in Psychology&quot;,&quot;container-title-short&quot;:&quot;Front. Psychol.&quot;,&quot;DOI&quot;:&quot;10.3389/fpsyg.2022.865702&quot;,&quot;ISSN&quot;:&quot;1664-1078&quot;,&quot;URL&quot;:&quot;https://www.frontiersin.org/articles/10.3389/fpsyg.2022.865702/full&quot;,&quot;issued&quot;:{&quot;date-parts&quot;:[[2022,6,8]]},&quot;abstract&quot;:&quot;&lt;p&gt;This study investigated the impact of online product reviews on consumers purchasing decisions by using eye-tracking. The research methodology involved (i) development of a conceptual framework of online product review and purchasing intention through the moderation role of gender and visual attention in comments, and (ii) empirical investigation into the region of interest (ROI) analysis of consumers fixation during the purchase decision process and behavioral analysis. The results showed that consumers’ attention to negative comments was significantly greater than that to positive comments, especially for female consumers. Furthermore, the study identified a significant correlation between the visual browsing behavior of consumers and their purchase intention. It also found that consumers were not able to identify false comments. The current study provides a deep understanding of the underlying mechanism of how online reviews influence shopping behavior, reveals the effect of gender on this effect for the first time and explains it from the perspective of attentional bias, which is essential for the theory of online consumer behavior. Specifically, the different effects of consumers’ attention to negative comments seem to be moderated through gender with female consumers’ attention to negative comments being significantly greater than to positive ones. These findings suggest that practitioners need to pay particular attention to negative comments and resolve them promptly through the customization of product/service information, taking into consideration consumer characteristics, including gender.&lt;/p&gt;&quot;,&quot;publisher&quot;:&quot;Frontiers Media S.A.&quot;,&quot;volume&quot;:&quot;13&quot;},&quot;isTemporary&quot;:false,&quot;suppress-author&quot;:false,&quot;composite&quot;:false,&quot;author-only&quot;:false}]},{&quot;citationID&quot;:&quot;MENDELEY_CITATION_acf28c98-d1d4-4e6f-9fab-51b2c976ecbf&quot;,&quot;properties&quot;:{&quot;noteIndex&quot;:0},&quot;isEdited&quot;:false,&quot;manualOverride&quot;:{&quot;isManuallyOverridden&quot;:false,&quot;citeprocText&quot;:&quot;(Varga &amp;#38; Albuquerque, 2019)&quot;,&quot;manualOverrideText&quot;:&quot;&quot;},&quot;citationTag&quot;:&quot;MENDELEY_CITATION_v3_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&quot;,&quot;citationItems&quot;:[{&quot;id&quot;:&quot;f30b286a-74ca-3c7e-a90c-40f535415bb8&quot;,&quot;itemData&quot;:{&quot;type&quot;:&quot;article-journal&quot;,&quot;id&quot;:&quot;f30b286a-74ca-3c7e-a90c-40f535415bb8&quot;,&quot;title&quot;:&quot;Measuring the Impact of a Single Negative Customer Review on Online Search and Purchase Decisions&quot;,&quot;author&quot;:[{&quot;family&quot;:&quot;Varga&quot;,&quot;given&quot;:&quot;Marton&quot;,&quot;parse-names&quot;:false,&quot;dropping-particle&quot;:&quot;&quot;,&quot;non-dropping-particle&quot;:&quot;&quot;},{&quot;family&quot;:&quot;Albuquerque&quot;,&quot;given&quot;:&quot;Paulo&quot;,&quot;parse-names&quot;:false,&quot;dropping-particle&quot;:&quot;&quot;,&quot;non-dropping-particle&quot;:&quot;&quot;}],&quot;container-title&quot;:&quot;SSRN Electronic Journal&quot;,&quot;DOI&quot;:&quot;10.2139/ssrn.3483429&quot;,&quot;ISSN&quot;:&quot;1556-5068&quot;,&quot;URL&quot;:&quot;https://www.ssrn.com/abstract=3483429&quot;,&quot;issued&quot;:{&quot;date-parts&quot;:[[2019,12,10]]},&quot;abstract&quot;:&quot;How much does a single negative customer review impact online search and purchase behavior? To answer this question, we compare choices made by consumers searching for a product that had a negative review posted on its product-page with those made when the same review had \&quot;moved\&quot; to a second page as additional reviews were posted. By focusing on where the review appears rather than whether it was submitted, our approach tackles concerns of spurious correlation between customer reviews and unobserved demand shocks. Using data from a large online retailer, we find that the discovery of a negative review-one that has 3-stars or less out of 5-leads to an average drop in purchase probability of 51.4%, an increase in continuing search for a competing item of 11.4%, and a 15.8% increase in the price paid if a purchase occurs. Our findings are presented on a two-dimensional product map-an innovative way to evaluate the vulnerability of products to a single negative review.&quot;,&quot;container-title-short&quot;:&quot;&quot;},&quot;isTemporary&quot;:false,&quot;suppress-author&quot;:false,&quot;composite&quot;:false,&quot;author-only&quot;:false}]},{&quot;citationID&quot;:&quot;MENDELEY_CITATION_c8c5ca16-1d50-43d2-ad2a-3d79a9d45e3d&quot;,&quot;properties&quot;:{&quot;noteIndex&quot;:0},&quot;isEdited&quot;:false,&quot;manualOverride&quot;:{&quot;isManuallyOverridden&quot;:false,&quot;citeprocText&quot;:&quot;(Aras et al., 2024)&quot;,&quot;manualOverrideText&quot;:&quot;&quot;},&quot;citationTag&quot;:&quot;MENDELEY_CITATION_v3_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&quot;,&quot;citationItems&quot;:[{&quot;id&quot;:&quot;18576c86-dcd7-3810-8d80-015211001143&quot;,&quot;itemData&quot;:{&quot;type&quot;:&quot;article-journal&quot;,&quot;id&quot;:&quot;18576c86-dcd7-3810-8d80-015211001143&quot;,&quot;title&quot;:&quot;Sentiment Analysis on Shopee Product Reviews Using IndoBERT&quot;,&quot;author&quot;:[{&quot;family&quot;:&quot;Aras&quot;,&quot;given&quot;:&quot;Suhardi&quot;,&quot;parse-names&quot;:false,&quot;dropping-particle&quot;:&quot;&quot;,&quot;non-dropping-particle&quot;:&quot;&quot;},{&quot;family&quot;:&quot;Yusuf&quot;,&quot;given&quot;:&quot;Muhammad&quot;,&quot;parse-names&quot;:false,&quot;dropping-particle&quot;:&quot;&quot;,&quot;non-dropping-particle&quot;:&quot;&quot;},{&quot;family&quot;:&quot;Ruimassa&quot;,&quot;given&quot;:&quot;Reinhard Yohanis&quot;,&quot;parse-names&quot;:false,&quot;dropping-particle&quot;:&quot;&quot;,&quot;non-dropping-particle&quot;:&quot;&quot;},{&quot;family&quot;:&quot;Wambrauw&quot;,&quot;given&quot;:&quot;Elli Agustinus Billi&quot;,&quot;parse-names&quot;:false,&quot;dropping-particle&quot;:&quot;&quot;,&quot;non-dropping-particle&quot;:&quot;&quot;},{&quot;family&quot;:&quot;Pala'langan&quot;,&quot;given&quot;:&quot;Elsa Bura&quot;,&quot;parse-names&quot;:false,&quot;dropping-particle&quot;:&quot;&quot;,&quot;non-dropping-particle&quot;:&quot;&quot;}],&quot;container-title&quot;:&quot;Journal of Information Systems and Informatics&quot;,&quot;accessed&quot;:{&quot;date-parts&quot;:[[2026,6,19]]},&quot;DOI&quot;:&quot;10.51519/journalisi.v6i3.814&quot;,&quot;ISSN&quot;:&quot;2656-5935&quot;,&quot;URL&quot;:&quot;https://doi.org/10.51519/journalisi.v6i3.814&quot;,&quot;issued&quot;:{&quot;date-parts&quot;:[[2024,9,17]]},&quot;page&quot;:&quot;1616-1627&quot;,&quot;abstract&quot;:&quot;A marketplace is a place in cyberspace where there are commercial activities between buyers and sellers. Products offered from the marketplace have reviews to review. Shopee is the most visited marketplace by people and offers various products. Product reviews can provide benefits for other consumers in assessing the products offered. By utilizing NLP technology in particular, this study can classify positive sentiment and negative sentiment in product review data. The IndoBERT model is a model that can be used in NLP technology by utilizing the relationship between each input and output element as well as the weights to be calculated simultaneously. By utilizing this technology, sentiment analysis on Shopee product reviews provides maximum accuracy until 93% with different training conditions. This provide that IndoBERT model can show that the performance of the indoBERT model in this research is very good.&quot;,&quot;publisher&quot;:&quot;Asosiasi Doktor Sistem Informasi Indonesia&quot;,&quot;issue&quot;:&quot;3&quot;,&quot;volume&quot;:&quot;6&quot;,&quot;container-title-short&quot;:&quot;&quot;},&quot;isTemporary&quot;:false,&quot;suppress-author&quot;:false,&quot;composite&quot;:false,&quot;author-only&quot;:false}]},{&quot;citationID&quot;:&quot;MENDELEY_CITATION_938ede6d-5964-4bdd-9bcf-8bf73be5d0ab&quot;,&quot;properties&quot;:{&quot;noteIndex&quot;:0},&quot;isEdited&quot;:false,&quot;manualOverride&quot;:{&quot;isManuallyOverridden&quot;:false,&quot;citeprocText&quot;:&quot;(Lewis et al., 2021)&quot;,&quot;manualOverrideText&quot;:&quot;&quot;},&quot;citationTag&quot;:&quot;MENDELEY_CITATION_v3_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&quot;,&quot;citationItems&quot;:[{&quot;id&quot;:&quot;c17640c0-00c5-3c79-b317-0cad260b3900&quot;,&quot;itemData&quot;:{&quot;type&quot;:&quot;article-journal&quot;,&quot;id&quot;:&quot;c17640c0-00c5-3c79-b317-0cad260b3900&quot;,&quot;title&quot;:&quot;Retrieval-Augmented Generation for Knowledge-Intensive NLP Tasks&quot;,&quot;author&quot;:[{&quot;family&quot;:&quot;Lewis&quot;,&quot;given&quot;:&quot;Patrick&quot;,&quot;parse-names&quot;:false,&quot;dropping-particle&quot;:&quot;&quot;,&quot;non-dropping-particle&quot;:&quot;&quot;},{&quot;family&quot;:&quot;Perez&quot;,&quot;given&quot;:&quot;Ethan&quot;,&quot;parse-names&quot;:false,&quot;dropping-particle&quot;:&quot;&quot;,&quot;non-dropping-particle&quot;:&quot;&quot;},{&quot;family&quot;:&quot;Piktus&quot;,&quot;given&quot;:&quot;Aleksandra&quot;,&quot;parse-names&quot;:false,&quot;dropping-particle&quot;:&quot;&quot;,&quot;non-dropping-particle&quot;:&quot;&quot;},{&quot;family&quot;:&quot;Petroni&quot;,&quot;given&quot;:&quot;Fabio&quot;,&quot;parse-names&quot;:false,&quot;dropping-particle&quot;:&quot;&quot;,&quot;non-dropping-particle&quot;:&quot;&quot;},{&quot;family&quot;:&quot;Karpukhin&quot;,&quot;given&quot;:&quot;Vladimir&quot;,&quot;parse-names&quot;:false,&quot;dropping-particle&quot;:&quot;&quot;,&quot;non-dropping-particle&quot;:&quot;&quot;},{&quot;family&quot;:&quot;Goyal&quot;,&quot;given&quot;:&quot;Naman&quot;,&quot;parse-names&quot;:false,&quot;dropping-particle&quot;:&quot;&quot;,&quot;non-dropping-particle&quot;:&quot;&quot;},{&quot;family&quot;:&quot;Küttler&quot;,&quot;given&quot;:&quot;Heinrich&quot;,&quot;parse-names&quot;:false,&quot;dropping-particle&quot;:&quot;&quot;,&quot;non-dropping-particle&quot;:&quot;&quot;},{&quot;family&quot;:&quot;Lewis&quot;,&quot;given&quot;:&quot;Mike&quot;,&quot;parse-names&quot;:false,&quot;dropping-particle&quot;:&quot;&quot;,&quot;non-dropping-particle&quot;:&quot;&quot;},{&quot;family&quot;:&quot;Yih&quot;,&quot;given&quot;:&quot;Wen-tau&quot;,&quot;parse-names&quot;:false,&quot;dropping-particle&quot;:&quot;&quot;,&quot;non-dropping-particle&quot;:&quot;&quot;},{&quot;family&quot;:&quot;Rocktäschel&quot;,&quot;given&quot;:&quot;Tim&quot;,&quot;parse-names&quot;:false,&quot;dropping-particle&quot;:&quot;&quot;,&quot;non-dropping-particle&quot;:&quot;&quot;},{&quot;family&quot;:&quot;Riedel&quot;,&quot;given&quot;:&quot;Sebastian&quot;,&quot;parse-names&quot;:false,&quot;dropping-particle&quot;:&quot;&quot;,&quot;non-dropping-particle&quot;:&quot;&quot;},{&quot;family&quot;:&quot;Kiela&quot;,&quot;given&quot;:&quot;Douwe&quot;,&quot;parse-names&quot;:false,&quot;dropping-particle&quot;:&quot;&quot;,&quot;non-dropping-particle&quot;:&quot;&quot;}],&quot;container-title&quot;:&quot;arXiv&quot;,&quot;URL&quot;:&quot;http://arxiv.org/abs/2005.11401&quot;,&quot;issued&quot;:{&quot;date-parts&quot;:[[2021,4,12]]},&quot;abstract&quot;:&quot;Large pre-trained language models have been shown to store factual knowledge in their parameters, and achieve state-of-the-art results when fine-tuned on downstream NLP tasks. However, their ability to access and precisely manipulate knowledge is still limited, and hence on knowledge-intensive tasks, their performance lags behind task-specific architectures. Additionally, providing provenance for their decisions and updating their world knowledge remain open research problems. Pre-trained models with a differentiable access mechanism to explicit non-parametric memory can overcome this issue, but have so far been only investigated for extractive downstream tasks. We explore a general-purpose fine-tuning recipe for retrieval-augmented generation (RAG) -- models which combine pre-trained parametric and non-parametric memory for language generation. We introduce RAG models where the parametric memory is a pre-trained seq2seq model and the non-parametric memory is a dense vector index of Wikipedia, accessed with a pre-trained neural retriever. We compare two RAG formulations, one which conditions on the same retrieved passages across the whole generated sequence, the other can use different passages per token. We fine-tune and evaluate our models on a wide range of knowledge-intensive NLP tasks and set the state-of-the-art on three open domain QA tasks, outperforming parametric seq2seq models and task-specific retrieve-and-extract architectures. For language generation tasks, we find that RAG models generate more specific, diverse and factual language than a state-of-the-art parametric-only seq2seq baseline.&quot;,&quot;container-title-short&quot;:&quot;ArXiv&quot;},&quot;isTemporary&quot;:false,&quot;suppress-author&quot;:false,&quot;composite&quot;:false,&quot;author-only&quot;:false}]},{&quot;citationID&quot;:&quot;MENDELEY_CITATION_a8bc8b7c-e3ef-490a-bc5e-0778461e2f13&quot;,&quot;properties&quot;:{&quot;noteIndex&quot;:0},&quot;isEdited&quot;:false,&quot;manualOverride&quot;:{&quot;isManuallyOverridden&quot;:false,&quot;citeprocText&quot;:&quot;(Gao et al., 2024)&quot;,&quot;manualOverrideText&quot;:&quot;&quot;},&quot;citationTag&quot;:&quot;MENDELEY_CITATION_v3_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&quot;,&quot;citationItems&quot;:[{&quot;id&quot;:&quot;2c610d5d-4fc7-3c2e-ac6b-f900d827599b&quot;,&quot;itemData&quot;:{&quot;type&quot;:&quot;article-journal&quot;,&quot;id&quot;:&quot;2c610d5d-4fc7-3c2e-ac6b-f900d827599b&quot;,&quot;title&quot;:&quot;Retrieval-Augmented Generation for Large Language Models: A Survey&quot;,&quot;author&quot;:[{&quot;family&quot;:&quot;Gao&quot;,&quot;given&quot;:&quot;Yunfan&quot;,&quot;parse-names&quot;:false,&quot;dropping-particle&quot;:&quot;&quot;,&quot;non-dropping-particle&quot;:&quot;&quot;},{&quot;family&quot;:&quot;Xiong&quot;,&quot;given&quot;:&quot;Yun&quot;,&quot;parse-names&quot;:false,&quot;dropping-particle&quot;:&quot;&quot;,&quot;non-dropping-particle&quot;:&quot;&quot;},{&quot;family&quot;:&quot;Gao&quot;,&quot;given&quot;:&quot;Xinyu&quot;,&quot;parse-names&quot;:false,&quot;dropping-particle&quot;:&quot;&quot;,&quot;non-dropping-particle&quot;:&quot;&quot;},{&quot;family&quot;:&quot;Jia&quot;,&quot;given&quot;:&quot;Kangxiang&quot;,&quot;parse-names&quot;:false,&quot;dropping-particle&quot;:&quot;&quot;,&quot;non-dropping-particle&quot;:&quot;&quot;},{&quot;family&quot;:&quot;Pan&quot;,&quot;given&quot;:&quot;Jinliu&quot;,&quot;parse-names&quot;:false,&quot;dropping-particle&quot;:&quot;&quot;,&quot;non-dropping-particle&quot;:&quot;&quot;},{&quot;family&quot;:&quot;Bi&quot;,&quot;given&quot;:&quot;Yuxi&quot;,&quot;parse-names&quot;:false,&quot;dropping-particle&quot;:&quot;&quot;,&quot;non-dropping-particle&quot;:&quot;&quot;},{&quot;family&quot;:&quot;Dai&quot;,&quot;given&quot;:&quot;Yi&quot;,&quot;parse-names&quot;:false,&quot;dropping-particle&quot;:&quot;&quot;,&quot;non-dropping-particle&quot;:&quot;&quot;},{&quot;family&quot;:&quot;Sun&quot;,&quot;given&quot;:&quot;Jiawei&quot;,&quot;parse-names&quot;:false,&quot;dropping-particle&quot;:&quot;&quot;,&quot;non-dropping-particle&quot;:&quot;&quot;},{&quot;family&quot;:&quot;Wang&quot;,&quot;given&quot;:&quot;Meng&quot;,&quot;parse-names&quot;:false,&quot;dropping-particle&quot;:&quot;&quot;,&quot;non-dropping-particle&quot;:&quot;&quot;},{&quot;family&quot;:&quot;Wang&quot;,&quot;given&quot;:&quot;Haofen&quot;,&quot;parse-names&quot;:false,&quot;dropping-particle&quot;:&quot;&quot;,&quot;non-dropping-particle&quot;:&quot;&quot;}],&quot;container-title&quot;:&quot;arXiv&quot;,&quot;URL&quot;:&quot;http://arxiv.org/abs/2312.10997&quot;,&quot;issued&quot;:{&quot;date-parts&quot;:[[2024,3,27]]},&quot;abstract&quot;:&quot;Large Language Models (LLMs) showcase impressive capabilities but encounter challenges like hallucination, outdated knowledge, and non-transparent, untraceable reasoning processes. Retrieval-Augmented Generation (RAG) has emerged as a promising solution by incorporating knowledge from external databases. This enhances the accuracy and credibility of the generation, particularly for knowledge-intensive tasks, and allows for continuous knowledge updates and integration of domain-specific information. RAG synergistically merges LLMs' intrinsic knowledge with the vast, dynamic repositories of external databases. This comprehensive review paper offers a detailed examination of the progression of RAG paradigms, encompassing the Naive RAG, the Advanced RAG, and the Modular RAG. It meticulously scrutinizes the tripartite foundation of RAG frameworks, which includes the retrieval, the generation and the augmentation techniques. The paper highlights the state-of-the-art technologies embedded in each of these critical components, providing a profound understanding of the advancements in RAG systems. Furthermore, this paper introduces up-to-date evaluation framework and benchmark. At the end, this article delineates the challenges currently faced and points out prospective avenues for research and development.&quot;,&quot;container-title-short&quot;:&quot;ArXiv&quot;},&quot;isTemporary&quot;:false,&quot;suppress-author&quot;:false,&quot;composite&quot;:false,&quot;author-only&quot;:false}]},{&quot;citationID&quot;:&quot;MENDELEY_CITATION_b3b59b11-af7f-4e0c-b749-3fe7ec91ebc2&quot;,&quot;properties&quot;:{&quot;noteIndex&quot;:0},&quot;isEdited&quot;:false,&quot;manualOverride&quot;:{&quot;isManuallyOverridden&quot;:false,&quot;citeprocText&quot;:&quot;(Shopee, 2026a)&quot;,&quot;manualOverrideText&quot;:&quot;&quot;},&quot;citationTag&quot;:&quot;MENDELEY_CITATION_v3_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&quot;,&quot;citationItems&quot;:[{&quot;id&quot;:&quot;5f132f23-6b3c-379d-8bd3-f959c9a20357&quot;,&quot;itemData&quot;:{&quot;type&quot;:&quot;webpage&quot;,&quot;id&quot;:&quot;5f132f23-6b3c-379d-8bd3-f959c9a20357&quot;,&quot;title&quot;:&quot;Choki&quot;,&quot;author&quot;:[{&quot;family&quot;:&quot;Shopee&quot;,&quot;given&quot;:&quot;&quot;,&quot;parse-names&quot;:false,&quot;dropping-particle&quot;:&quot;&quot;,&quot;non-dropping-particle&quot;:&quot;&quot;}],&quot;accessed&quot;:{&quot;date-parts&quot;:[[2026,6,19]]},&quot;URL&quot;:&quot;https://chatbot.shopee.co.id&quot;,&quot;issued&quot;:{&quot;date-parts&quot;:[[2026]]},&quot;container-title-short&quot;:&quot;&quot;},&quot;isTemporary&quot;:false,&quot;suppress-author&quot;:false,&quot;composite&quot;:false,&quot;author-only&quot;:false}]},{&quot;citationID&quot;:&quot;MENDELEY_CITATION_5e6b4a6e-79ef-4325-a3d3-b0bb8ac9c13f&quot;,&quot;properties&quot;:{&quot;noteIndex&quot;:0},&quot;isEdited&quot;:false,&quot;manualOverride&quot;:{&quot;isManuallyOverridden&quot;:false,&quot;citeprocText&quot;:&quot;(Es et al., 2025)&quot;,&quot;manualOverrideText&quot;:&quot;&quot;},&quot;citationTag&quot;:&quot;MENDELEY_CITATION_v3_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&quot;,&quot;citationItems&quot;:[{&quot;id&quot;:&quot;8903c6d9-381b-3dfb-a64b-adebf14ce648&quot;,&quot;itemData&quot;:{&quot;type&quot;:&quot;article-journal&quot;,&quot;id&quot;:&quot;8903c6d9-381b-3dfb-a64b-adebf14ce648&quot;,&quot;title&quot;:&quot;Ragas: Automated Evaluation of Retrieval Augmented Generation&quot;,&quot;author&quot;:[{&quot;family&quot;:&quot;Es&quot;,&quot;given&quot;:&quot;Shahul&quot;,&quot;parse-names&quot;:false,&quot;dropping-particle&quot;:&quot;&quot;,&quot;non-dropping-particle&quot;:&quot;&quot;},{&quot;family&quot;:&quot;James&quot;,&quot;given&quot;:&quot;Jithin&quot;,&quot;parse-names&quot;:false,&quot;dropping-particle&quot;:&quot;&quot;,&quot;non-dropping-particle&quot;:&quot;&quot;},{&quot;family&quot;:&quot;Espinosa-Anke&quot;,&quot;given&quot;:&quot;Luis&quot;,&quot;parse-names&quot;:false,&quot;dropping-particle&quot;:&quot;&quot;,&quot;non-dropping-particle&quot;:&quot;&quot;},{&quot;family&quot;:&quot;Schockaert&quot;,&quot;given&quot;:&quot;Steven&quot;,&quot;parse-names&quot;:false,&quot;dropping-particle&quot;:&quot;&quot;,&quot;non-dropping-particle&quot;:&quot;&quot;}],&quot;container-title&quot;:&quot;arXiv&quot;,&quot;URL&quot;:&quot;http://arxiv.org/abs/2309.15217&quot;,&quot;issued&quot;:{&quot;date-parts&quot;:[[2025,4,28]]},&quot;abstract&quot;:&quot;We introduce Ragas (Retrieval Augmented Generation Assessment), a framework for reference-free evaluation of Retrieval Augmented Generation (RAG) pipelines. RAG systems are composed of a retrieval and an LLM based generation module, and provide LLMs with knowledge from a reference textual database, which enables them to act as a natural language layer between a user and textual databases, reducing the risk of hallucinations. Evaluating RAG architectures is, however, challenging because there are several dimensions to consider: the ability of the retrieval system to identify relevant and focused context passages, the ability of the LLM to exploit such passages in a faithful way, or the quality of the generation itself. With Ragas, we put forward a suite of metrics which can be used to evaluate these different dimensions \\textit{without having to rely on ground truth human annotations}. We posit that such a framework can crucially contribute to faster evaluation cycles of RAG architectures, which is especially important given the fast adoption of LLMs.&quot;,&quot;container-title-short&quot;:&quot;ArXiv&quot;},&quot;isTemporary&quot;:false,&quot;suppress-author&quot;:false,&quot;composite&quot;:false,&quot;author-only&quot;:false}]},{&quot;citationID&quot;:&quot;MENDELEY_CITATION_de438268-2622-4d7e-a9b7-fb0d03bfa58b&quot;,&quot;properties&quot;:{&quot;noteIndex&quot;:0},&quot;isEdited&quot;:false,&quot;manualOverride&quot;:{&quot;isManuallyOverridden&quot;:false,&quot;citeprocText&quot;:&quot;(Shopee, 2026b)&quot;,&quot;manualOverrideText&quot;:&quot;&quot;},&quot;citationTag&quot;:&quot;MENDELEY_CITATION_v3_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&quot;,&quot;citationItems&quot;:[{&quot;id&quot;:&quot;5539217c-3367-3e6e-b376-29da4acd2e1e&quot;,&quot;itemData&quot;:{&quot;type&quot;:&quot;webpage&quot;,&quot;id&quot;:&quot;5539217c-3367-3e6e-b376-29da4acd2e1e&quot;,&quot;title&quot;:&quot;Shopee Open Platform&quot;,&quot;author&quot;:[{&quot;family&quot;:&quot;Shopee&quot;,&quot;given&quot;:&quot;&quot;,&quot;parse-names&quot;:false,&quot;dropping-particle&quot;:&quot;&quot;,&quot;non-dropping-particle&quot;:&quot;&quot;}],&quot;accessed&quot;:{&quot;date-parts&quot;:[[2026,6,19]]},&quot;URL&quot;:&quot;https://open.shopee.com&quot;,&quot;issued&quot;:{&quot;date-parts&quot;:[[2026]]},&quot;container-title-short&quot;:&quot;&quot;},&quot;isTemporary&quot;:false,&quot;suppress-author&quot;:false,&quot;composite&quot;:false,&quot;author-only&quot;:false}]},{&quot;citationID&quot;:&quot;MENDELEY_CITATION_868109b3-eb7a-44eb-8242-ea43e1aa9830&quot;,&quot;properties&quot;:{&quot;noteIndex&quot;:0},&quot;isEdited&quot;:false,&quot;manualOverride&quot;:{&quot;isManuallyOverridden&quot;:false,&quot;citeprocText&quot;:&quot;(Punithavathi et al., 2024)&quot;,&quot;manualOverrideText&quot;:&quot;&quot;},&quot;citationTag&quot;:&quot;MENDELEY_CITATION_v3_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&quot;,&quot;citationItems&quot;:[{&quot;id&quot;:&quot;446dea97-5e3f-340a-b74f-bc147024e429&quot;,&quot;itemData&quot;:{&quot;type&quot;:&quot;article-journal&quot;,&quot;id&quot;:&quot;446dea97-5e3f-340a-b74f-bc147024e429&quot;,&quot;title&quot;:&quot;Transforming sentiment analysis for e-commerce product reviews: Hybrid deep learning model with an innovative term weighting and feature selection&quot;,&quot;author&quot;:[{&quot;family&quot;:&quot;Punithavathi&quot;,&quot;given&quot;:&quot;R.&quot;,&quot;parse-names&quot;:false,&quot;dropping-particle&quot;:&quot;&quot;,&quot;non-dropping-particle&quot;:&quot;&quot;},{&quot;family&quot;:&quot;Premkumar&quot;,&quot;given&quot;:&quot;Manoharan&quot;,&quot;parse-names&quot;:false,&quot;dropping-particle&quot;:&quot;&quot;,&quot;non-dropping-particle&quot;:&quot;&quot;},{&quot;family&quot;:&quot;Sinha&quot;,&quot;given&quot;:&quot;Garima&quot;,&quot;parse-names&quot;:false,&quot;dropping-particle&quot;:&quot;&quot;,&quot;non-dropping-particle&quot;:&quot;&quot;},{&quot;family&quot;:&quot;Chandrasekaran&quot;,&quot;given&quot;:&quot;Kumar&quot;,&quot;parse-names&quot;:false,&quot;dropping-particle&quot;:&quot;&quot;,&quot;non-dropping-particle&quot;:&quot;&quot;}],&quot;container-title&quot;:&quot;Information Processing and Management&quot;,&quot;container-title-short&quot;:&quot;Inf. Process. Manag.&quot;,&quot;DOI&quot;:&quot;10.1016/j.ipm.2024.103654&quot;,&quot;ISSN&quot;:&quot;03064573&quot;,&quot;issued&quot;:{&quot;date-parts&quot;:[[2024,5,1]]},&quot;abstract&quot;:&quot;Improving user satisfaction by analyzing many user reviews found on e-commerce platforms is becoming increasingly significant in this modern world. However, accurately predicting sentiment polarities within these reviews remains challenging due to variable sequence lengths, textual orders, and complex logic within the content. This study introduces a new optimized Machine Learning (ML) algorithm named Enhanced Golden Jackal Optimizer-based Long Short-Term Memory (EGJO-LSTM) to perform Sentiment Analysis (SA) of e-commerce product reviews. This SA method comprises four critical stages: data collection, pre-processing, feature selection, feature extraction, and lastly, sentiment classification. The initial step involves utilizing a web scrapping tool to collate customer product reviews from various e-commerce websites. The collected data is subjected to a pre-processing phase to refine the scraped information. The pre-processed data then undergoes term weighting and feature selection processes by applying Log-term Frequency-based Modified Inverse Class Frequency (LF-MICF) and Improved Grey Wolf Optimizer (IGWO). In the final stage, the refined IGWO data is fed into the EGJO-LSTM model, which then classifies the sentiment of the shopper reviews into negative, positive, or neutral classes. Performance analysis was conducted using a prompt cloud dataset from Amazon.com, comparing the proposed classifier with state-of-the-art ML models. The metrics, such as precision, accuracy, recall and F1-score, were used to compare the performance. The results demonstrate that the EGJO-LSTM outperforms other models in sentiment classification. The proposed strategy is 25% and 32% better than the traditional and hybrid methods in terms of precision and accuracy. Further observations showed that when using the recommended LF-MICF weighting method, the EGJO-LSTM surpassed the performance of the state-of-the-art methods.&quot;,&quot;publisher&quot;:&quot;Elsevier Ltd&quot;,&quot;issue&quot;:&quot;3&quot;,&quot;volume&quot;:&quot;61&quot;},&quot;isTemporary&quot;:false,&quot;suppress-author&quot;:false,&quot;composite&quot;:false,&quot;author-only&quot;:false}]},{&quot;citationID&quot;:&quot;MENDELEY_CITATION_e94b87b6-3bfc-462a-8b35-10e5d0ba6a9f&quot;,&quot;properties&quot;:{&quot;noteIndex&quot;:0},&quot;isEdited&quot;:false,&quot;manualOverride&quot;:{&quot;isManuallyOverridden&quot;:false,&quot;citeprocText&quot;:&quot;(Krishna et al., 2025)&quot;,&quot;manualOverrideText&quot;:&quot;&quot;},&quot;citationTag&quot;:&quot;MENDELEY_CITATION_v3_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&quot;,&quot;citationItems&quot;:[{&quot;id&quot;:&quot;cdb3a363-ebce-3b9b-9b7a-2ff535575a58&quot;,&quot;itemData&quot;:{&quot;type&quot;:&quot;article-journal&quot;,&quot;id&quot;:&quot;cdb3a363-ebce-3b9b-9b7a-2ff535575a58&quot;,&quot;title&quot;:&quot;Enhancing E-commerce recommendations with sentiment analysis using MLA-EDTCNet and collaborative filtering&quot;,&quot;author&quot;:[{&quot;family&quot;:&quot;Krishna&quot;,&quot;given&quot;:&quot;E. S.Phalguna&quot;,&quot;parse-names&quot;:false,&quot;dropping-particle&quot;:&quot;&quot;,&quot;non-dropping-particle&quot;:&quot;&quot;},{&quot;family&quot;:&quot;Ramu&quot;,&quot;given&quot;:&quot;T. Bhargava&quot;,&quot;parse-names&quot;:false,&quot;dropping-particle&quot;:&quot;&quot;,&quot;non-dropping-particle&quot;:&quot;&quot;},{&quot;family&quot;:&quot;Chaitanya&quot;,&quot;given&quot;:&quot;R. Krishna&quot;,&quot;parse-names&quot;:false,&quot;dropping-particle&quot;:&quot;&quot;,&quot;non-dropping-particle&quot;:&quot;&quot;},{&quot;family&quot;:&quot;Ram&quot;,&quot;given&quot;:&quot;M. Sitha&quot;,&quot;parse-names&quot;:false,&quot;dropping-particle&quot;:&quot;&quot;,&quot;non-dropping-particle&quot;:&quot;&quot;},{&quot;family&quot;:&quot;Balayesu&quot;,&quot;given&quot;:&quot;Narasimhula&quot;,&quot;parse-names&quot;:false,&quot;dropping-particle&quot;:&quot;&quot;,&quot;non-dropping-particle&quot;:&quot;&quot;},{&quot;family&quot;:&quot;Gandikota&quot;,&quot;given&quot;:&quot;Hari Prasad&quot;,&quot;parse-names&quot;:false,&quot;dropping-particle&quot;:&quot;&quot;,&quot;non-dropping-particle&quot;:&quot;&quot;},{&quot;family&quot;:&quot;Jagadesh&quot;,&quot;given&quot;:&quot;B. N.&quot;,&quot;parse-names&quot;:false,&quot;dropping-particle&quot;:&quot;&quot;,&quot;non-dropping-particle&quot;:&quot;&quot;}],&quot;container-title&quot;:&quot;Scientific Reports&quot;,&quot;container-title-short&quot;:&quot;Sci. Rep.&quot;,&quot;DOI&quot;:&quot;10.1038/s41598-025-91275-7&quot;,&quot;ISSN&quot;:&quot;20452322&quot;,&quot;PMID&quot;:&quot;40000752&quot;,&quot;issued&quot;:{&quot;date-parts&quot;:[[2025,12,1]]},&quot;abstract&quot;:&quot;The rapid growth of e-commerce has made product recommendation systems essential for enhancing customer experience and driving business success. This research proposes an advanced recommendation framework that integrates sentiment analysis (SA) and collaborative filtering (CF) to improve recommendation accuracy and user satisfaction. The methodology involves feature-level sentiment analysis with a multi-step pipeline: data preprocessing, feature extraction using a log-term frequency-based modified inverse class frequency (LFMI) algorithm, and sentiment classification using a Multi-Layer Attention-based Encoder-Decoder Temporal Convolution Neural Network (MLA-EDTCNet). To address class imbalance issues, a Modified Conditional Generative Adversarial Network (MCGAN) generates balanced oversamples. Furthermore, the Ocotillo Optimization Algorithm (OcOA) fine-tunes the model parameters to ensure optimal performance by balancing exploration and exploitation during training. The integrated system predicts sentiment polarity—positive, negative, or neutral—and combines these insights with CF to provide personalized product recommendations. Extensive experiments conducted on an Amazon product dataset demonstrate that the proposed approach outperforms state-of-the-art models in accuracy, precision, recall, F1-score, and AUC. By leveraging SA and CF, the framework delivers recommendations tailored to user preferences while enhancing engagement and satisfaction. This research highlights the potential of hybrid deep learning techniques to address critical challenges in recommendation systems, including class imbalance and feature extraction, offering a robust solution for modern e-commerce platforms.&quot;,&quot;publisher&quot;:&quot;Nature Research&quot;,&quot;issue&quot;:&quot;1&quot;,&quot;volume&quot;:&quot;15&quot;},&quot;isTemporary&quot;:false,&quot;suppress-author&quot;:false,&quot;composite&quot;:false,&quot;author-only&quot;:false}]},{&quot;citationID&quot;:&quot;MENDELEY_CITATION_4831095e-9f16-41e7-9083-e2ef9c01d2ac&quot;,&quot;properties&quot;:{&quot;noteIndex&quot;:0},&quot;isEdited&quot;:false,&quot;manualOverride&quot;:{&quot;isManuallyOverridden&quot;:false,&quot;citeprocText&quot;:&quot;(Vaswani et al., 2023)&quot;,&quot;manualOverrideText&quot;:&quot;&quot;},&quot;citationTag&quot;:&quot;MENDELEY_CITATION_v3_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&quot;,&quot;citationItems&quot;:[{&quot;id&quot;:&quot;b4586743-f31a-3ae5-a3b4-909387bdb6da&quot;,&quot;itemData&quot;:{&quot;type&quot;:&quot;report&quot;,&quot;id&quot;:&quot;b4586743-f31a-3ae5-a3b4-909387bdb6da&quot;,&quot;title&quot;:&quot;Attention Is All You Need&quot;,&quot;author&quot;:[{&quot;family&quot;:&quot;Vaswani&quot;,&quot;given&quot;:&quot;Ashish&quot;,&quot;parse-names&quot;:false,&quot;dropping-particle&quot;:&quot;&quot;,&quot;non-dropping-particle&quot;:&quot;&quot;},{&quot;family&quot;:&quot;Brain&quot;,&quot;given&quot;:&quot;Google&quot;,&quot;parse-names&quot;:false,&quot;dropping-particle&quot;:&quot;&quot;,&quot;non-dropping-particle&quot;:&quot;&quot;},{&quot;family&quot;:&quot;Shazeer&quot;,&quot;given&quot;:&quot;Noam&quot;,&quot;parse-names&quot;:false,&quot;dropping-particle&quot;:&quot;&quot;,&quot;non-dropping-particle&quot;:&quot;&quot;},{&quot;family&quot;:&quot;Parmar&quot;,&quot;given&quot;:&quot;Niki&quot;,&quot;parse-names&quot;:false,&quot;dropping-particle&quot;:&quot;&quot;,&quot;non-dropping-particle&quot;:&quot;&quot;},{&quot;family&quot;:&quot;Uszkoreit&quot;,&quot;given&quot;:&quot;Jakob&quot;,&quot;parse-names&quot;:false,&quot;dropping-particle&quot;:&quot;&quot;,&quot;non-dropping-particle&quot;:&quot;&quot;},{&quot;family&quot;:&quot;Jones&quot;,&quot;given&quot;:&quot;Llion&quot;,&quot;parse-names&quot;:false,&quot;dropping-particle&quot;:&quot;&quot;,&quot;non-dropping-particle&quot;:&quot;&quot;},{&quot;family&quot;:&quot;Gomez&quot;,&quot;given&quot;:&quot;Aidan N&quot;,&quot;parse-names&quot;:false,&quot;dropping-particle&quot;:&quot;&quot;,&quot;non-dropping-particle&quot;:&quot;&quot;},{&quot;family&quot;:&quot;Kaiser&quot;,&quot;given&quot;:&quot;Łukasz&quot;,&quot;parse-names&quot;:false,&quot;dropping-particle&quot;:&quot;&quot;,&quot;non-dropping-particle&quot;:&quot;&quot;},{&quot;family&quot;:&quot;Polosukhin&quot;,&quot;given&quot;:&quot;Illia&quot;,&quot;parse-names&quot;:false,&quot;dropping-particle&quot;:&quot;&quot;,&quot;non-dropping-particle&quot;:&quot;&quot;}],&quot;accessed&quot;:{&quot;date-parts&quot;:[[2026,6,19]]},&quot;DOI&quot;:&quot;https://doi.org/10.48550/arXiv.1706.03762&quot;,&quot;ISBN&quot;:&quot;1706.03762v7&quot;,&quot;URL&quot;:&quot;https://arxiv.org/abs/1706.03762&quot;,&quot;issued&quot;:{&quot;date-parts&quot;:[[2023,8,2]]},&quot;abstract&quot;:&quot;The dominant sequence transduction models are based on complex recurrent or convolutional neural networks that include an encoder and a decoder. The best performing models also connect the encoder and decoder through an attention mechanism. We propose a new simple network architecture, the Transformer, based solely on attention mechanisms, dispensing with recurrence and convolutions entirely. Experiments on two machine translation tasks show these models to be superior in quality while being more parallelizable and requiring significantly less time to train. Our model achieves 28.4 BLEU on the WMT 2014 English-to-German translation task, improving over the existing best results, including ensembles, by over 2 BLEU. On the WMT 2014 English-to-French translation task, our model establishes a new single-model state-of-the-art BLEU score of 41.8 after training for 3.5 days on eight GPUs, a small fraction of the training costs of the best models from the literature. We show that the Transformer generalizes well to other tasks by applying it successfully to English constituency parsing both with large and limited training data. * Equal contribution. Listing order is random. Jakob proposed replacing RNNs with self-attention and started the effort to evaluate this idea. Ashish, with Illia, designed and implemented the first Transformer models and has been crucially involved in every aspect of this work. Noam proposed scaled dot-product attention, multi-head attention and the parameter-free position representation and became the other person involved in nearly every detail. Niki designed, implemented, tuned and evaluated countless model variants in our original codebase and tensor2tensor. Llion also experimented with novel model variants, was responsible for our initial codebase, and efficient inference and visualizations. Lukasz and Aidan spent countless long days designing various parts of and implementing tensor2tensor, replacing our earlier codebase, greatly improving results and massively accelerating our research. † Work performed while at Google Brain.&quot;,&quot;container-title-short&quot;:&quot;&quot;},&quot;isTemporary&quot;:false,&quot;suppress-author&quot;:false,&quot;composite&quot;:false,&quot;author-only&quot;:false}]},{&quot;citationID&quot;:&quot;MENDELEY_CITATION_04a047a4-f237-4a03-813b-3ddc84f74f1c&quot;,&quot;properties&quot;:{&quot;noteIndex&quot;:0},&quot;isEdited&quot;:false,&quot;manualOverride&quot;:{&quot;isManuallyOverridden&quot;:false,&quot;citeprocText&quot;:&quot;(Ji et al., 2023)&quot;,&quot;manualOverrideText&quot;:&quot;&quot;},&quot;citationTag&quot;:&quot;MENDELEY_CITATION_v3_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&quot;,&quot;citationItems&quot;:[{&quot;id&quot;:&quot;67fd1024-b20c-38eb-8480-91b478113df3&quot;,&quot;itemData&quot;:{&quot;type&quot;:&quot;article&quot;,&quot;id&quot;:&quot;67fd1024-b20c-38eb-8480-91b478113df3&quot;,&quot;title&quot;:&quot;Survey of Hallucination in Natural Language Generation&quot;,&quot;author&quot;:[{&quot;family&quot;:&quot;Ji&quot;,&quot;given&quot;:&quot;Ziwei&quot;,&quot;parse-names&quot;:false,&quot;dropping-particle&quot;:&quot;&quot;,&quot;non-dropping-particle&quot;:&quot;&quot;},{&quot;family&quot;:&quot;Lee&quot;,&quot;given&quot;:&quot;Nayeon&quot;,&quot;parse-names&quot;:false,&quot;dropping-particle&quot;:&quot;&quot;,&quot;non-dropping-particle&quot;:&quot;&quot;},{&quot;family&quot;:&quot;Frieske&quot;,&quot;given&quot;:&quot;Rita&quot;,&quot;parse-names&quot;:false,&quot;dropping-particle&quot;:&quot;&quot;,&quot;non-dropping-particle&quot;:&quot;&quot;},{&quot;family&quot;:&quot;Yu&quot;,&quot;given&quot;:&quot;Tiezheng&quot;,&quot;parse-names&quot;:false,&quot;dropping-particle&quot;:&quot;&quot;,&quot;non-dropping-particle&quot;:&quot;&quot;},{&quot;family&quot;:&quot;Su&quot;,&quot;given&quot;:&quot;Dan&quot;,&quot;parse-names&quot;:false,&quot;dropping-particle&quot;:&quot;&quot;,&quot;non-dropping-particle&quot;:&quot;&quot;},{&quot;family&quot;:&quot;Xu&quot;,&quot;given&quot;:&quot;Yan&quot;,&quot;parse-names&quot;:false,&quot;dropping-particle&quot;:&quot;&quot;,&quot;non-dropping-particle&quot;:&quot;&quot;},{&quot;family&quot;:&quot;Ishii&quot;,&quot;given&quot;:&quot;Etsuko&quot;,&quot;parse-names&quot;:false,&quot;dropping-particle&quot;:&quot;&quot;,&quot;non-dropping-particle&quot;:&quot;&quot;},{&quot;family&quot;:&quot;Bang&quot;,&quot;given&quot;:&quot;Ye Jin&quot;,&quot;parse-names&quot;:false,&quot;dropping-particle&quot;:&quot;&quot;,&quot;non-dropping-particle&quot;:&quot;&quot;},{&quot;family&quot;:&quot;Madotto&quot;,&quot;given&quot;:&quot;Andrea&quot;,&quot;parse-names&quot;:false,&quot;dropping-particle&quot;:&quot;&quot;,&quot;non-dropping-particle&quot;:&quot;&quot;},{&quot;family&quot;:&quot;Fung&quot;,&quot;given&quot;:&quot;Pascale&quot;,&quot;parse-names&quot;:false,&quot;dropping-particle&quot;:&quot;&quot;,&quot;non-dropping-particle&quot;:&quot;&quot;}],&quot;container-title&quot;:&quot;ACM Computing Surveys&quot;,&quot;container-title-short&quot;:&quot;ACM Comput. Surv.&quot;,&quot;DOI&quot;:&quot;10.1145/3571730&quot;,&quot;ISSN&quot;:&quot;15577341&quot;,&quot;issued&quot;:{&quot;date-parts&quot;:[[2023,12,31]]},&quot;abstract&quot;:&quot;Natural Language Generation (NLG) has improved exponentially in recent years thanks to the development of sequence-to-sequence deep learning technologies such as Transformer-based language models. This advancement has led to more fluent and coherent NLG, leading to improved development in downstream tasks such as abstractive summarization, dialogue generation, and data-to-text generation. However, it is also apparent that deep learning based generation is prone to hallucinate unintended text, which degrades the system performance and fails to meet user expectations in many real-world scenarios. To address this issue, many studies have been presented in measuring and mitigating hallucinated texts, but these have never been reviewed in a comprehensive manner before.In this survey, we thus provide a broad overview of the research progress and challenges in the hallucination problem in NLG. The survey is organized into two parts: (1) a general overview of metrics, mitigation methods, and future directions, and (2) an overview of task-specific research progress on hallucinations in the following downstream tasks, namely abstractive summarization, dialogue generation, generative question answering, data-to-text generation, and machine translation. This survey serves to facilitate collaborative efforts among researchers in tackling the challenge of hallucinated texts in NLG.&quot;,&quot;publisher&quot;:&quot;Association for Computing Machinery&quot;,&quot;issue&quot;:&quot;12&quot;,&quot;volume&quot;:&quot;55&quot;},&quot;isTemporary&quot;:false,&quot;suppress-author&quot;:false,&quot;composite&quot;:false,&quot;author-only&quot;:false}]},{&quot;citationID&quot;:&quot;MENDELEY_CITATION_f5427b28-8aae-4d1e-941e-3e5693719317&quot;,&quot;properties&quot;:{&quot;noteIndex&quot;:0},&quot;isEdited&quot;:false,&quot;manualOverride&quot;:{&quot;isManuallyOverridden&quot;:false,&quot;citeprocText&quot;:&quot;(Reimers &amp;#38; Gurevych, 2020)&quot;,&quot;manualOverrideText&quot;:&quot;&quot;},&quot;citationTag&quot;:&quot;MENDELEY_CITATION_v3_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&quot;,&quot;citationItems&quot;:[{&quot;id&quot;:&quot;3b664dab-e5e3-3c34-8176-d287c9800145&quot;,&quot;itemData&quot;:{&quot;type&quot;:&quot;article-journal&quot;,&quot;id&quot;:&quot;3b664dab-e5e3-3c34-8176-d287c9800145&quot;,&quot;title&quot;:&quot;Making Monolingual Sentence Embeddings Multilingual using Knowledge Distillation&quot;,&quot;author&quot;:[{&quot;family&quot;:&quot;Reimers&quot;,&quot;given&quot;:&quot;Nils&quot;,&quot;parse-names&quot;:false,&quot;dropping-particle&quot;:&quot;&quot;,&quot;non-dropping-particle&quot;:&quot;&quot;},{&quot;family&quot;:&quot;Gurevych&quot;,&quot;given&quot;:&quot;Iryna&quot;,&quot;parse-names&quot;:false,&quot;dropping-particle&quot;:&quot;&quot;,&quot;non-dropping-particle&quot;:&quot;&quot;}],&quot;container-title&quot;:&quot;arXiv&quot;,&quot;URL&quot;:&quot;http://arxiv.org/abs/2004.09813&quot;,&quot;issued&quot;:{&quot;date-parts&quot;:[[2020,10,5]]},&quot;abstract&quot;:&quot;We present an easy and efficient method to extend existing sentence embedding models to new languages. This allows to create multilingual versions from previously monolingual models. The training is based on the idea that a translated sentence should be mapped to the same location in the vector space as the original sentence. We use the original (monolingual) model to generate sentence embeddings for the source language and then train a new system on translated sentences to mimic the original model. Compared to other methods for training multilingual sentence embeddings, this approach has several advantages: It is easy to extend existing models with relatively few samples to new languages, it is easier to ensure desired properties for the vector space, and the hardware requirements for training is lower. We demonstrate the effectiveness of our approach for 50+ languages from various language families. Code to extend sentence embeddings models to more than 400 languages is publicly available.&quot;,&quot;container-title-short&quot;:&quot;ArXiv&quot;},&quot;isTemporary&quot;:false,&quot;suppress-author&quot;:false,&quot;composite&quot;:false,&quot;author-only&quot;:false}]},{&quot;citationID&quot;:&quot;MENDELEY_CITATION_b5854a00-1449-45b9-b8d1-86dc5f2acaf7&quot;,&quot;properties&quot;:{&quot;noteIndex&quot;:0},&quot;isEdited&quot;:false,&quot;manualOverride&quot;:{&quot;isManuallyOverridden&quot;:false,&quot;citeprocText&quot;:&quot;(Chroma, 2026)&quot;,&quot;manualOverrideText&quot;:&quot;&quot;},&quot;citationTag&quot;:&quot;MENDELEY_CITATION_v3_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&quot;,&quot;citationItems&quot;:[{&quot;id&quot;:&quot;506a0d2b-d34f-3877-b68c-c6e99feeb445&quot;,&quot;itemData&quot;:{&quot;type&quot;:&quot;webpage&quot;,&quot;id&quot;:&quot;506a0d2b-d34f-3877-b68c-c6e99feeb445&quot;,&quot;title&quot;:&quot;ChromaDB&quot;,&quot;author&quot;:[{&quot;family&quot;:&quot;Chroma&quot;,&quot;given&quot;:&quot;&quot;,&quot;parse-names&quot;:false,&quot;dropping-particle&quot;:&quot;&quot;,&quot;non-dropping-particle&quot;:&quot;&quot;}],&quot;container-title&quot;:&quot;https://www.trychroma.com&quot;,&quot;accessed&quot;:{&quot;date-parts&quot;:[[2026,6,19]]},&quot;URL&quot;:&quot;https://www.trychroma.com&quot;,&quot;issued&quot;:{&quot;date-parts&quot;:[[2026]]},&quot;container-title-short&quot;:&quot;&quot;},&quot;isTemporary&quot;:false,&quot;suppress-author&quot;:false,&quot;composite&quot;:false,&quot;author-only&quot;:false}]},{&quot;citationID&quot;:&quot;MENDELEY_CITATION_d1fa0ab8-c009-4c3a-8204-37343af6809f&quot;,&quot;properties&quot;:{&quot;noteIndex&quot;:0},&quot;isEdited&quot;:false,&quot;manualOverride&quot;:{&quot;isManuallyOverridden&quot;:false,&quot;citeprocText&quot;:&quot;(Lewis et al., 2021)&quot;,&quot;manualOverrideText&quot;:&quot;&quot;},&quot;citationTag&quot;:&quot;MENDELEY_CITATION_v3_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&quot;,&quot;citationItems&quot;:[{&quot;id&quot;:&quot;c17640c0-00c5-3c79-b317-0cad260b3900&quot;,&quot;itemData&quot;:{&quot;type&quot;:&quot;article-journal&quot;,&quot;id&quot;:&quot;c17640c0-00c5-3c79-b317-0cad260b3900&quot;,&quot;title&quot;:&quot;Retrieval-Augmented Generation for Knowledge-Intensive NLP Tasks&quot;,&quot;author&quot;:[{&quot;family&quot;:&quot;Lewis&quot;,&quot;given&quot;:&quot;Patrick&quot;,&quot;parse-names&quot;:false,&quot;dropping-particle&quot;:&quot;&quot;,&quot;non-dropping-particle&quot;:&quot;&quot;},{&quot;family&quot;:&quot;Perez&quot;,&quot;given&quot;:&quot;Ethan&quot;,&quot;parse-names&quot;:false,&quot;dropping-particle&quot;:&quot;&quot;,&quot;non-dropping-particle&quot;:&quot;&quot;},{&quot;family&quot;:&quot;Piktus&quot;,&quot;given&quot;:&quot;Aleksandra&quot;,&quot;parse-names&quot;:false,&quot;dropping-particle&quot;:&quot;&quot;,&quot;non-dropping-particle&quot;:&quot;&quot;},{&quot;family&quot;:&quot;Petroni&quot;,&quot;given&quot;:&quot;Fabio&quot;,&quot;parse-names&quot;:false,&quot;dropping-particle&quot;:&quot;&quot;,&quot;non-dropping-particle&quot;:&quot;&quot;},{&quot;family&quot;:&quot;Karpukhin&quot;,&quot;given&quot;:&quot;Vladimir&quot;,&quot;parse-names&quot;:false,&quot;dropping-particle&quot;:&quot;&quot;,&quot;non-dropping-particle&quot;:&quot;&quot;},{&quot;family&quot;:&quot;Goyal&quot;,&quot;given&quot;:&quot;Naman&quot;,&quot;parse-names&quot;:false,&quot;dropping-particle&quot;:&quot;&quot;,&quot;non-dropping-particle&quot;:&quot;&quot;},{&quot;family&quot;:&quot;Küttler&quot;,&quot;given&quot;:&quot;Heinrich&quot;,&quot;parse-names&quot;:false,&quot;dropping-particle&quot;:&quot;&quot;,&quot;non-dropping-particle&quot;:&quot;&quot;},{&quot;family&quot;:&quot;Lewis&quot;,&quot;given&quot;:&quot;Mike&quot;,&quot;parse-names&quot;:false,&quot;dropping-particle&quot;:&quot;&quot;,&quot;non-dropping-particle&quot;:&quot;&quot;},{&quot;family&quot;:&quot;Yih&quot;,&quot;given&quot;:&quot;Wen-tau&quot;,&quot;parse-names&quot;:false,&quot;dropping-particle&quot;:&quot;&quot;,&quot;non-dropping-particle&quot;:&quot;&quot;},{&quot;family&quot;:&quot;Rocktäschel&quot;,&quot;given&quot;:&quot;Tim&quot;,&quot;parse-names&quot;:false,&quot;dropping-particle&quot;:&quot;&quot;,&quot;non-dropping-particle&quot;:&quot;&quot;},{&quot;family&quot;:&quot;Riedel&quot;,&quot;given&quot;:&quot;Sebastian&quot;,&quot;parse-names&quot;:false,&quot;dropping-particle&quot;:&quot;&quot;,&quot;non-dropping-particle&quot;:&quot;&quot;},{&quot;family&quot;:&quot;Kiela&quot;,&quot;given&quot;:&quot;Douwe&quot;,&quot;parse-names&quot;:false,&quot;dropping-particle&quot;:&quot;&quot;,&quot;non-dropping-particle&quot;:&quot;&quot;}],&quot;container-title&quot;:&quot;arXiv&quot;,&quot;URL&quot;:&quot;http://arxiv.org/abs/2005.11401&quot;,&quot;issued&quot;:{&quot;date-parts&quot;:[[2021,4,12]]},&quot;abstract&quot;:&quot;Large pre-trained language models have been shown to store factual knowledge in their parameters, and achieve state-of-the-art results when fine-tuned on downstream NLP tasks. However, their ability to access and precisely manipulate knowledge is still limited, and hence on knowledge-intensive tasks, their performance lags behind task-specific architectures. Additionally, providing provenance for their decisions and updating their world knowledge remain open research problems. Pre-trained models with a differentiable access mechanism to explicit non-parametric memory can overcome this issue, but have so far been only investigated for extractive downstream tasks. We explore a general-purpose fine-tuning recipe for retrieval-augmented generation (RAG) -- models which combine pre-trained parametric and non-parametric memory for language generation. We introduce RAG models where the parametric memory is a pre-trained seq2seq model and the non-parametric memory is a dense vector index of Wikipedia, accessed with a pre-trained neural retriever. We compare two RAG formulations, one which conditions on the same retrieved passages across the whole generated sequence, the other can use different passages per token. We fine-tune and evaluate our models on a wide range of knowledge-intensive NLP tasks and set the state-of-the-art on three open domain QA tasks, outperforming parametric seq2seq models and task-specific retrieve-and-extract architectures. For language generation tasks, we find that RAG models generate more specific, diverse and factual language than a state-of-the-art parametric-only seq2seq baseline.&quot;,&quot;container-title-short&quot;:&quot;ArXiv&quot;},&quot;isTemporary&quot;:false,&quot;suppress-author&quot;:false,&quot;composite&quot;:false,&quot;author-only&quot;:false}]},{&quot;citationID&quot;:&quot;MENDELEY_CITATION_b67d4862-0350-40c7-9b2f-9c8ae7742bdf&quot;,&quot;properties&quot;:{&quot;noteIndex&quot;:0},&quot;isEdited&quot;:false,&quot;manualOverride&quot;:{&quot;isManuallyOverridden&quot;:false,&quot;citeprocText&quot;:&quot;(Gao et al., 2024)&quot;,&quot;manualOverrideText&quot;:&quot;&quot;},&quot;citationTag&quot;:&quot;MENDELEY_CITATION_v3_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&quot;,&quot;citationItems&quot;:[{&quot;id&quot;:&quot;2c610d5d-4fc7-3c2e-ac6b-f900d827599b&quot;,&quot;itemData&quot;:{&quot;type&quot;:&quot;article-journal&quot;,&quot;id&quot;:&quot;2c610d5d-4fc7-3c2e-ac6b-f900d827599b&quot;,&quot;title&quot;:&quot;Retrieval-Augmented Generation for Large Language Models: A Survey&quot;,&quot;author&quot;:[{&quot;family&quot;:&quot;Gao&quot;,&quot;given&quot;:&quot;Yunfan&quot;,&quot;parse-names&quot;:false,&quot;dropping-particle&quot;:&quot;&quot;,&quot;non-dropping-particle&quot;:&quot;&quot;},{&quot;family&quot;:&quot;Xiong&quot;,&quot;given&quot;:&quot;Yun&quot;,&quot;parse-names&quot;:false,&quot;dropping-particle&quot;:&quot;&quot;,&quot;non-dropping-particle&quot;:&quot;&quot;},{&quot;family&quot;:&quot;Gao&quot;,&quot;given&quot;:&quot;Xinyu&quot;,&quot;parse-names&quot;:false,&quot;dropping-particle&quot;:&quot;&quot;,&quot;non-dropping-particle&quot;:&quot;&quot;},{&quot;family&quot;:&quot;Jia&quot;,&quot;given&quot;:&quot;Kangxiang&quot;,&quot;parse-names&quot;:false,&quot;dropping-particle&quot;:&quot;&quot;,&quot;non-dropping-particle&quot;:&quot;&quot;},{&quot;family&quot;:&quot;Pan&quot;,&quot;given&quot;:&quot;Jinliu&quot;,&quot;parse-names&quot;:false,&quot;dropping-particle&quot;:&quot;&quot;,&quot;non-dropping-particle&quot;:&quot;&quot;},{&quot;family&quot;:&quot;Bi&quot;,&quot;given&quot;:&quot;Yuxi&quot;,&quot;parse-names&quot;:false,&quot;dropping-particle&quot;:&quot;&quot;,&quot;non-dropping-particle&quot;:&quot;&quot;},{&quot;family&quot;:&quot;Dai&quot;,&quot;given&quot;:&quot;Yi&quot;,&quot;parse-names&quot;:false,&quot;dropping-particle&quot;:&quot;&quot;,&quot;non-dropping-particle&quot;:&quot;&quot;},{&quot;family&quot;:&quot;Sun&quot;,&quot;given&quot;:&quot;Jiawei&quot;,&quot;parse-names&quot;:false,&quot;dropping-particle&quot;:&quot;&quot;,&quot;non-dropping-particle&quot;:&quot;&quot;},{&quot;family&quot;:&quot;Wang&quot;,&quot;given&quot;:&quot;Meng&quot;,&quot;parse-names&quot;:false,&quot;dropping-particle&quot;:&quot;&quot;,&quot;non-dropping-particle&quot;:&quot;&quot;},{&quot;family&quot;:&quot;Wang&quot;,&quot;given&quot;:&quot;Haofen&quot;,&quot;parse-names&quot;:false,&quot;dropping-particle&quot;:&quot;&quot;,&quot;non-dropping-particle&quot;:&quot;&quot;}],&quot;container-title&quot;:&quot;arXiv&quot;,&quot;URL&quot;:&quot;http://arxiv.org/abs/2312.10997&quot;,&quot;issued&quot;:{&quot;date-parts&quot;:[[2024,3,27]]},&quot;abstract&quot;:&quot;Large Language Models (LLMs) showcase impressive capabilities but encounter challenges like hallucination, outdated knowledge, and non-transparent, untraceable reasoning processes. Retrieval-Augmented Generation (RAG) has emerged as a promising solution by incorporating knowledge from external databases. This enhances the accuracy and credibility of the generation, particularly for knowledge-intensive tasks, and allows for continuous knowledge updates and integration of domain-specific information. RAG synergistically merges LLMs' intrinsic knowledge with the vast, dynamic repositories of external databases. This comprehensive review paper offers a detailed examination of the progression of RAG paradigms, encompassing the Naive RAG, the Advanced RAG, and the Modular RAG. It meticulously scrutinizes the tripartite foundation of RAG frameworks, which includes the retrieval, the generation and the augmentation techniques. The paper highlights the state-of-the-art technologies embedded in each of these critical components, providing a profound understanding of the advancements in RAG systems. Furthermore, this paper introduces up-to-date evaluation framework and benchmark. At the end, this article delineates the challenges currently faced and points out prospective avenues for research and development.&quot;,&quot;container-title-short&quot;:&quot;ArXiv&quot;},&quot;isTemporary&quot;:false,&quot;suppress-author&quot;:false,&quot;composite&quot;:false,&quot;author-only&quot;:false}]},{&quot;citationID&quot;:&quot;MENDELEY_CITATION_811712d9-0469-4c2d-83d7-d8e36eec2967&quot;,&quot;properties&quot;:{&quot;noteIndex&quot;:0},&quot;isEdited&quot;:false,&quot;manualOverride&quot;:{&quot;isManuallyOverridden&quot;:false,&quot;citeprocText&quot;:&quot;(Es et al., 2025)&quot;,&quot;manualOverrideText&quot;:&quot;&quot;},&quot;citationTag&quot;:&quot;MENDELEY_CITATION_v3_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&quot;,&quot;citationItems&quot;:[{&quot;id&quot;:&quot;8903c6d9-381b-3dfb-a64b-adebf14ce648&quot;,&quot;itemData&quot;:{&quot;type&quot;:&quot;article-journal&quot;,&quot;id&quot;:&quot;8903c6d9-381b-3dfb-a64b-adebf14ce648&quot;,&quot;title&quot;:&quot;Ragas: Automated Evaluation of Retrieval Augmented Generation&quot;,&quot;author&quot;:[{&quot;family&quot;:&quot;Es&quot;,&quot;given&quot;:&quot;Shahul&quot;,&quot;parse-names&quot;:false,&quot;dropping-particle&quot;:&quot;&quot;,&quot;non-dropping-particle&quot;:&quot;&quot;},{&quot;family&quot;:&quot;James&quot;,&quot;given&quot;:&quot;Jithin&quot;,&quot;parse-names&quot;:false,&quot;dropping-particle&quot;:&quot;&quot;,&quot;non-dropping-particle&quot;:&quot;&quot;},{&quot;family&quot;:&quot;Espinosa-Anke&quot;,&quot;given&quot;:&quot;Luis&quot;,&quot;parse-names&quot;:false,&quot;dropping-particle&quot;:&quot;&quot;,&quot;non-dropping-particle&quot;:&quot;&quot;},{&quot;family&quot;:&quot;Schockaert&quot;,&quot;given&quot;:&quot;Steven&quot;,&quot;parse-names&quot;:false,&quot;dropping-particle&quot;:&quot;&quot;,&quot;non-dropping-particle&quot;:&quot;&quot;}],&quot;container-title&quot;:&quot;arXiv&quot;,&quot;URL&quot;:&quot;http://arxiv.org/abs/2309.15217&quot;,&quot;issued&quot;:{&quot;date-parts&quot;:[[2025,4,28]]},&quot;abstract&quot;:&quot;We introduce Ragas (Retrieval Augmented Generation Assessment), a framework for reference-free evaluation of Retrieval Augmented Generation (RAG) pipelines. RAG systems are composed of a retrieval and an LLM based generation module, and provide LLMs with knowledge from a reference textual database, which enables them to act as a natural language layer between a user and textual databases, reducing the risk of hallucinations. Evaluating RAG architectures is, however, challenging because there are several dimensions to consider: the ability of the retrieval system to identify relevant and focused context passages, the ability of the LLM to exploit such passages in a faithful way, or the quality of the generation itself. With Ragas, we put forward a suite of metrics which can be used to evaluate these different dimensions \\textit{without having to rely on ground truth human annotations}. We posit that such a framework can crucially contribute to faster evaluation cycles of RAG architectures, which is especially important given the fast adoption of LLMs.&quot;,&quot;container-title-short&quot;:&quot;ArXiv&quot;},&quot;isTemporary&quot;:false,&quot;suppress-author&quot;:false,&quot;composite&quot;:false,&quot;author-only&quot;:false}]},{&quot;citationID&quot;:&quot;MENDELEY_CITATION_373e6968-7989-4087-85bf-e81eb5d5ea0c&quot;,&quot;properties&quot;:{&quot;noteIndex&quot;:0},&quot;isEdited&quot;:false,&quot;manualOverride&quot;:{&quot;isManuallyOverridden&quot;:false,&quot;citeprocText&quot;:&quot;(Ong et al., 2025)&quot;,&quot;manualOverrideText&quot;:&quot;&quot;},&quot;citationTag&quot;:&quot;MENDELEY_CITATION_v3_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&quot;,&quot;citationItems&quot;:[{&quot;id&quot;:&quot;8579ae18-5d69-3b9b-850d-e6fba1a25bd9&quot;,&quot;itemData&quot;:{&quot;type&quot;:&quot;article-journal&quot;,&quot;id&quot;:&quot;8579ae18-5d69-3b9b-850d-e6fba1a25bd9&quot;,&quot;title&quot;:&quot;RouteLLM: Learning to Route LLMs with Preference Data&quot;,&quot;author&quot;:[{&quot;family&quot;:&quot;Ong&quot;,&quot;given&quot;:&quot;Isaac&quot;,&quot;parse-names&quot;:false,&quot;dropping-particle&quot;:&quot;&quot;,&quot;non-dropping-particle&quot;:&quot;&quot;},{&quot;family&quot;:&quot;Almahairi&quot;,&quot;given&quot;:&quot;Amjad&quot;,&quot;parse-names&quot;:false,&quot;dropping-particle&quot;:&quot;&quot;,&quot;non-dropping-particle&quot;:&quot;&quot;},{&quot;family&quot;:&quot;Wu&quot;,&quot;given&quot;:&quot;Vincent&quot;,&quot;parse-names&quot;:false,&quot;dropping-particle&quot;:&quot;&quot;,&quot;non-dropping-particle&quot;:&quot;&quot;},{&quot;family&quot;:&quot;Chiang&quot;,&quot;given&quot;:&quot;Wei-Lin&quot;,&quot;parse-names&quot;:false,&quot;dropping-particle&quot;:&quot;&quot;,&quot;non-dropping-particle&quot;:&quot;&quot;},{&quot;family&quot;:&quot;Wu&quot;,&quot;given&quot;:&quot;Tianhao&quot;,&quot;parse-names&quot;:false,&quot;dropping-particle&quot;:&quot;&quot;,&quot;non-dropping-particle&quot;:&quot;&quot;},{&quot;family&quot;:&quot;Gonzalez&quot;,&quot;given&quot;:&quot;Joseph E.&quot;,&quot;parse-names&quot;:false,&quot;dropping-particle&quot;:&quot;&quot;,&quot;non-dropping-particle&quot;:&quot;&quot;},{&quot;family&quot;:&quot;Kadous&quot;,&quot;given&quot;:&quot;M Waleed&quot;,&quot;parse-names&quot;:false,&quot;dropping-particle&quot;:&quot;&quot;,&quot;non-dropping-particle&quot;:&quot;&quot;},{&quot;family&quot;:&quot;Stoica&quot;,&quot;given&quot;:&quot;Ion&quot;,&quot;parse-names&quot;:false,&quot;dropping-particle&quot;:&quot;&quot;,&quot;non-dropping-particle&quot;:&quot;&quot;}],&quot;URL&quot;:&quot;http://arxiv.org/abs/2406.18665&quot;,&quot;issued&quot;:{&quot;date-parts&quot;:[[2025,2,23]]},&quot;abstract&quot;:&quot;Large language models (LLMs) exhibit impressive capabilities across a wide range of tasks, yet the choice of which model to use often involves a trade-off between performance and cost. More powerful models, though effective, come with higher expenses, while less capable models are more cost-effective. To address this dilemma, we propose several efficient router models that dynamically select between a stronger and a weaker LLM during inference, aiming to optimize the balance between cost and response quality. We develop a training framework for these routers leveraging human preference data and data augmentation techniques to enhance performance. Our evaluation on widely-recognized benchmarks shows that our approach significantly reduces costs-by over 2 times in certain cases-without compromising the quality of responses. Interestingly, our router models also demonstrate significant transfer learning capabilities, maintaining their performance even when the strong and weak models are changed at test time. This highlights the potential of these routers to provide a cost-effective yet high-performance solution for deploying LLMs.&quot;,&quot;container-title-short&quot;:&quot;&quot;},&quot;isTemporary&quot;:false,&quot;suppress-author&quot;:false,&quot;composite&quot;:false,&quot;author-only&quot;:false}]},{&quot;citationID&quot;:&quot;MENDELEY_CITATION_e2020359-1850-40ef-bd1d-7f16dce79190&quot;,&quot;properties&quot;:{&quot;noteIndex&quot;:0},&quot;isEdited&quot;:false,&quot;manualOverride&quot;:{&quot;isManuallyOverridden&quot;:false,&quot;citeprocText&quot;:&quot;(Aras et al., 2024)&quot;,&quot;manualOverrideText&quot;:&quot;&quot;},&quot;citationTag&quot;:&quot;MENDELEY_CITATION_v3_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&quot;,&quot;citationItems&quot;:[{&quot;id&quot;:&quot;18576c86-dcd7-3810-8d80-015211001143&quot;,&quot;itemData&quot;:{&quot;type&quot;:&quot;article-journal&quot;,&quot;id&quot;:&quot;18576c86-dcd7-3810-8d80-015211001143&quot;,&quot;title&quot;:&quot;Sentiment Analysis on Shopee Product Reviews Using IndoBERT&quot;,&quot;author&quot;:[{&quot;family&quot;:&quot;Aras&quot;,&quot;given&quot;:&quot;Suhardi&quot;,&quot;parse-names&quot;:false,&quot;dropping-particle&quot;:&quot;&quot;,&quot;non-dropping-particle&quot;:&quot;&quot;},{&quot;family&quot;:&quot;Yusuf&quot;,&quot;given&quot;:&quot;Muhammad&quot;,&quot;parse-names&quot;:false,&quot;dropping-particle&quot;:&quot;&quot;,&quot;non-dropping-particle&quot;:&quot;&quot;},{&quot;family&quot;:&quot;Ruimassa&quot;,&quot;given&quot;:&quot;Reinhard Yohanis&quot;,&quot;parse-names&quot;:false,&quot;dropping-particle&quot;:&quot;&quot;,&quot;non-dropping-particle&quot;:&quot;&quot;},{&quot;family&quot;:&quot;Wambrauw&quot;,&quot;given&quot;:&quot;Elli Agustinus Billi&quot;,&quot;parse-names&quot;:false,&quot;dropping-particle&quot;:&quot;&quot;,&quot;non-dropping-particle&quot;:&quot;&quot;},{&quot;family&quot;:&quot;Pala'langan&quot;,&quot;given&quot;:&quot;Elsa Bura&quot;,&quot;parse-names&quot;:false,&quot;dropping-particle&quot;:&quot;&quot;,&quot;non-dropping-particle&quot;:&quot;&quot;}],&quot;container-title&quot;:&quot;Journal of Information Systems and Informatics&quot;,&quot;accessed&quot;:{&quot;date-parts&quot;:[[2026,6,19]]},&quot;DOI&quot;:&quot;10.51519/journalisi.v6i3.814&quot;,&quot;ISSN&quot;:&quot;2656-5935&quot;,&quot;URL&quot;:&quot;https://doi.org/10.51519/journalisi.v6i3.814&quot;,&quot;issued&quot;:{&quot;date-parts&quot;:[[2024,9,17]]},&quot;page&quot;:&quot;1616-1627&quot;,&quot;abstract&quot;:&quot;A marketplace is a place in cyberspace where there are commercial activities between buyers and sellers. Products offered from the marketplace have reviews to review. Shopee is the most visited marketplace by people and offers various products. Product reviews can provide benefits for other consumers in assessing the products offered. By utilizing NLP technology in particular, this study can classify positive sentiment and negative sentiment in product review data. The IndoBERT model is a model that can be used in NLP technology by utilizing the relationship between each input and output element as well as the weights to be calculated simultaneously. By utilizing this technology, sentiment analysis on Shopee product reviews provides maximum accuracy until 93% with different training conditions. This provide that IndoBERT model can show that the performance of the indoBERT model in this research is very good.&quot;,&quot;publisher&quot;:&quot;Asosiasi Doktor Sistem Informasi Indonesia&quot;,&quot;issue&quot;:&quot;3&quot;,&quot;volume&quot;:&quot;6&quot;,&quot;container-title-short&quot;:&quot;&quot;},&quot;isTemporary&quot;:false,&quot;suppress-author&quot;:false,&quot;composite&quot;:false,&quot;author-only&quot;:false}]},{&quot;citationID&quot;:&quot;MENDELEY_CITATION_44179647-def9-4630-adf6-99beecb1039b&quot;,&quot;properties&quot;:{&quot;noteIndex&quot;:0},&quot;isEdited&quot;:false,&quot;manualOverride&quot;:{&quot;isManuallyOverridden&quot;:false,&quot;citeprocText&quot;:&quot;(Lewis et al., 2021)&quot;,&quot;manualOverrideText&quot;:&quot;&quot;},&quot;citationTag&quot;:&quot;MENDELEY_CITATION_v3_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&quot;,&quot;citationItems&quot;:[{&quot;id&quot;:&quot;c17640c0-00c5-3c79-b317-0cad260b3900&quot;,&quot;itemData&quot;:{&quot;type&quot;:&quot;article-journal&quot;,&quot;id&quot;:&quot;c17640c0-00c5-3c79-b317-0cad260b3900&quot;,&quot;title&quot;:&quot;Retrieval-Augmented Generation for Knowledge-Intensive NLP Tasks&quot;,&quot;author&quot;:[{&quot;family&quot;:&quot;Lewis&quot;,&quot;given&quot;:&quot;Patrick&quot;,&quot;parse-names&quot;:false,&quot;dropping-particle&quot;:&quot;&quot;,&quot;non-dropping-particle&quot;:&quot;&quot;},{&quot;family&quot;:&quot;Perez&quot;,&quot;given&quot;:&quot;Ethan&quot;,&quot;parse-names&quot;:false,&quot;dropping-particle&quot;:&quot;&quot;,&quot;non-dropping-particle&quot;:&quot;&quot;},{&quot;family&quot;:&quot;Piktus&quot;,&quot;given&quot;:&quot;Aleksandra&quot;,&quot;parse-names&quot;:false,&quot;dropping-particle&quot;:&quot;&quot;,&quot;non-dropping-particle&quot;:&quot;&quot;},{&quot;family&quot;:&quot;Petroni&quot;,&quot;given&quot;:&quot;Fabio&quot;,&quot;parse-names&quot;:false,&quot;dropping-particle&quot;:&quot;&quot;,&quot;non-dropping-particle&quot;:&quot;&quot;},{&quot;family&quot;:&quot;Karpukhin&quot;,&quot;given&quot;:&quot;Vladimir&quot;,&quot;parse-names&quot;:false,&quot;dropping-particle&quot;:&quot;&quot;,&quot;non-dropping-particle&quot;:&quot;&quot;},{&quot;family&quot;:&quot;Goyal&quot;,&quot;given&quot;:&quot;Naman&quot;,&quot;parse-names&quot;:false,&quot;dropping-particle&quot;:&quot;&quot;,&quot;non-dropping-particle&quot;:&quot;&quot;},{&quot;family&quot;:&quot;Küttler&quot;,&quot;given&quot;:&quot;Heinrich&quot;,&quot;parse-names&quot;:false,&quot;dropping-particle&quot;:&quot;&quot;,&quot;non-dropping-particle&quot;:&quot;&quot;},{&quot;family&quot;:&quot;Lewis&quot;,&quot;given&quot;:&quot;Mike&quot;,&quot;parse-names&quot;:false,&quot;dropping-particle&quot;:&quot;&quot;,&quot;non-dropping-particle&quot;:&quot;&quot;},{&quot;family&quot;:&quot;Yih&quot;,&quot;given&quot;:&quot;Wen-tau&quot;,&quot;parse-names&quot;:false,&quot;dropping-particle&quot;:&quot;&quot;,&quot;non-dropping-particle&quot;:&quot;&quot;},{&quot;family&quot;:&quot;Rocktäschel&quot;,&quot;given&quot;:&quot;Tim&quot;,&quot;parse-names&quot;:false,&quot;dropping-particle&quot;:&quot;&quot;,&quot;non-dropping-particle&quot;:&quot;&quot;},{&quot;family&quot;:&quot;Riedel&quot;,&quot;given&quot;:&quot;Sebastian&quot;,&quot;parse-names&quot;:false,&quot;dropping-particle&quot;:&quot;&quot;,&quot;non-dropping-particle&quot;:&quot;&quot;},{&quot;family&quot;:&quot;Kiela&quot;,&quot;given&quot;:&quot;Douwe&quot;,&quot;parse-names&quot;:false,&quot;dropping-particle&quot;:&quot;&quot;,&quot;non-dropping-particle&quot;:&quot;&quot;}],&quot;container-title&quot;:&quot;arXiv&quot;,&quot;URL&quot;:&quot;http://arxiv.org/abs/2005.11401&quot;,&quot;issued&quot;:{&quot;date-parts&quot;:[[2021,4,12]]},&quot;abstract&quot;:&quot;Large pre-trained language models have been shown to store factual knowledge in their parameters, and achieve state-of-the-art results when fine-tuned on downstream NLP tasks. However, their ability to access and precisely manipulate knowledge is still limited, and hence on knowledge-intensive tasks, their performance lags behind task-specific architectures. Additionally, providing provenance for their decisions and updating their world knowledge remain open research problems. Pre-trained models with a differentiable access mechanism to explicit non-parametric memory can overcome this issue, but have so far been only investigated for extractive downstream tasks. We explore a general-purpose fine-tuning recipe for retrieval-augmented generation (RAG) -- models which combine pre-trained parametric and non-parametric memory for language generation. We introduce RAG models where the parametric memory is a pre-trained seq2seq model and the non-parametric memory is a dense vector index of Wikipedia, accessed with a pre-trained neural retriever. We compare two RAG formulations, one which conditions on the same retrieved passages across the whole generated sequence, the other can use different passages per token. We fine-tune and evaluate our models on a wide range of knowledge-intensive NLP tasks and set the state-of-the-art on three open domain QA tasks, outperforming parametric seq2seq models and task-specific retrieve-and-extract architectures. For language generation tasks, we find that RAG models generate more specific, diverse and factual language than a state-of-the-art parametric-only seq2seq baseline.&quot;,&quot;container-title-short&quot;:&quot;ArXiv&quot;},&quot;isTemporary&quot;:false,&quot;suppress-author&quot;:false,&quot;composite&quot;:false,&quot;author-only&quot;:false}]},{&quot;citationID&quot;:&quot;MENDELEY_CITATION_19ee2018-d570-4550-8592-24f09784c64a&quot;,&quot;properties&quot;:{&quot;noteIndex&quot;:0},&quot;isEdited&quot;:false,&quot;manualOverride&quot;:{&quot;isManuallyOverridden&quot;:false,&quot;citeprocText&quot;:&quot;(Gao et al., 2024)&quot;,&quot;manualOverrideText&quot;:&quot;&quot;},&quot;citationTag&quot;:&quot;MENDELEY_CITATION_v3_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&quot;,&quot;citationItems&quot;:[{&quot;id&quot;:&quot;2c610d5d-4fc7-3c2e-ac6b-f900d827599b&quot;,&quot;itemData&quot;:{&quot;type&quot;:&quot;article-journal&quot;,&quot;id&quot;:&quot;2c610d5d-4fc7-3c2e-ac6b-f900d827599b&quot;,&quot;title&quot;:&quot;Retrieval-Augmented Generation for Large Language Models: A Survey&quot;,&quot;author&quot;:[{&quot;family&quot;:&quot;Gao&quot;,&quot;given&quot;:&quot;Yunfan&quot;,&quot;parse-names&quot;:false,&quot;dropping-particle&quot;:&quot;&quot;,&quot;non-dropping-particle&quot;:&quot;&quot;},{&quot;family&quot;:&quot;Xiong&quot;,&quot;given&quot;:&quot;Yun&quot;,&quot;parse-names&quot;:false,&quot;dropping-particle&quot;:&quot;&quot;,&quot;non-dropping-particle&quot;:&quot;&quot;},{&quot;family&quot;:&quot;Gao&quot;,&quot;given&quot;:&quot;Xinyu&quot;,&quot;parse-names&quot;:false,&quot;dropping-particle&quot;:&quot;&quot;,&quot;non-dropping-particle&quot;:&quot;&quot;},{&quot;family&quot;:&quot;Jia&quot;,&quot;given&quot;:&quot;Kangxiang&quot;,&quot;parse-names&quot;:false,&quot;dropping-particle&quot;:&quot;&quot;,&quot;non-dropping-particle&quot;:&quot;&quot;},{&quot;family&quot;:&quot;Pan&quot;,&quot;given&quot;:&quot;Jinliu&quot;,&quot;parse-names&quot;:false,&quot;dropping-particle&quot;:&quot;&quot;,&quot;non-dropping-particle&quot;:&quot;&quot;},{&quot;family&quot;:&quot;Bi&quot;,&quot;given&quot;:&quot;Yuxi&quot;,&quot;parse-names&quot;:false,&quot;dropping-particle&quot;:&quot;&quot;,&quot;non-dropping-particle&quot;:&quot;&quot;},{&quot;family&quot;:&quot;Dai&quot;,&quot;given&quot;:&quot;Yi&quot;,&quot;parse-names&quot;:false,&quot;dropping-particle&quot;:&quot;&quot;,&quot;non-dropping-particle&quot;:&quot;&quot;},{&quot;family&quot;:&quot;Sun&quot;,&quot;given&quot;:&quot;Jiawei&quot;,&quot;parse-names&quot;:false,&quot;dropping-particle&quot;:&quot;&quot;,&quot;non-dropping-particle&quot;:&quot;&quot;},{&quot;family&quot;:&quot;Wang&quot;,&quot;given&quot;:&quot;Meng&quot;,&quot;parse-names&quot;:false,&quot;dropping-particle&quot;:&quot;&quot;,&quot;non-dropping-particle&quot;:&quot;&quot;},{&quot;family&quot;:&quot;Wang&quot;,&quot;given&quot;:&quot;Haofen&quot;,&quot;parse-names&quot;:false,&quot;dropping-particle&quot;:&quot;&quot;,&quot;non-dropping-particle&quot;:&quot;&quot;}],&quot;container-title&quot;:&quot;arXiv&quot;,&quot;URL&quot;:&quot;http://arxiv.org/abs/2312.10997&quot;,&quot;issued&quot;:{&quot;date-parts&quot;:[[2024,3,27]]},&quot;abstract&quot;:&quot;Large Language Models (LLMs) showcase impressive capabilities but encounter challenges like hallucination, outdated knowledge, and non-transparent, untraceable reasoning processes. Retrieval-Augmented Generation (RAG) has emerged as a promising solution by incorporating knowledge from external databases. This enhances the accuracy and credibility of the generation, particularly for knowledge-intensive tasks, and allows for continuous knowledge updates and integration of domain-specific information. RAG synergistically merges LLMs' intrinsic knowledge with the vast, dynamic repositories of external databases. This comprehensive review paper offers a detailed examination of the progression of RAG paradigms, encompassing the Naive RAG, the Advanced RAG, and the Modular RAG. It meticulously scrutinizes the tripartite foundation of RAG frameworks, which includes the retrieval, the generation and the augmentation techniques. The paper highlights the state-of-the-art technologies embedded in each of these critical components, providing a profound understanding of the advancements in RAG systems. Furthermore, this paper introduces up-to-date evaluation framework and benchmark. At the end, this article delineates the challenges currently faced and points out prospective avenues for research and development.&quot;,&quot;container-title-short&quot;:&quot;ArXiv&quot;},&quot;isTemporary&quot;:false,&quot;suppress-author&quot;:false,&quot;composite&quot;:false,&quot;author-only&quot;:false}]},{&quot;citationID&quot;:&quot;MENDELEY_CITATION_f4f9defd-5dbd-4cb6-b0a5-78482939c0e9&quot;,&quot;properties&quot;:{&quot;noteIndex&quot;:0},&quot;isEdited&quot;:false,&quot;manualOverride&quot;:{&quot;isManuallyOverridden&quot;:false,&quot;citeprocText&quot;:&quot;(Abo El-Enen et al., 2025)&quot;,&quot;manualOverrideText&quot;:&quot;&quot;},&quot;citationTag&quot;:&quot;MENDELEY_CITATION_v3_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&quot;,&quot;citationItems&quot;:[{&quot;id&quot;:&quot;a6207ba7-8dfe-3ab4-9c04-4c0bb47f1eb1&quot;,&quot;itemData&quot;:{&quot;type&quot;:&quot;article-journal&quot;,&quot;id&quot;:&quot;a6207ba7-8dfe-3ab4-9c04-4c0bb47f1eb1&quot;,&quot;title&quot;:&quot;A survey on retrieval-augmentation generation (RAG) models for healthcare applications&quot;,&quot;author&quot;:[{&quot;family&quot;:&quot;Abo El-Enen&quot;,&quot;given&quot;:&quot;Mohamed&quot;,&quot;parse-names&quot;:false,&quot;dropping-particle&quot;:&quot;&quot;,&quot;non-dropping-particle&quot;:&quot;&quot;},{&quot;family&quot;:&quot;Saad&quot;,&quot;given&quot;:&quot;Sally&quot;,&quot;parse-names&quot;:false,&quot;dropping-particle&quot;:&quot;&quot;,&quot;non-dropping-particle&quot;:&quot;&quot;},{&quot;family&quot;:&quot;Nazmy&quot;,&quot;given&quot;:&quot;Taymoor&quot;,&quot;parse-names&quot;:false,&quot;dropping-particle&quot;:&quot;&quot;,&quot;non-dropping-particle&quot;:&quot;&quot;}],&quot;container-title&quot;:&quot;Neural Computing and Applications&quot;,&quot;container-title-short&quot;:&quot;Neural Comput. Appl.&quot;,&quot;DOI&quot;:&quot;10.1007/s00521-025-11666-9&quot;,&quot;ISSN&quot;:&quot;14333058&quot;,&quot;issued&quot;:{&quot;date-parts&quot;:[[2025,11,1]]},&quot;page&quot;:&quot;28191-28267&quot;,&quot;abstract&quot;:&quot;Retrieval-augmented generation (RAG) models have become crucial in healthcare applications, significantly enhancing the relevance and reliability of AI-driven insights by combining the generative capabilities of large language models (LLMs) with retrieval-based methods. As healthcare data demand precision and accountability, RAG models address critical limitations of LLMs, such as the tendency to “hallucinate” or produce inaccurate information—by incorporating real-time retrieval from trusted medical knowledge bases and clinical literature. This dual process of retrieving and generating ensures that responses are both contextually accurate and aligned with the latest clinical evidence, making RAG models especially valuable for medical question answering, diagnostics, and treatment planning. This paper presents an in-depth exploration of RAG models and LLMs, specifically within healthcare contexts, to meet the unique demands of medical data processing and decision support. It reviews various RAG architectures, including Naive, Advanced, and Modular RAG approaches, discussing how each framework optimizes retrieval depth, response quality, and computational efficiency. By reducing errors in patient-care recommendations, RAG models play an essential role in scenarios that require high precision and accountability. Additionally, this survey addresses the ethical considerations and transparency requirements for deploying RAG models in healthcare, identifying current challenges and future directions, such as enhancing source interpretability and adapting RAG frameworks for specialized medical fields. By systematically analyzing RAG techniques, this paper provides a comprehensive guide to the state-of-the-art in RAG applications within healthcare, positioning RAG models as a transformative tool for advancing AI-supported healthcare outcomes.&quot;,&quot;publisher&quot;:&quot;Springer Science and Business Media Deutschland GmbH&quot;,&quot;issue&quot;:&quot;33&quot;,&quot;volume&quot;:&quot;37&quot;},&quot;isTemporary&quot;:false,&quot;suppress-author&quot;:false,&quot;composite&quot;:false,&quot;author-only&quot;:false}]},{&quot;citationID&quot;:&quot;MENDELEY_CITATION_f76b3ab6-d173-4f46-a7aa-c7afe0e799c2&quot;,&quot;properties&quot;:{&quot;noteIndex&quot;:0},&quot;isEdited&quot;:false,&quot;manualOverride&quot;:{&quot;isManuallyOverridden&quot;:false,&quot;citeprocText&quot;:&quot;(Wang et al., 2024)&quot;,&quot;manualOverrideText&quot;:&quot;&quot;},&quot;citationTag&quot;:&quot;MENDELEY_CITATION_v3_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&quot;,&quot;citationItems&quot;:[{&quot;id&quot;:&quot;69bf527a-fd15-32d6-9065-543e5fd5fd95&quot;,&quot;itemData&quot;:{&quot;type&quot;:&quot;article-journal&quot;,&quot;id&quot;:&quot;69bf527a-fd15-32d6-9065-543e5fd5fd95&quot;,&quot;title&quot;:&quot;LLM for Sentiment Analysis in E-commerce: A Deep Dive into Customer Feedback&quot;,&quot;author&quot;:[{&quot;family&quot;:&quot;Wang&quot;,&quot;given&quot;:&quot;Zeyue&quot;,&quot;parse-names&quot;:false,&quot;dropping-particle&quot;:&quot;&quot;,&quot;non-dropping-particle&quot;:&quot;&quot;},{&quot;family&quot;:&quot;Zhu&quot;,&quot;given&quot;:&quot;Yue&quot;,&quot;parse-names&quot;:false,&quot;dropping-particle&quot;:&quot;&quot;,&quot;non-dropping-particle&quot;:&quot;&quot;},{&quot;family&quot;:&quot;He&quot;,&quot;given&quot;:&quot;Shuyao&quot;,&quot;parse-names&quot;:false,&quot;dropping-particle&quot;:&quot;&quot;,&quot;non-dropping-particle&quot;:&quot;&quot;},{&quot;family&quot;:&quot;Yan&quot;,&quot;given&quot;:&quot;Hao&quot;,&quot;parse-names&quot;:false,&quot;dropping-particle&quot;:&quot;&quot;,&quot;non-dropping-particle&quot;:&quot;&quot;},{&quot;family&quot;:&quot;Zhu&quot;,&quot;given&quot;:&quot;Ziyi&quot;,&quot;parse-names&quot;:false,&quot;dropping-particle&quot;:&quot;&quot;,&quot;non-dropping-particle&quot;:&quot;&quot;}],&quot;container-title&quot;:&quot;Applied Science &amp; Engineering Journal for Advanced Research Peer Reviewed and Refereed Journal ISSN&quot;,&quot;DOI&quot;:&quot;10.5281/zenodo.12730477&quot;,&quot;issued&quot;:{&quot;date-parts&quot;:[[2024]]},&quot;page&quot;:&quot;8-13&quot;,&quot;abstract&quot;:&quot;With the rise of online shopping becoming an integral part of daily life, it has brought unparalleled convenience, allowing us to purchase anything from daily necessities to luxury items with ease. On platforms like Amazon[1], customer feedback mechanisms play a crucial role in shaping user behavior and business practices. These mechanisms include the Star Rate (1-5) and detailed reviews. The star rating provides a quick and intuitive way for customers to score a product, while reviews offer comprehensive descriptions and shopping experiences. These feedback systems influence other customers' purchasing decisions and provide valuable insights for businesses to improve their products. In our study, we explore the impact of time on user behavior by combining three datasets for analysis. We observe a macro trend of increasing online shopping activity and customer satisfaction over time, with a growing tendency for customers to leave feedback. From a micro perspective, we conduct time series analysis and establish that customer star ratings vary over time, forming a column relationship, which we model using the ARIMA[2] technique to predict future trends. Furthermore, we investigate the influence of reviews on customer responses, finding that negative reviews spread rapidly and widely through social networks, akin to a viral phenomenon. Utilizing the SIR virus model as a text-based network propagation model, we demonstrate the significant impact of negative reviews on consumption patterns.[3] Lastly, we employ advanced deep learning models such as BERT, LLM, and GPT for natural language processing (NLP) to analyze the sentiment in customer reviews. By leveraging word vectors through classification functions, we distinguish between pessimistic and optimistic emotions. Our findings reveal a higher-order functional relationship[4] between star ratings and these emotions, providing deeper insights into customer sentiment and product perception.&quot;,&quot;container-title-short&quot;:&quot;&quot;},&quot;isTemporary&quot;:false,&quot;suppress-author&quot;:false,&quot;composite&quot;:false,&quot;author-only&quot;:false}]},{&quot;citationID&quot;:&quot;MENDELEY_CITATION_9cc8e783-306e-4738-b9dc-41ebc741f2d2&quot;,&quot;properties&quot;:{&quot;noteIndex&quot;:0},&quot;isEdited&quot;:false,&quot;manualOverride&quot;:{&quot;isManuallyOverridden&quot;:false,&quot;citeprocText&quot;:&quot;(Asai et al., 2023)&quot;,&quot;manualOverrideText&quot;:&quot;&quot;},&quot;citationTag&quot;:&quot;MENDELEY_CITATION_v3_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&quot;,&quot;citationItems&quot;:[{&quot;id&quot;:&quot;9ee5f522-3ec1-3996-9c65-38443eef86ce&quot;,&quot;itemData&quot;:{&quot;type&quot;:&quot;article-journal&quot;,&quot;id&quot;:&quot;9ee5f522-3ec1-3996-9c65-38443eef86ce&quot;,&quot;title&quot;:&quot;Self-RAG: Learning to Retrieve, Generate, and Critique through Self-Reflection&quot;,&quot;author&quot;:[{&quot;family&quot;:&quot;Asai&quot;,&quot;given&quot;:&quot;Akari&quot;,&quot;parse-names&quot;:false,&quot;dropping-particle&quot;:&quot;&quot;,&quot;non-dropping-particle&quot;:&quot;&quot;},{&quot;family&quot;:&quot;Wu&quot;,&quot;given&quot;:&quot;Zeqiu&quot;,&quot;parse-names&quot;:false,&quot;dropping-particle&quot;:&quot;&quot;,&quot;non-dropping-particle&quot;:&quot;&quot;},{&quot;family&quot;:&quot;Wang&quot;,&quot;given&quot;:&quot;Yizhong&quot;,&quot;parse-names&quot;:false,&quot;dropping-particle&quot;:&quot;&quot;,&quot;non-dropping-particle&quot;:&quot;&quot;},{&quot;family&quot;:&quot;Sil&quot;,&quot;given&quot;:&quot;Avirup&quot;,&quot;parse-names&quot;:false,&quot;dropping-particle&quot;:&quot;&quot;,&quot;non-dropping-particle&quot;:&quot;&quot;},{&quot;family&quot;:&quot;Hajishirzi&quot;,&quot;given&quot;:&quot;Hannaneh&quot;,&quot;parse-names&quot;:false,&quot;dropping-particle&quot;:&quot;&quot;,&quot;non-dropping-particle&quot;:&quot;&quot;}],&quot;container-title&quot;:&quot;arXiv&quot;,&quot;URL&quot;:&quot;http://arxiv.org/abs/2310.11511&quot;,&quot;issued&quot;:{&quot;date-parts&quot;:[[2023,10,17]]},&quot;abstract&quot;:&quot;Despite their remarkable capabilities, large language models (LLMs) often produce responses containing factual inaccuracies due to their sole reliance on the parametric knowledge they encapsulate. Retrieval-Augmented Generation (RAG), an ad hoc approach that augments LMs with retrieval of relevant knowledge, decreases such issues. However, indiscriminately retrieving and incorporating a fixed number of retrieved passages, regardless of whether retrieval is necessary, or passages are relevant, diminishes LM versatility or can lead to unhelpful response generation. We introduce a new framework called Self-Reflective Retrieval-Augmented Generation (Self-RAG) that enhances an LM's quality and factuality through retrieval and self-reflection. Our framework trains a single arbitrary LM that adaptively retrieves passages on-demand, and generates and reflects on retrieved passages and its own generations using special tokens, called reflection tokens. Generating reflection tokens makes the LM controllable during the inference phase, enabling it to tailor its behavior to diverse task requirements. Experiments show that Self-RAG (7B and 13B parameters) significantly outperforms state-of-the-art LLMs and retrieval-augmented models on a diverse set of tasks. Specifically, Self-RAG outperforms ChatGPT and retrieval-augmented Llama2-chat on Open-domain QA, reasoning and fact verification tasks, and it shows significant gains in improving factuality and citation accuracy for long-form generations relative to these models.&quot;,&quot;container-title-short&quot;:&quot;ArXiv&quot;},&quot;isTemporary&quot;:false,&quot;suppress-author&quot;:false,&quot;composite&quot;:false,&quot;author-only&quot;:false}]},{&quot;citationID&quot;:&quot;MENDELEY_CITATION_45dad333-780f-4b0b-9d0e-dc06170dc0a0&quot;,&quot;properties&quot;:{&quot;noteIndex&quot;:0},&quot;isEdited&quot;:false,&quot;manualOverride&quot;:{&quot;isManuallyOverridden&quot;:false,&quot;citeprocText&quot;:&quot;(Asai et al., 2023)&quot;,&quot;manualOverrideText&quot;:&quot;&quot;},&quot;citationTag&quot;:&quot;MENDELEY_CITATION_v3_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&quot;,&quot;citationItems&quot;:[{&quot;id&quot;:&quot;9ee5f522-3ec1-3996-9c65-38443eef86ce&quot;,&quot;itemData&quot;:{&quot;type&quot;:&quot;article-journal&quot;,&quot;id&quot;:&quot;9ee5f522-3ec1-3996-9c65-38443eef86ce&quot;,&quot;title&quot;:&quot;Self-RAG: Learning to Retrieve, Generate, and Critique through Self-Reflection&quot;,&quot;author&quot;:[{&quot;family&quot;:&quot;Asai&quot;,&quot;given&quot;:&quot;Akari&quot;,&quot;parse-names&quot;:false,&quot;dropping-particle&quot;:&quot;&quot;,&quot;non-dropping-particle&quot;:&quot;&quot;},{&quot;family&quot;:&quot;Wu&quot;,&quot;given&quot;:&quot;Zeqiu&quot;,&quot;parse-names&quot;:false,&quot;dropping-particle&quot;:&quot;&quot;,&quot;non-dropping-particle&quot;:&quot;&quot;},{&quot;family&quot;:&quot;Wang&quot;,&quot;given&quot;:&quot;Yizhong&quot;,&quot;parse-names&quot;:false,&quot;dropping-particle&quot;:&quot;&quot;,&quot;non-dropping-particle&quot;:&quot;&quot;},{&quot;family&quot;:&quot;Sil&quot;,&quot;given&quot;:&quot;Avirup&quot;,&quot;parse-names&quot;:false,&quot;dropping-particle&quot;:&quot;&quot;,&quot;non-dropping-particle&quot;:&quot;&quot;},{&quot;family&quot;:&quot;Hajishirzi&quot;,&quot;given&quot;:&quot;Hannaneh&quot;,&quot;parse-names&quot;:false,&quot;dropping-particle&quot;:&quot;&quot;,&quot;non-dropping-particle&quot;:&quot;&quot;}],&quot;container-title&quot;:&quot;arXiv&quot;,&quot;URL&quot;:&quot;http://arxiv.org/abs/2310.11511&quot;,&quot;issued&quot;:{&quot;date-parts&quot;:[[2023,10,17]]},&quot;abstract&quot;:&quot;Despite their remarkable capabilities, large language models (LLMs) often produce responses containing factual inaccuracies due to their sole reliance on the parametric knowledge they encapsulate. Retrieval-Augmented Generation (RAG), an ad hoc approach that augments LMs with retrieval of relevant knowledge, decreases such issues. However, indiscriminately retrieving and incorporating a fixed number of retrieved passages, regardless of whether retrieval is necessary, or passages are relevant, diminishes LM versatility or can lead to unhelpful response generation. We introduce a new framework called Self-Reflective Retrieval-Augmented Generation (Self-RAG) that enhances an LM's quality and factuality through retrieval and self-reflection. Our framework trains a single arbitrary LM that adaptively retrieves passages on-demand, and generates and reflects on retrieved passages and its own generations using special tokens, called reflection tokens. Generating reflection tokens makes the LM controllable during the inference phase, enabling it to tailor its behavior to diverse task requirements. Experiments show that Self-RAG (7B and 13B parameters) significantly outperforms state-of-the-art LLMs and retrieval-augmented models on a diverse set of tasks. Specifically, Self-RAG outperforms ChatGPT and retrieval-augmented Llama2-chat on Open-domain QA, reasoning and fact verification tasks, and it shows significant gains in improving factuality and citation accuracy for long-form generations relative to these models.&quot;,&quot;container-title-short&quot;:&quot;ArXiv&quot;},&quot;isTemporary&quot;:false,&quot;suppress-author&quot;:false,&quot;composite&quot;:false,&quot;author-only&quot;:false}]},{&quot;citationID&quot;:&quot;MENDELEY_CITATION_462ea793-3754-4c45-a692-5ec24c0b02c3&quot;,&quot;properties&quot;:{&quot;noteIndex&quot;:0},&quot;isEdited&quot;:false,&quot;manualOverride&quot;:{&quot;isManuallyOverridden&quot;:false,&quot;citeprocText&quot;:&quot;(Jiang et al., 2023)&quot;,&quot;manualOverrideText&quot;:&quot;&quot;},&quot;citationTag&quot;:&quot;MENDELEY_CITATION_v3_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&quot;,&quot;citationItems&quot;:[{&quot;id&quot;:&quot;8b69d577-53c8-3366-80b1-fd3f939bc3d7&quot;,&quot;itemData&quot;:{&quot;type&quot;:&quot;report&quot;,&quot;id&quot;:&quot;8b69d577-53c8-3366-80b1-fd3f939bc3d7&quot;,&quot;title&quot;:&quot;Active Retrieval Augmented Generation&quot;,&quot;author&quot;:[{&quot;family&quot;:&quot;Jiang&quot;,&quot;given&quot;:&quot;Zhengbao&quot;,&quot;parse-names&quot;:false,&quot;dropping-particle&quot;:&quot;&quot;,&quot;non-dropping-particle&quot;:&quot;&quot;},{&quot;family&quot;:&quot;Xu&quot;,&quot;given&quot;:&quot;Frank F&quot;,&quot;parse-names&quot;:false,&quot;dropping-particle&quot;:&quot;&quot;,&quot;non-dropping-particle&quot;:&quot;&quot;},{&quot;family&quot;:&quot;Gao&quot;,&quot;given&quot;:&quot;Luyu&quot;,&quot;parse-names&quot;:false,&quot;dropping-particle&quot;:&quot;&quot;,&quot;non-dropping-particle&quot;:&quot;&quot;},{&quot;family&quot;:&quot;Sun&quot;,&quot;given&quot;:&quot;Zhiqing&quot;,&quot;parse-names&quot;:false,&quot;dropping-particle&quot;:&quot;&quot;,&quot;non-dropping-particle&quot;:&quot;&quot;},{&quot;family&quot;:&quot;Liu&quot;,&quot;given&quot;:&quot;Qian&quot;,&quot;parse-names&quot;:false,&quot;dropping-particle&quot;:&quot;&quot;,&quot;non-dropping-particle&quot;:&quot;&quot;},{&quot;family&quot;:&quot;Dwivedi-Yu&quot;,&quot;given&quot;:&quot;Jane&quot;,&quot;parse-names&quot;:false,&quot;dropping-particle&quot;:&quot;&quot;,&quot;non-dropping-particle&quot;:&quot;&quot;},{&quot;family&quot;:&quot;Yang&quot;,&quot;given&quot;:&quot;Yiming&quot;,&quot;parse-names&quot;:false,&quot;dropping-particle&quot;:&quot;&quot;,&quot;non-dropping-particle&quot;:&quot;&quot;},{&quot;family&quot;:&quot;Callan&quot;,&quot;given&quot;:&quot;Jamie&quot;,&quot;parse-names&quot;:false,&quot;dropping-particle&quot;:&quot;&quot;,&quot;non-dropping-particle&quot;:&quot;&quot;},{&quot;family&quot;:&quot;Neubig&quot;,&quot;given&quot;:&quot;Graham&quot;,&quot;parse-names&quot;:false,&quot;dropping-particle&quot;:&quot;&quot;,&quot;non-dropping-particle&quot;:&quot;&quot;}],&quot;accessed&quot;:{&quot;date-parts&quot;:[[2026,6,21]]},&quot;DOI&quot;:&quot;10.18653/v1/2023.emnlp-main.495&quot;,&quot;URL&quot;:&quot;https://aclanthology.org/2023.emnlp-main.495/&quot;,&quot;issued&quot;:{&quot;date-parts&quot;:[[2023,12]]},&quot;number-of-pages&quot;:&quot;7969-7992&quot;,&quot;abstract&quot;:&quot;Despite the remarkable ability of large language models (LMs) to comprehend and generate language, they have a tendency to hal-lucinate and create factually inaccurate output. Augmenting LMs by retrieving information from external knowledge resources is one promising solution. Most existing retrieval augmented LMs employ a retrieve-and-generate setup that only retrieves information once based on the input. This is limiting, however, in more general scenarios involving generation of long texts, where continually gathering information throughout generation is essential. In this work, we provide a generalized view of active retrieval augmented generation, methods that actively decide when and what to retrieve across the course of the generation. We propose Forward-Looking Active REtrieval augmented generation (FLARE), a generic method which iteratively uses a prediction of the upcoming sentence to anticipate future content, which is then utilized as a query to retrieve relevant documents to regenerate the sentence if it contains low-confidence tokens. We test FLARE along with baselines comprehensively over 4 long-form knowledge-intensive generation tasks/-datasets. FLARE achieves superior or competitive performance on all tasks, demonstrating the effectiveness of our method. 1&quot;,&quot;container-title-short&quot;:&quot;&quot;},&quot;isTemporary&quot;:false,&quot;suppress-author&quot;:false,&quot;composite&quot;:false,&quot;author-only&quot;:false}]},{&quot;citationID&quot;:&quot;MENDELEY_CITATION_729c6b8c-f7c2-4df9-b273-d11e99ba2031&quot;,&quot;properties&quot;:{&quot;noteIndex&quot;:0},&quot;isEdited&quot;:false,&quot;manualOverride&quot;:{&quot;isManuallyOverridden&quot;:false,&quot;citeprocText&quot;:&quot;(Jiang et al., 2023)&quot;,&quot;manualOverrideText&quot;:&quot;&quot;},&quot;citationTag&quot;:&quot;MENDELEY_CITATION_v3_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&quot;,&quot;citationItems&quot;:[{&quot;id&quot;:&quot;8b69d577-53c8-3366-80b1-fd3f939bc3d7&quot;,&quot;itemData&quot;:{&quot;type&quot;:&quot;report&quot;,&quot;id&quot;:&quot;8b69d577-53c8-3366-80b1-fd3f939bc3d7&quot;,&quot;title&quot;:&quot;Active Retrieval Augmented Generation&quot;,&quot;author&quot;:[{&quot;family&quot;:&quot;Jiang&quot;,&quot;given&quot;:&quot;Zhengbao&quot;,&quot;parse-names&quot;:false,&quot;dropping-particle&quot;:&quot;&quot;,&quot;non-dropping-particle&quot;:&quot;&quot;},{&quot;family&quot;:&quot;Xu&quot;,&quot;given&quot;:&quot;Frank F&quot;,&quot;parse-names&quot;:false,&quot;dropping-particle&quot;:&quot;&quot;,&quot;non-dropping-particle&quot;:&quot;&quot;},{&quot;family&quot;:&quot;Gao&quot;,&quot;given&quot;:&quot;Luyu&quot;,&quot;parse-names&quot;:false,&quot;dropping-particle&quot;:&quot;&quot;,&quot;non-dropping-particle&quot;:&quot;&quot;},{&quot;family&quot;:&quot;Sun&quot;,&quot;given&quot;:&quot;Zhiqing&quot;,&quot;parse-names&quot;:false,&quot;dropping-particle&quot;:&quot;&quot;,&quot;non-dropping-particle&quot;:&quot;&quot;},{&quot;family&quot;:&quot;Liu&quot;,&quot;given&quot;:&quot;Qian&quot;,&quot;parse-names&quot;:false,&quot;dropping-particle&quot;:&quot;&quot;,&quot;non-dropping-particle&quot;:&quot;&quot;},{&quot;family&quot;:&quot;Dwivedi-Yu&quot;,&quot;given&quot;:&quot;Jane&quot;,&quot;parse-names&quot;:false,&quot;dropping-particle&quot;:&quot;&quot;,&quot;non-dropping-particle&quot;:&quot;&quot;},{&quot;family&quot;:&quot;Yang&quot;,&quot;given&quot;:&quot;Yiming&quot;,&quot;parse-names&quot;:false,&quot;dropping-particle&quot;:&quot;&quot;,&quot;non-dropping-particle&quot;:&quot;&quot;},{&quot;family&quot;:&quot;Callan&quot;,&quot;given&quot;:&quot;Jamie&quot;,&quot;parse-names&quot;:false,&quot;dropping-particle&quot;:&quot;&quot;,&quot;non-dropping-particle&quot;:&quot;&quot;},{&quot;family&quot;:&quot;Neubig&quot;,&quot;given&quot;:&quot;Graham&quot;,&quot;parse-names&quot;:false,&quot;dropping-particle&quot;:&quot;&quot;,&quot;non-dropping-particle&quot;:&quot;&quot;}],&quot;accessed&quot;:{&quot;date-parts&quot;:[[2026,6,21]]},&quot;DOI&quot;:&quot;10.18653/v1/2023.emnlp-main.495&quot;,&quot;URL&quot;:&quot;https://aclanthology.org/2023.emnlp-main.495/&quot;,&quot;issued&quot;:{&quot;date-parts&quot;:[[2023,12]]},&quot;number-of-pages&quot;:&quot;7969-7992&quot;,&quot;abstract&quot;:&quot;Despite the remarkable ability of large language models (LMs) to comprehend and generate language, they have a tendency to hal-lucinate and create factually inaccurate output. Augmenting LMs by retrieving information from external knowledge resources is one promising solution. Most existing retrieval augmented LMs employ a retrieve-and-generate setup that only retrieves information once based on the input. This is limiting, however, in more general scenarios involving generation of long texts, where continually gathering information throughout generation is essential. In this work, we provide a generalized view of active retrieval augmented generation, methods that actively decide when and what to retrieve across the course of the generation. We propose Forward-Looking Active REtrieval augmented generation (FLARE), a generic method which iteratively uses a prediction of the upcoming sentence to anticipate future content, which is then utilized as a query to retrieve relevant documents to regenerate the sentence if it contains low-confidence tokens. We test FLARE along with baselines comprehensively over 4 long-form knowledge-intensive generation tasks/-datasets. FLARE achieves superior or competitive performance on all tasks, demonstrating the effectiveness of our method. 1&quot;,&quot;container-title-short&quot;:&quot;&quot;},&quot;isTemporary&quot;:false,&quot;suppress-author&quot;:false,&quot;composite&quot;:false,&quot;author-only&quot;:false}]},{&quot;citationID&quot;:&quot;MENDELEY_CITATION_6e4ed5a5-762d-4788-985a-18e8c0aac584&quot;,&quot;properties&quot;:{&quot;noteIndex&quot;:0},&quot;isEdited&quot;:false,&quot;manualOverride&quot;:{&quot;isManuallyOverridden&quot;:false,&quot;citeprocText&quot;:&quot;(Zeng et al., 2024)&quot;,&quot;manualOverrideText&quot;:&quot;&quot;},&quot;citationTag&quot;:&quot;MENDELEY_CITATION_v3_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&quot;,&quot;citationItems&quot;:[{&quot;id&quot;:&quot;62e1ad6f-03c1-365b-a5d1-7d9ce4fb7daf&quot;,&quot;itemData&quot;:{&quot;type&quot;:&quot;article-journal&quot;,&quot;id&quot;:&quot;62e1ad6f-03c1-365b-a5d1-7d9ce4fb7daf&quot;,&quot;title&quot;:&quot;The Good and The Bad: Exploring Privacy Issues in Retrieval-Augmented Generation (RAG)&quot;,&quot;author&quot;:[{&quot;family&quot;:&quot;Zeng&quot;,&quot;given&quot;:&quot;Shenglai&quot;,&quot;parse-names&quot;:false,&quot;dropping-particle&quot;:&quot;&quot;,&quot;non-dropping-particle&quot;:&quot;&quot;},{&quot;family&quot;:&quot;Zhang&quot;,&quot;given&quot;:&quot;Jiankun&quot;,&quot;parse-names&quot;:false,&quot;dropping-particle&quot;:&quot;&quot;,&quot;non-dropping-particle&quot;:&quot;&quot;},{&quot;family&quot;:&quot;He&quot;,&quot;given&quot;:&quot;Pengfei&quot;,&quot;parse-names&quot;:false,&quot;dropping-particle&quot;:&quot;&quot;,&quot;non-dropping-particle&quot;:&quot;&quot;},{&quot;family&quot;:&quot;Xing&quot;,&quot;given&quot;:&quot;Yue&quot;,&quot;parse-names&quot;:false,&quot;dropping-particle&quot;:&quot;&quot;,&quot;non-dropping-particle&quot;:&quot;&quot;},{&quot;family&quot;:&quot;Liu&quot;,&quot;given&quot;:&quot;Yiding&quot;,&quot;parse-names&quot;:false,&quot;dropping-particle&quot;:&quot;&quot;,&quot;non-dropping-particle&quot;:&quot;&quot;},{&quot;family&quot;:&quot;Xu&quot;,&quot;given&quot;:&quot;Han&quot;,&quot;parse-names&quot;:false,&quot;dropping-particle&quot;:&quot;&quot;,&quot;non-dropping-particle&quot;:&quot;&quot;},{&quot;family&quot;:&quot;Ren&quot;,&quot;given&quot;:&quot;Jie&quot;,&quot;parse-names&quot;:false,&quot;dropping-particle&quot;:&quot;&quot;,&quot;non-dropping-particle&quot;:&quot;&quot;},{&quot;family&quot;:&quot;Wang&quot;,&quot;given&quot;:&quot;Shuaiqiang&quot;,&quot;parse-names&quot;:false,&quot;dropping-particle&quot;:&quot;&quot;,&quot;non-dropping-particle&quot;:&quot;&quot;},{&quot;family&quot;:&quot;Yin&quot;,&quot;given&quot;:&quot;Dawei&quot;,&quot;parse-names&quot;:false,&quot;dropping-particle&quot;:&quot;&quot;,&quot;non-dropping-particle&quot;:&quot;&quot;},{&quot;family&quot;:&quot;Chang&quot;,&quot;given&quot;:&quot;Yi&quot;,&quot;parse-names&quot;:false,&quot;dropping-particle&quot;:&quot;&quot;,&quot;non-dropping-particle&quot;:&quot;&quot;},{&quot;family&quot;:&quot;Tang&quot;,&quot;given&quot;:&quot;Jiliang&quot;,&quot;parse-names&quot;:false,&quot;dropping-particle&quot;:&quot;&quot;,&quot;non-dropping-particle&quot;:&quot;&quot;}],&quot;container-title&quot;:&quot;arXiv&quot;,&quot;URL&quot;:&quot;http://arxiv.org/abs/2402.16893&quot;,&quot;issued&quot;:{&quot;date-parts&quot;:[[2024,2,23]]},&quot;abstract&quot;:&quot;Retrieval-augmented generation (RAG) is a powerful technique to facilitate language model with proprietary and private data, where data privacy is a pivotal concern. Whereas extensive research has demonstrated the privacy risks of large language models (LLMs), the RAG technique could potentially reshape the inherent behaviors of LLM generation, posing new privacy issues that are currently under-explored. In this work, we conduct extensive empirical studies with novel attack methods, which demonstrate the vulnerability of RAG systems on leaking the private retrieval database. Despite the new risk brought by RAG on the retrieval data, we further reveal that RAG can mitigate the leakage of the LLMs' training data. Overall, we provide new insights in this paper for privacy protection of retrieval-augmented LLMs, which benefit both LLMs and RAG systems builders. Our code is available at https://github.com/phycholosogy/RAG-privacy.&quot;,&quot;container-title-short&quot;:&quot;ArXiv&quot;},&quot;isTemporary&quot;:false,&quot;suppress-author&quot;:false,&quot;composite&quot;:false,&quot;author-only&quot;:false}]},{&quot;citationID&quot;:&quot;MENDELEY_CITATION_7799da6f-e7d8-4f9b-ba8e-8d029c12ebd4&quot;,&quot;properties&quot;:{&quot;noteIndex&quot;:0},&quot;isEdited&quot;:false,&quot;manualOverride&quot;:{&quot;isManuallyOverridden&quot;:false,&quot;citeprocText&quot;:&quot;(Zeng et al., 2024)&quot;,&quot;manualOverrideText&quot;:&quot;&quot;},&quot;citationTag&quot;:&quot;MENDELEY_CITATION_v3_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&quot;,&quot;citationItems&quot;:[{&quot;id&quot;:&quot;62e1ad6f-03c1-365b-a5d1-7d9ce4fb7daf&quot;,&quot;itemData&quot;:{&quot;type&quot;:&quot;article-journal&quot;,&quot;id&quot;:&quot;62e1ad6f-03c1-365b-a5d1-7d9ce4fb7daf&quot;,&quot;title&quot;:&quot;The Good and The Bad: Exploring Privacy Issues in Retrieval-Augmented Generation (RAG)&quot;,&quot;author&quot;:[{&quot;family&quot;:&quot;Zeng&quot;,&quot;given&quot;:&quot;Shenglai&quot;,&quot;parse-names&quot;:false,&quot;dropping-particle&quot;:&quot;&quot;,&quot;non-dropping-particle&quot;:&quot;&quot;},{&quot;family&quot;:&quot;Zhang&quot;,&quot;given&quot;:&quot;Jiankun&quot;,&quot;parse-names&quot;:false,&quot;dropping-particle&quot;:&quot;&quot;,&quot;non-dropping-particle&quot;:&quot;&quot;},{&quot;family&quot;:&quot;He&quot;,&quot;given&quot;:&quot;Pengfei&quot;,&quot;parse-names&quot;:false,&quot;dropping-particle&quot;:&quot;&quot;,&quot;non-dropping-particle&quot;:&quot;&quot;},{&quot;family&quot;:&quot;Xing&quot;,&quot;given&quot;:&quot;Yue&quot;,&quot;parse-names&quot;:false,&quot;dropping-particle&quot;:&quot;&quot;,&quot;non-dropping-particle&quot;:&quot;&quot;},{&quot;family&quot;:&quot;Liu&quot;,&quot;given&quot;:&quot;Yiding&quot;,&quot;parse-names&quot;:false,&quot;dropping-particle&quot;:&quot;&quot;,&quot;non-dropping-particle&quot;:&quot;&quot;},{&quot;family&quot;:&quot;Xu&quot;,&quot;given&quot;:&quot;Han&quot;,&quot;parse-names&quot;:false,&quot;dropping-particle&quot;:&quot;&quot;,&quot;non-dropping-particle&quot;:&quot;&quot;},{&quot;family&quot;:&quot;Ren&quot;,&quot;given&quot;:&quot;Jie&quot;,&quot;parse-names&quot;:false,&quot;dropping-particle&quot;:&quot;&quot;,&quot;non-dropping-particle&quot;:&quot;&quot;},{&quot;family&quot;:&quot;Wang&quot;,&quot;given&quot;:&quot;Shuaiqiang&quot;,&quot;parse-names&quot;:false,&quot;dropping-particle&quot;:&quot;&quot;,&quot;non-dropping-particle&quot;:&quot;&quot;},{&quot;family&quot;:&quot;Yin&quot;,&quot;given&quot;:&quot;Dawei&quot;,&quot;parse-names&quot;:false,&quot;dropping-particle&quot;:&quot;&quot;,&quot;non-dropping-particle&quot;:&quot;&quot;},{&quot;family&quot;:&quot;Chang&quot;,&quot;given&quot;:&quot;Yi&quot;,&quot;parse-names&quot;:false,&quot;dropping-particle&quot;:&quot;&quot;,&quot;non-dropping-particle&quot;:&quot;&quot;},{&quot;family&quot;:&quot;Tang&quot;,&quot;given&quot;:&quot;Jiliang&quot;,&quot;parse-names&quot;:false,&quot;dropping-particle&quot;:&quot;&quot;,&quot;non-dropping-particle&quot;:&quot;&quot;}],&quot;container-title&quot;:&quot;arXiv&quot;,&quot;URL&quot;:&quot;http://arxiv.org/abs/2402.16893&quot;,&quot;issued&quot;:{&quot;date-parts&quot;:[[2024,2,23]]},&quot;abstract&quot;:&quot;Retrieval-augmented generation (RAG) is a powerful technique to facilitate language model with proprietary and private data, where data privacy is a pivotal concern. Whereas extensive research has demonstrated the privacy risks of large language models (LLMs), the RAG technique could potentially reshape the inherent behaviors of LLM generation, posing new privacy issues that are currently under-explored. In this work, we conduct extensive empirical studies with novel attack methods, which demonstrate the vulnerability of RAG systems on leaking the private retrieval database. Despite the new risk brought by RAG on the retrieval data, we further reveal that RAG can mitigate the leakage of the LLMs' training data. Overall, we provide new insights in this paper for privacy protection of retrieval-augmented LLMs, which benefit both LLMs and RAG systems builders. Our code is available at https://github.com/phycholosogy/RAG-privacy.&quot;,&quot;container-title-short&quot;:&quot;ArXiv&quot;},&quot;isTemporary&quot;:false,&quot;suppress-author&quot;:false,&quot;composite&quot;:false,&quot;author-only&quot;:false}]},{&quot;citationID&quot;:&quot;MENDELEY_CITATION_dab5a274-d91f-49b1-b7d1-c3c8c29f7ffa&quot;,&quot;properties&quot;:{&quot;noteIndex&quot;:0},&quot;isEdited&quot;:false,&quot;manualOverride&quot;:{&quot;isManuallyOverridden&quot;:false,&quot;citeprocText&quot;:&quot;(Zeng et al., 2024)&quot;,&quot;manualOverrideText&quot;:&quot;&quot;},&quot;citationTag&quot;:&quot;MENDELEY_CITATION_v3_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&quot;,&quot;citationItems&quot;:[{&quot;id&quot;:&quot;62e1ad6f-03c1-365b-a5d1-7d9ce4fb7daf&quot;,&quot;itemData&quot;:{&quot;type&quot;:&quot;article-journal&quot;,&quot;id&quot;:&quot;62e1ad6f-03c1-365b-a5d1-7d9ce4fb7daf&quot;,&quot;title&quot;:&quot;The Good and The Bad: Exploring Privacy Issues in Retrieval-Augmented Generation (RAG)&quot;,&quot;author&quot;:[{&quot;family&quot;:&quot;Zeng&quot;,&quot;given&quot;:&quot;Shenglai&quot;,&quot;parse-names&quot;:false,&quot;dropping-particle&quot;:&quot;&quot;,&quot;non-dropping-particle&quot;:&quot;&quot;},{&quot;family&quot;:&quot;Zhang&quot;,&quot;given&quot;:&quot;Jiankun&quot;,&quot;parse-names&quot;:false,&quot;dropping-particle&quot;:&quot;&quot;,&quot;non-dropping-particle&quot;:&quot;&quot;},{&quot;family&quot;:&quot;He&quot;,&quot;given&quot;:&quot;Pengfei&quot;,&quot;parse-names&quot;:false,&quot;dropping-particle&quot;:&quot;&quot;,&quot;non-dropping-particle&quot;:&quot;&quot;},{&quot;family&quot;:&quot;Xing&quot;,&quot;given&quot;:&quot;Yue&quot;,&quot;parse-names&quot;:false,&quot;dropping-particle&quot;:&quot;&quot;,&quot;non-dropping-particle&quot;:&quot;&quot;},{&quot;family&quot;:&quot;Liu&quot;,&quot;given&quot;:&quot;Yiding&quot;,&quot;parse-names&quot;:false,&quot;dropping-particle&quot;:&quot;&quot;,&quot;non-dropping-particle&quot;:&quot;&quot;},{&quot;family&quot;:&quot;Xu&quot;,&quot;given&quot;:&quot;Han&quot;,&quot;parse-names&quot;:false,&quot;dropping-particle&quot;:&quot;&quot;,&quot;non-dropping-particle&quot;:&quot;&quot;},{&quot;family&quot;:&quot;Ren&quot;,&quot;given&quot;:&quot;Jie&quot;,&quot;parse-names&quot;:false,&quot;dropping-particle&quot;:&quot;&quot;,&quot;non-dropping-particle&quot;:&quot;&quot;},{&quot;family&quot;:&quot;Wang&quot;,&quot;given&quot;:&quot;Shuaiqiang&quot;,&quot;parse-names&quot;:false,&quot;dropping-particle&quot;:&quot;&quot;,&quot;non-dropping-particle&quot;:&quot;&quot;},{&quot;family&quot;:&quot;Yin&quot;,&quot;given&quot;:&quot;Dawei&quot;,&quot;parse-names&quot;:false,&quot;dropping-particle&quot;:&quot;&quot;,&quot;non-dropping-particle&quot;:&quot;&quot;},{&quot;family&quot;:&quot;Chang&quot;,&quot;given&quot;:&quot;Yi&quot;,&quot;parse-names&quot;:false,&quot;dropping-particle&quot;:&quot;&quot;,&quot;non-dropping-particle&quot;:&quot;&quot;},{&quot;family&quot;:&quot;Tang&quot;,&quot;given&quot;:&quot;Jiliang&quot;,&quot;parse-names&quot;:false,&quot;dropping-particle&quot;:&quot;&quot;,&quot;non-dropping-particle&quot;:&quot;&quot;}],&quot;container-title&quot;:&quot;arXiv&quot;,&quot;URL&quot;:&quot;http://arxiv.org/abs/2402.16893&quot;,&quot;issued&quot;:{&quot;date-parts&quot;:[[2024,2,23]]},&quot;abstract&quot;:&quot;Retrieval-augmented generation (RAG) is a powerful technique to facilitate language model with proprietary and private data, where data privacy is a pivotal concern. Whereas extensive research has demonstrated the privacy risks of large language models (LLMs), the RAG technique could potentially reshape the inherent behaviors of LLM generation, posing new privacy issues that are currently under-explored. In this work, we conduct extensive empirical studies with novel attack methods, which demonstrate the vulnerability of RAG systems on leaking the private retrieval database. Despite the new risk brought by RAG on the retrieval data, we further reveal that RAG can mitigate the leakage of the LLMs' training data. Overall, we provide new insights in this paper for privacy protection of retrieval-augmented LLMs, which benefit both LLMs and RAG systems builders. Our code is available at https://github.com/phycholosogy/RAG-privacy.&quot;,&quot;container-title-short&quot;:&quot;ArXiv&quot;},&quot;isTemporary&quot;:false,&quot;suppress-author&quot;:false,&quot;composite&quot;:false,&quot;author-only&quot;:false}]}]"/>
     <we:property name="MENDELEY_CITATIONS_STYLE" value="{&quot;id&quot;:&quot;https://www.zotero.org/styles/apa&quot;,&quot;title&quot;:&quot;APA Style 7th edition&quot;,&quot;format&quot;:&quot;author-date&quot;,&quot;defaultLocale&quot;:null,&quot;isLocaleCodeValid&quot;:true}"/>
   </we:properties>
   <we:bindings/>
